--- a/需要修改的内容.docx
+++ b/需要修改的内容.docx
@@ -1,6 +1,7 @@
 
 <file path=word/document.xml><?xml version="1.0" encoding="utf-8"?>
-<w:document xmlns:wpc="http://schemas.microsoft.com/office/word/2010/wordprocessingCanvas" xmlns:mc="http://schemas.openxmlformats.org/markup-compatibility/2006" xmlns:o="urn:schemas-microsoft-com:office:office" xmlns:r="http://schemas.openxmlformats.org/officeDocument/2006/relationships" xmlns:m="http://schemas.openxmlformats.org/officeDocument/2006/math" xmlns:v="urn:schemas-microsoft-com:vml" xmlns:wp14="http://schemas.microsoft.com/office/word/2010/wordprocessingDrawing" xmlns:wp="http://schemas.openxmlformats.org/drawingml/2006/wordprocessingDrawing" xmlns:w="http://schemas.openxmlformats.org/wordprocessingml/2006/main" xmlns:w14="http://schemas.microsoft.com/office/word/2010/wordml" xmlns:w10="urn:schemas-microsoft-com:office:word" xmlns:w15="http://schemas.microsoft.com/office/word/2012/wordml" xmlns:wpg="http://schemas.microsoft.com/office/word/2010/wordprocessingGroup" xmlns:wpi="http://schemas.microsoft.com/office/word/2010/wordprocessingInk" xmlns:wne="http://schemas.microsoft.com/office/word/2006/wordml" xmlns:wps="http://schemas.microsoft.com/office/word/2010/wordprocessingShape" xmlns:wpsCustomData="http://www.wps.cn/officeDocument/2013/wpsCustomData" mc:Ignorable="w14 w15 wp14">
+<w:document xmlns:wpc="http://schemas.microsoft.com/office/word/2010/wordprocessingCanvas" xmlns:mc="http://schemas.openxmlformats.org/markup-compatibility/2006" xmlns:o="urn:schemas-microsoft-com:office:office" xmlns:r="http://schemas.openxmlformats.org/officeDocument/2006/relationships" xmlns:m="http://schemas.openxmlformats.org/officeDocument/2006/math" xmlns:v="urn:schemas-microsoft-com:vml" xmlns:wp14="http://schemas.microsoft.com/office/word/2010/wordprocessingDrawing" xmlns:wp="http://schemas.openxmlformats.org/drawingml/2006/wordprocessingDrawing" xmlns:w10="urn:schemas-microsoft-com:office:word" xmlns:w="http://schemas.openxmlformats.org/wordprocessingml/2006/main" xmlns:w14="http://schemas.microsoft.com/office/word/2010/wordml" xmlns:w15="http://schemas.microsoft.com/office/word/2012/wordml" xmlns:wne="http://schemas.microsoft.com/office/word/2006/wordml" xmlns:wpg="http://schemas.microsoft.com/office/word/2010/wordprocessingGroup" xmlns:wpi="http://schemas.microsoft.com/office/word/2010/wordprocessingInk" xmlns:wps="http://schemas.microsoft.com/office/word/2010/wordprocessingShape" mc:Ignorable="w14 w15 wp14">
+  <!-- Generated by Aspose.Words for .NET 13.3.0.1 -->
   <w:body>
     <w:p>
       <w:pPr>
@@ -9,7 +10,7 @@
           <w:numId w:val="1"/>
         </w:numPr>
         <w:rPr>
-          <w:rFonts w:hint="default" w:eastAsia="宋体"/>
+          <w:rFonts w:eastAsia="宋体" w:hint="default"/>
           <w:lang w:val="en-US" w:eastAsia="zh-CN"/>
         </w:rPr>
       </w:pPr>
@@ -35,7 +36,7 @@
           <w:numId w:val="1"/>
         </w:numPr>
         <w:rPr>
-          <w:rFonts w:hint="default" w:eastAsia="宋体"/>
+          <w:rFonts w:eastAsia="宋体" w:hint="default"/>
           <w:lang w:val="en-US" w:eastAsia="zh-CN"/>
         </w:rPr>
       </w:pPr>
@@ -106,13 +107,13 @@
     </w:p>
     <w:p>
       <w:pPr>
-        <w:pStyle w:val="6"/>
+        <w:pStyle w:val="a"/>
         <w:numPr>
           <w:ilvl w:val="0"/>
           <w:numId w:val="1"/>
         </w:numPr>
         <w:bidi w:val="0"/>
-        <w:ind w:left="0" w:leftChars="0" w:firstLine="480" w:firstLineChars="200"/>
+        <w:ind w:left="0" w:firstLine="480" w:leftChars="0" w:firstLineChars="200"/>
         <w:jc w:val="left"/>
         <w:rPr>
           <w:rFonts w:hint="default"/>
@@ -180,13 +181,13 @@
     </w:p>
     <w:p>
       <w:pPr>
-        <w:pStyle w:val="6"/>
+        <w:pStyle w:val="a"/>
         <w:numPr>
           <w:ilvl w:val="0"/>
           <w:numId w:val="1"/>
         </w:numPr>
         <w:bidi w:val="0"/>
-        <w:ind w:left="0" w:leftChars="0" w:firstLine="480" w:firstLineChars="200"/>
+        <w:ind w:left="0" w:firstLine="480" w:leftChars="0" w:firstLineChars="200"/>
         <w:jc w:val="left"/>
         <w:rPr>
           <w:rFonts w:hint="default"/>
@@ -203,18 +204,17 @@
     </w:p>
     <w:tbl>
       <w:tblPr>
-        <w:tblStyle w:val="4"/>
+        <w:tblStyle w:val="TableNormal"/>
         <w:tblW w:w="8522" w:type="dxa"/>
         <w:jc w:val="center"/>
         <w:tblBorders>
-          <w:top w:val="none" w:color="auto" w:sz="0" w:space="0"/>
-          <w:left w:val="none" w:color="auto" w:sz="0" w:space="0"/>
-          <w:bottom w:val="none" w:color="auto" w:sz="0" w:space="0"/>
-          <w:right w:val="none" w:color="auto" w:sz="0" w:space="0"/>
-          <w:insideH w:val="none" w:color="auto" w:sz="0" w:space="0"/>
-          <w:insideV w:val="none" w:color="auto" w:sz="0" w:space="0"/>
+          <w:top w:val="nil"/>
+          <w:left w:val="nil"/>
+          <w:bottom w:val="nil"/>
+          <w:right w:val="nil"/>
+          <w:insideH w:val="nil"/>
+          <w:insideV w:val="nil"/>
         </w:tblBorders>
-        <w:tblLayout w:type="autofit"/>
         <w:tblCellMar>
           <w:top w:w="0" w:type="dxa"/>
           <w:left w:w="10" w:type="dxa"/>
@@ -232,13 +232,15 @@
       </w:tblGrid>
       <w:tr>
         <w:tblPrEx>
+          <w:tblW w:w="8522" w:type="dxa"/>
+          <w:jc w:val="center"/>
           <w:tblBorders>
-            <w:top w:val="none" w:color="auto" w:sz="0" w:space="0"/>
-            <w:left w:val="none" w:color="auto" w:sz="0" w:space="0"/>
-            <w:bottom w:val="none" w:color="auto" w:sz="0" w:space="0"/>
-            <w:right w:val="none" w:color="auto" w:sz="0" w:space="0"/>
-            <w:insideH w:val="none" w:color="auto" w:sz="0" w:space="0"/>
-            <w:insideV w:val="none" w:color="auto" w:sz="0" w:space="0"/>
+            <w:top w:val="nil"/>
+            <w:left w:val="nil"/>
+            <w:bottom w:val="nil"/>
+            <w:right w:val="nil"/>
+            <w:insideH w:val="nil"/>
+            <w:insideV w:val="nil"/>
           </w:tblBorders>
           <w:tblCellMar>
             <w:top w:w="0" w:type="dxa"/>
@@ -248,7 +250,7 @@
           </w:tblCellMar>
         </w:tblPrEx>
         <w:trPr>
-          <w:trHeight w:val="0" w:hRule="atLeast"/>
+          <w:trHeight w:val="0"/>
           <w:tblHeader/>
           <w:jc w:val="center"/>
         </w:trPr>
@@ -256,8 +258,8 @@
           <w:tcPr>
             <w:tcW w:w="1780" w:type="dxa"/>
             <w:tcBorders>
-              <w:top w:val="single" w:color="auto" w:sz="12" w:space="0"/>
-              <w:left w:val="single" w:color="auto" w:sz="12" w:space="0"/>
+              <w:top w:val="single" w:sz="12" w:space="0" w:color="auto"/>
+              <w:left w:val="single" w:sz="12" w:space="0" w:color="auto"/>
               <w:bottom w:val="nil"/>
               <w:right w:val="nil"/>
             </w:tcBorders>
@@ -271,11 +273,11 @@
           </w:tcPr>
           <w:p>
             <w:pPr>
-              <w:pStyle w:val="7"/>
-              <w:bidi w:val="0"/>
-              <w:snapToGrid w:val="0"/>
-              <w:spacing w:line="240" w:lineRule="auto"/>
-              <w:ind w:left="0" w:leftChars="0" w:right="0" w:rightChars="0" w:firstLine="0" w:firstLineChars="0"/>
+              <w:pStyle w:val="a0"/>
+              <w:bidi w:val="0"/>
+              <w:snapToGrid w:val="0"/>
+              <w:spacing w:line="240" w:lineRule="auto"/>
+              <w:ind w:left="0" w:right="0" w:firstLine="0" w:leftChars="0" w:rightChars="0" w:firstLineChars="0"/>
               <w:jc w:val="center"/>
               <w:rPr>
                 <w:b/>
@@ -293,8 +295,8 @@
           <w:tcPr>
             <w:tcW w:w="1444" w:type="dxa"/>
             <w:tcBorders>
-              <w:top w:val="single" w:color="auto" w:sz="12" w:space="0"/>
-              <w:left w:val="single" w:color="auto" w:sz="4" w:space="0"/>
+              <w:top w:val="single" w:sz="12" w:space="0" w:color="auto"/>
+              <w:left w:val="single" w:sz="4" w:space="0" w:color="auto"/>
               <w:bottom w:val="nil"/>
               <w:right w:val="nil"/>
             </w:tcBorders>
@@ -308,11 +310,11 @@
           </w:tcPr>
           <w:p>
             <w:pPr>
-              <w:pStyle w:val="7"/>
-              <w:bidi w:val="0"/>
-              <w:snapToGrid w:val="0"/>
-              <w:spacing w:line="240" w:lineRule="auto"/>
-              <w:ind w:left="0" w:leftChars="0" w:right="0" w:rightChars="0" w:firstLine="0" w:firstLineChars="0"/>
+              <w:pStyle w:val="a0"/>
+              <w:bidi w:val="0"/>
+              <w:snapToGrid w:val="0"/>
+              <w:spacing w:line="240" w:lineRule="auto"/>
+              <w:ind w:left="0" w:right="0" w:firstLine="0" w:leftChars="0" w:rightChars="0" w:firstLineChars="0"/>
               <w:jc w:val="center"/>
               <w:rPr>
                 <w:b/>
@@ -330,8 +332,8 @@
           <w:tcPr>
             <w:tcW w:w="1204" w:type="dxa"/>
             <w:tcBorders>
-              <w:top w:val="single" w:color="auto" w:sz="12" w:space="0"/>
-              <w:left w:val="single" w:color="auto" w:sz="4" w:space="0"/>
+              <w:top w:val="single" w:sz="12" w:space="0" w:color="auto"/>
+              <w:left w:val="single" w:sz="4" w:space="0" w:color="auto"/>
               <w:bottom w:val="nil"/>
               <w:right w:val="nil"/>
             </w:tcBorders>
@@ -345,11 +347,11 @@
           </w:tcPr>
           <w:p>
             <w:pPr>
-              <w:pStyle w:val="7"/>
-              <w:bidi w:val="0"/>
-              <w:snapToGrid w:val="0"/>
-              <w:spacing w:line="240" w:lineRule="auto"/>
-              <w:ind w:left="0" w:leftChars="0" w:right="0" w:rightChars="0" w:firstLine="0" w:firstLineChars="0"/>
+              <w:pStyle w:val="a0"/>
+              <w:bidi w:val="0"/>
+              <w:snapToGrid w:val="0"/>
+              <w:spacing w:line="240" w:lineRule="auto"/>
+              <w:ind w:left="0" w:right="0" w:firstLine="0" w:leftChars="0" w:rightChars="0" w:firstLineChars="0"/>
               <w:jc w:val="center"/>
               <w:rPr>
                 <w:b/>
@@ -367,8 +369,8 @@
           <w:tcPr>
             <w:tcW w:w="1204" w:type="dxa"/>
             <w:tcBorders>
-              <w:top w:val="single" w:color="auto" w:sz="12" w:space="0"/>
-              <w:left w:val="single" w:color="auto" w:sz="4" w:space="0"/>
+              <w:top w:val="single" w:sz="12" w:space="0" w:color="auto"/>
+              <w:left w:val="single" w:sz="4" w:space="0" w:color="auto"/>
               <w:bottom w:val="nil"/>
               <w:right w:val="nil"/>
             </w:tcBorders>
@@ -382,11 +384,11 @@
           </w:tcPr>
           <w:p>
             <w:pPr>
-              <w:pStyle w:val="7"/>
-              <w:bidi w:val="0"/>
-              <w:snapToGrid w:val="0"/>
-              <w:spacing w:line="240" w:lineRule="auto"/>
-              <w:ind w:left="0" w:leftChars="0" w:right="0" w:rightChars="0" w:firstLine="0" w:firstLineChars="0"/>
+              <w:pStyle w:val="a0"/>
+              <w:bidi w:val="0"/>
+              <w:snapToGrid w:val="0"/>
+              <w:spacing w:line="240" w:lineRule="auto"/>
+              <w:ind w:left="0" w:right="0" w:firstLine="0" w:leftChars="0" w:rightChars="0" w:firstLineChars="0"/>
               <w:jc w:val="center"/>
               <w:rPr>
                 <w:b/>
@@ -404,8 +406,8 @@
           <w:tcPr>
             <w:tcW w:w="1685" w:type="dxa"/>
             <w:tcBorders>
-              <w:top w:val="single" w:color="auto" w:sz="12" w:space="0"/>
-              <w:left w:val="single" w:color="auto" w:sz="4" w:space="0"/>
+              <w:top w:val="single" w:sz="12" w:space="0" w:color="auto"/>
+              <w:left w:val="single" w:sz="4" w:space="0" w:color="auto"/>
               <w:bottom w:val="nil"/>
               <w:right w:val="nil"/>
             </w:tcBorders>
@@ -419,11 +421,11 @@
           </w:tcPr>
           <w:p>
             <w:pPr>
-              <w:pStyle w:val="7"/>
-              <w:bidi w:val="0"/>
-              <w:snapToGrid w:val="0"/>
-              <w:spacing w:line="240" w:lineRule="auto"/>
-              <w:ind w:left="0" w:leftChars="0" w:right="0" w:rightChars="0" w:firstLine="0" w:firstLineChars="0"/>
+              <w:pStyle w:val="a0"/>
+              <w:bidi w:val="0"/>
+              <w:snapToGrid w:val="0"/>
+              <w:spacing w:line="240" w:lineRule="auto"/>
+              <w:ind w:left="0" w:right="0" w:firstLine="0" w:leftChars="0" w:rightChars="0" w:firstLineChars="0"/>
               <w:jc w:val="center"/>
               <w:rPr>
                 <w:b/>
@@ -441,10 +443,10 @@
           <w:tcPr>
             <w:tcW w:w="1204" w:type="dxa"/>
             <w:tcBorders>
-              <w:top w:val="single" w:color="auto" w:sz="12" w:space="0"/>
-              <w:left w:val="single" w:color="auto" w:sz="4" w:space="0"/>
-              <w:bottom w:val="nil"/>
-              <w:right w:val="single" w:color="auto" w:sz="12" w:space="0"/>
+              <w:top w:val="single" w:sz="12" w:space="0" w:color="auto"/>
+              <w:left w:val="single" w:sz="4" w:space="0" w:color="auto"/>
+              <w:bottom w:val="nil"/>
+              <w:right w:val="single" w:sz="12" w:space="0" w:color="auto"/>
             </w:tcBorders>
             <w:tcMar>
               <w:top w:w="60" w:type="dxa"/>
@@ -456,11 +458,11 @@
           </w:tcPr>
           <w:p>
             <w:pPr>
-              <w:pStyle w:val="7"/>
-              <w:bidi w:val="0"/>
-              <w:snapToGrid w:val="0"/>
-              <w:spacing w:line="240" w:lineRule="auto"/>
-              <w:ind w:left="0" w:leftChars="0" w:right="0" w:rightChars="0" w:firstLine="0" w:firstLineChars="0"/>
+              <w:pStyle w:val="a0"/>
+              <w:bidi w:val="0"/>
+              <w:snapToGrid w:val="0"/>
+              <w:spacing w:line="240" w:lineRule="auto"/>
+              <w:ind w:left="0" w:right="0" w:firstLine="0" w:leftChars="0" w:rightChars="0" w:firstLineChars="0"/>
               <w:jc w:val="center"/>
               <w:rPr>
                 <w:b/>
@@ -477,14 +479,8 @@
       </w:tr>
       <w:tr>
         <w:tblPrEx>
-          <w:tblBorders>
-            <w:top w:val="none" w:color="auto" w:sz="0" w:space="0"/>
-            <w:left w:val="none" w:color="auto" w:sz="0" w:space="0"/>
-            <w:bottom w:val="none" w:color="auto" w:sz="0" w:space="0"/>
-            <w:right w:val="none" w:color="auto" w:sz="0" w:space="0"/>
-            <w:insideH w:val="none" w:color="auto" w:sz="0" w:space="0"/>
-            <w:insideV w:val="none" w:color="auto" w:sz="0" w:space="0"/>
-          </w:tblBorders>
+          <w:tblW w:w="8522" w:type="dxa"/>
+          <w:jc w:val="center"/>
           <w:tblCellMar>
             <w:top w:w="0" w:type="dxa"/>
             <w:left w:w="10" w:type="dxa"/>
@@ -493,15 +489,15 @@
           </w:tblCellMar>
         </w:tblPrEx>
         <w:trPr>
-          <w:trHeight w:val="0" w:hRule="atLeast"/>
+          <w:trHeight w:val="0"/>
           <w:jc w:val="center"/>
         </w:trPr>
         <w:tc>
           <w:tcPr>
             <w:tcW w:w="1780" w:type="dxa"/>
             <w:tcBorders>
-              <w:top w:val="single" w:color="auto" w:sz="4" w:space="0"/>
-              <w:left w:val="single" w:color="auto" w:sz="12" w:space="0"/>
+              <w:top w:val="single" w:sz="4" w:space="0" w:color="auto"/>
+              <w:left w:val="single" w:sz="12" w:space="0" w:color="auto"/>
               <w:bottom w:val="nil"/>
               <w:right w:val="nil"/>
             </w:tcBorders>
@@ -515,11 +511,11 @@
           </w:tcPr>
           <w:p>
             <w:pPr>
-              <w:pStyle w:val="7"/>
-              <w:bidi w:val="0"/>
-              <w:snapToGrid w:val="0"/>
-              <w:spacing w:line="240" w:lineRule="auto"/>
-              <w:ind w:left="0" w:leftChars="0" w:right="0" w:rightChars="0" w:firstLine="0" w:firstLineChars="0"/>
+              <w:pStyle w:val="a0"/>
+              <w:bidi w:val="0"/>
+              <w:snapToGrid w:val="0"/>
+              <w:spacing w:line="240" w:lineRule="auto"/>
+              <w:ind w:left="0" w:right="0" w:firstLine="0" w:leftChars="0" w:rightChars="0" w:firstLineChars="0"/>
               <w:jc w:val="center"/>
             </w:pPr>
             <w:r>
@@ -531,8 +527,8 @@
           <w:tcPr>
             <w:tcW w:w="1444" w:type="dxa"/>
             <w:tcBorders>
-              <w:top w:val="single" w:color="auto" w:sz="4" w:space="0"/>
-              <w:left w:val="single" w:color="auto" w:sz="4" w:space="0"/>
+              <w:top w:val="single" w:sz="4" w:space="0" w:color="auto"/>
+              <w:left w:val="single" w:sz="4" w:space="0" w:color="auto"/>
               <w:bottom w:val="nil"/>
               <w:right w:val="nil"/>
             </w:tcBorders>
@@ -546,11 +542,11 @@
           </w:tcPr>
           <w:p>
             <w:pPr>
-              <w:pStyle w:val="7"/>
-              <w:bidi w:val="0"/>
-              <w:snapToGrid w:val="0"/>
-              <w:spacing w:line="240" w:lineRule="auto"/>
-              <w:ind w:left="0" w:leftChars="0" w:right="0" w:rightChars="0" w:firstLine="0" w:firstLineChars="0"/>
+              <w:pStyle w:val="a0"/>
+              <w:bidi w:val="0"/>
+              <w:snapToGrid w:val="0"/>
+              <w:spacing w:line="240" w:lineRule="auto"/>
+              <w:ind w:left="0" w:right="0" w:firstLine="0" w:leftChars="0" w:rightChars="0" w:firstLineChars="0"/>
               <w:jc w:val="center"/>
             </w:pPr>
             <w:r>
@@ -562,8 +558,8 @@
           <w:tcPr>
             <w:tcW w:w="1204" w:type="dxa"/>
             <w:tcBorders>
-              <w:top w:val="single" w:color="auto" w:sz="4" w:space="0"/>
-              <w:left w:val="single" w:color="auto" w:sz="4" w:space="0"/>
+              <w:top w:val="single" w:sz="4" w:space="0" w:color="auto"/>
+              <w:left w:val="single" w:sz="4" w:space="0" w:color="auto"/>
               <w:bottom w:val="nil"/>
               <w:right w:val="nil"/>
             </w:tcBorders>
@@ -577,11 +573,11 @@
           </w:tcPr>
           <w:p>
             <w:pPr>
-              <w:pStyle w:val="7"/>
-              <w:bidi w:val="0"/>
-              <w:snapToGrid w:val="0"/>
-              <w:spacing w:line="240" w:lineRule="auto"/>
-              <w:ind w:left="0" w:leftChars="0" w:right="0" w:rightChars="0" w:firstLine="0" w:firstLineChars="0"/>
+              <w:pStyle w:val="a0"/>
+              <w:bidi w:val="0"/>
+              <w:snapToGrid w:val="0"/>
+              <w:spacing w:line="240" w:lineRule="auto"/>
+              <w:ind w:left="0" w:right="0" w:firstLine="0" w:leftChars="0" w:rightChars="0" w:firstLineChars="0"/>
               <w:jc w:val="center"/>
             </w:pPr>
             <w:r>
@@ -593,8 +589,8 @@
           <w:tcPr>
             <w:tcW w:w="1204" w:type="dxa"/>
             <w:tcBorders>
-              <w:top w:val="single" w:color="auto" w:sz="4" w:space="0"/>
-              <w:left w:val="single" w:color="auto" w:sz="4" w:space="0"/>
+              <w:top w:val="single" w:sz="4" w:space="0" w:color="auto"/>
+              <w:left w:val="single" w:sz="4" w:space="0" w:color="auto"/>
               <w:bottom w:val="nil"/>
               <w:right w:val="nil"/>
             </w:tcBorders>
@@ -608,11 +604,11 @@
           </w:tcPr>
           <w:p>
             <w:pPr>
-              <w:pStyle w:val="7"/>
-              <w:bidi w:val="0"/>
-              <w:snapToGrid w:val="0"/>
-              <w:spacing w:line="240" w:lineRule="auto"/>
-              <w:ind w:left="0" w:leftChars="0" w:right="0" w:rightChars="0" w:firstLine="0" w:firstLineChars="0"/>
+              <w:pStyle w:val="a0"/>
+              <w:bidi w:val="0"/>
+              <w:snapToGrid w:val="0"/>
+              <w:spacing w:line="240" w:lineRule="auto"/>
+              <w:ind w:left="0" w:right="0" w:firstLine="0" w:leftChars="0" w:rightChars="0" w:firstLineChars="0"/>
               <w:jc w:val="center"/>
             </w:pPr>
             <w:r>
@@ -624,8 +620,8 @@
           <w:tcPr>
             <w:tcW w:w="1685" w:type="dxa"/>
             <w:tcBorders>
-              <w:top w:val="single" w:color="auto" w:sz="4" w:space="0"/>
-              <w:left w:val="single" w:color="auto" w:sz="4" w:space="0"/>
+              <w:top w:val="single" w:sz="4" w:space="0" w:color="auto"/>
+              <w:left w:val="single" w:sz="4" w:space="0" w:color="auto"/>
               <w:bottom w:val="nil"/>
               <w:right w:val="nil"/>
             </w:tcBorders>
@@ -639,11 +635,11 @@
           </w:tcPr>
           <w:p>
             <w:pPr>
-              <w:pStyle w:val="7"/>
-              <w:bidi w:val="0"/>
-              <w:snapToGrid w:val="0"/>
-              <w:spacing w:line="240" w:lineRule="auto"/>
-              <w:ind w:left="0" w:leftChars="0" w:right="0" w:rightChars="0" w:firstLine="0" w:firstLineChars="0"/>
+              <w:pStyle w:val="a0"/>
+              <w:bidi w:val="0"/>
+              <w:snapToGrid w:val="0"/>
+              <w:spacing w:line="240" w:lineRule="auto"/>
+              <w:ind w:left="0" w:right="0" w:firstLine="0" w:leftChars="0" w:rightChars="0" w:firstLineChars="0"/>
               <w:jc w:val="center"/>
             </w:pPr>
             <w:r>
@@ -655,10 +651,10 @@
           <w:tcPr>
             <w:tcW w:w="1204" w:type="dxa"/>
             <w:tcBorders>
-              <w:top w:val="single" w:color="auto" w:sz="4" w:space="0"/>
-              <w:left w:val="single" w:color="auto" w:sz="4" w:space="0"/>
-              <w:bottom w:val="nil"/>
-              <w:right w:val="single" w:color="auto" w:sz="12" w:space="0"/>
+              <w:top w:val="single" w:sz="4" w:space="0" w:color="auto"/>
+              <w:left w:val="single" w:sz="4" w:space="0" w:color="auto"/>
+              <w:bottom w:val="nil"/>
+              <w:right w:val="single" w:sz="12" w:space="0" w:color="auto"/>
             </w:tcBorders>
             <w:tcMar>
               <w:top w:w="60" w:type="dxa"/>
@@ -670,11 +666,11 @@
           </w:tcPr>
           <w:p>
             <w:pPr>
-              <w:pStyle w:val="7"/>
-              <w:bidi w:val="0"/>
-              <w:snapToGrid w:val="0"/>
-              <w:spacing w:line="240" w:lineRule="auto"/>
-              <w:ind w:left="0" w:leftChars="0" w:right="0" w:rightChars="0" w:firstLine="0" w:firstLineChars="0"/>
+              <w:pStyle w:val="a0"/>
+              <w:bidi w:val="0"/>
+              <w:snapToGrid w:val="0"/>
+              <w:spacing w:line="240" w:lineRule="auto"/>
+              <w:ind w:left="0" w:right="0" w:firstLine="0" w:leftChars="0" w:rightChars="0" w:firstLineChars="0"/>
               <w:jc w:val="center"/>
             </w:pPr>
             <w:r>
@@ -685,14 +681,8 @@
       </w:tr>
       <w:tr>
         <w:tblPrEx>
-          <w:tblBorders>
-            <w:top w:val="none" w:color="auto" w:sz="0" w:space="0"/>
-            <w:left w:val="none" w:color="auto" w:sz="0" w:space="0"/>
-            <w:bottom w:val="none" w:color="auto" w:sz="0" w:space="0"/>
-            <w:right w:val="none" w:color="auto" w:sz="0" w:space="0"/>
-            <w:insideH w:val="none" w:color="auto" w:sz="0" w:space="0"/>
-            <w:insideV w:val="none" w:color="auto" w:sz="0" w:space="0"/>
-          </w:tblBorders>
+          <w:tblW w:w="8522" w:type="dxa"/>
+          <w:jc w:val="center"/>
           <w:tblCellMar>
             <w:top w:w="0" w:type="dxa"/>
             <w:left w:w="10" w:type="dxa"/>
@@ -701,15 +691,15 @@
           </w:tblCellMar>
         </w:tblPrEx>
         <w:trPr>
-          <w:trHeight w:val="0" w:hRule="atLeast"/>
+          <w:trHeight w:val="0"/>
           <w:jc w:val="center"/>
         </w:trPr>
         <w:tc>
           <w:tcPr>
             <w:tcW w:w="1780" w:type="dxa"/>
             <w:tcBorders>
-              <w:top w:val="single" w:color="auto" w:sz="4" w:space="0"/>
-              <w:left w:val="single" w:color="auto" w:sz="12" w:space="0"/>
+              <w:top w:val="single" w:sz="4" w:space="0" w:color="auto"/>
+              <w:left w:val="single" w:sz="12" w:space="0" w:color="auto"/>
               <w:bottom w:val="nil"/>
               <w:right w:val="nil"/>
             </w:tcBorders>
@@ -723,11 +713,11 @@
           </w:tcPr>
           <w:p>
             <w:pPr>
-              <w:pStyle w:val="7"/>
-              <w:bidi w:val="0"/>
-              <w:snapToGrid w:val="0"/>
-              <w:spacing w:line="240" w:lineRule="auto"/>
-              <w:ind w:left="0" w:leftChars="0" w:right="0" w:rightChars="0" w:firstLine="0" w:firstLineChars="0"/>
+              <w:pStyle w:val="a0"/>
+              <w:bidi w:val="0"/>
+              <w:snapToGrid w:val="0"/>
+              <w:spacing w:line="240" w:lineRule="auto"/>
+              <w:ind w:left="0" w:right="0" w:firstLine="0" w:leftChars="0" w:rightChars="0" w:firstLineChars="0"/>
               <w:jc w:val="center"/>
             </w:pPr>
             <w:r>
@@ -739,8 +729,8 @@
           <w:tcPr>
             <w:tcW w:w="1444" w:type="dxa"/>
             <w:tcBorders>
-              <w:top w:val="single" w:color="auto" w:sz="4" w:space="0"/>
-              <w:left w:val="single" w:color="auto" w:sz="4" w:space="0"/>
+              <w:top w:val="single" w:sz="4" w:space="0" w:color="auto"/>
+              <w:left w:val="single" w:sz="4" w:space="0" w:color="auto"/>
               <w:bottom w:val="nil"/>
               <w:right w:val="nil"/>
             </w:tcBorders>
@@ -754,11 +744,11 @@
           </w:tcPr>
           <w:p>
             <w:pPr>
-              <w:pStyle w:val="7"/>
-              <w:bidi w:val="0"/>
-              <w:snapToGrid w:val="0"/>
-              <w:spacing w:line="240" w:lineRule="auto"/>
-              <w:ind w:left="0" w:leftChars="0" w:right="0" w:rightChars="0" w:firstLine="0" w:firstLineChars="0"/>
+              <w:pStyle w:val="a0"/>
+              <w:bidi w:val="0"/>
+              <w:snapToGrid w:val="0"/>
+              <w:spacing w:line="240" w:lineRule="auto"/>
+              <w:ind w:left="0" w:right="0" w:firstLine="0" w:leftChars="0" w:rightChars="0" w:firstLineChars="0"/>
               <w:jc w:val="center"/>
             </w:pPr>
             <w:r>
@@ -770,8 +760,8 @@
           <w:tcPr>
             <w:tcW w:w="1204" w:type="dxa"/>
             <w:tcBorders>
-              <w:top w:val="single" w:color="auto" w:sz="4" w:space="0"/>
-              <w:left w:val="single" w:color="auto" w:sz="4" w:space="0"/>
+              <w:top w:val="single" w:sz="4" w:space="0" w:color="auto"/>
+              <w:left w:val="single" w:sz="4" w:space="0" w:color="auto"/>
               <w:bottom w:val="nil"/>
               <w:right w:val="nil"/>
             </w:tcBorders>
@@ -785,11 +775,11 @@
           </w:tcPr>
           <w:p>
             <w:pPr>
-              <w:pStyle w:val="7"/>
-              <w:bidi w:val="0"/>
-              <w:snapToGrid w:val="0"/>
-              <w:spacing w:line="240" w:lineRule="auto"/>
-              <w:ind w:left="0" w:leftChars="0" w:right="0" w:rightChars="0" w:firstLine="0" w:firstLineChars="0"/>
+              <w:pStyle w:val="a0"/>
+              <w:bidi w:val="0"/>
+              <w:snapToGrid w:val="0"/>
+              <w:spacing w:line="240" w:lineRule="auto"/>
+              <w:ind w:left="0" w:right="0" w:firstLine="0" w:leftChars="0" w:rightChars="0" w:firstLineChars="0"/>
               <w:jc w:val="center"/>
             </w:pPr>
             <w:r>
@@ -801,8 +791,8 @@
           <w:tcPr>
             <w:tcW w:w="1204" w:type="dxa"/>
             <w:tcBorders>
-              <w:top w:val="single" w:color="auto" w:sz="4" w:space="0"/>
-              <w:left w:val="single" w:color="auto" w:sz="4" w:space="0"/>
+              <w:top w:val="single" w:sz="4" w:space="0" w:color="auto"/>
+              <w:left w:val="single" w:sz="4" w:space="0" w:color="auto"/>
               <w:bottom w:val="nil"/>
               <w:right w:val="nil"/>
             </w:tcBorders>
@@ -816,11 +806,11 @@
           </w:tcPr>
           <w:p>
             <w:pPr>
-              <w:pStyle w:val="7"/>
-              <w:bidi w:val="0"/>
-              <w:snapToGrid w:val="0"/>
-              <w:spacing w:line="240" w:lineRule="auto"/>
-              <w:ind w:left="0" w:leftChars="0" w:right="0" w:rightChars="0" w:firstLine="0" w:firstLineChars="0"/>
+              <w:pStyle w:val="a0"/>
+              <w:bidi w:val="0"/>
+              <w:snapToGrid w:val="0"/>
+              <w:spacing w:line="240" w:lineRule="auto"/>
+              <w:ind w:left="0" w:right="0" w:firstLine="0" w:leftChars="0" w:rightChars="0" w:firstLineChars="0"/>
               <w:jc w:val="center"/>
             </w:pPr>
             <w:r>
@@ -832,8 +822,8 @@
           <w:tcPr>
             <w:tcW w:w="1685" w:type="dxa"/>
             <w:tcBorders>
-              <w:top w:val="single" w:color="auto" w:sz="4" w:space="0"/>
-              <w:left w:val="single" w:color="auto" w:sz="4" w:space="0"/>
+              <w:top w:val="single" w:sz="4" w:space="0" w:color="auto"/>
+              <w:left w:val="single" w:sz="4" w:space="0" w:color="auto"/>
               <w:bottom w:val="nil"/>
               <w:right w:val="nil"/>
             </w:tcBorders>
@@ -847,11 +837,11 @@
           </w:tcPr>
           <w:p>
             <w:pPr>
-              <w:pStyle w:val="7"/>
-              <w:bidi w:val="0"/>
-              <w:snapToGrid w:val="0"/>
-              <w:spacing w:line="240" w:lineRule="auto"/>
-              <w:ind w:left="0" w:leftChars="0" w:right="0" w:rightChars="0" w:firstLine="0" w:firstLineChars="0"/>
+              <w:pStyle w:val="a0"/>
+              <w:bidi w:val="0"/>
+              <w:snapToGrid w:val="0"/>
+              <w:spacing w:line="240" w:lineRule="auto"/>
+              <w:ind w:left="0" w:right="0" w:firstLine="0" w:leftChars="0" w:rightChars="0" w:firstLineChars="0"/>
               <w:jc w:val="center"/>
             </w:pPr>
             <w:r>
@@ -863,10 +853,10 @@
           <w:tcPr>
             <w:tcW w:w="1204" w:type="dxa"/>
             <w:tcBorders>
-              <w:top w:val="single" w:color="auto" w:sz="4" w:space="0"/>
-              <w:left w:val="single" w:color="auto" w:sz="4" w:space="0"/>
-              <w:bottom w:val="nil"/>
-              <w:right w:val="single" w:color="auto" w:sz="12" w:space="0"/>
+              <w:top w:val="single" w:sz="4" w:space="0" w:color="auto"/>
+              <w:left w:val="single" w:sz="4" w:space="0" w:color="auto"/>
+              <w:bottom w:val="nil"/>
+              <w:right w:val="single" w:sz="12" w:space="0" w:color="auto"/>
             </w:tcBorders>
             <w:tcMar>
               <w:top w:w="60" w:type="dxa"/>
@@ -878,11 +868,11 @@
           </w:tcPr>
           <w:p>
             <w:pPr>
-              <w:pStyle w:val="7"/>
-              <w:bidi w:val="0"/>
-              <w:snapToGrid w:val="0"/>
-              <w:spacing w:line="240" w:lineRule="auto"/>
-              <w:ind w:left="0" w:leftChars="0" w:right="0" w:rightChars="0" w:firstLine="0" w:firstLineChars="0"/>
+              <w:pStyle w:val="a0"/>
+              <w:bidi w:val="0"/>
+              <w:snapToGrid w:val="0"/>
+              <w:spacing w:line="240" w:lineRule="auto"/>
+              <w:ind w:left="0" w:right="0" w:firstLine="0" w:leftChars="0" w:rightChars="0" w:firstLineChars="0"/>
               <w:jc w:val="center"/>
             </w:pPr>
             <w:r>
@@ -893,14 +883,8 @@
       </w:tr>
       <w:tr>
         <w:tblPrEx>
-          <w:tblBorders>
-            <w:top w:val="none" w:color="auto" w:sz="0" w:space="0"/>
-            <w:left w:val="none" w:color="auto" w:sz="0" w:space="0"/>
-            <w:bottom w:val="none" w:color="auto" w:sz="0" w:space="0"/>
-            <w:right w:val="none" w:color="auto" w:sz="0" w:space="0"/>
-            <w:insideH w:val="none" w:color="auto" w:sz="0" w:space="0"/>
-            <w:insideV w:val="none" w:color="auto" w:sz="0" w:space="0"/>
-          </w:tblBorders>
+          <w:tblW w:w="8522" w:type="dxa"/>
+          <w:jc w:val="center"/>
           <w:tblCellMar>
             <w:top w:w="0" w:type="dxa"/>
             <w:left w:w="10" w:type="dxa"/>
@@ -909,15 +893,15 @@
           </w:tblCellMar>
         </w:tblPrEx>
         <w:trPr>
-          <w:trHeight w:val="0" w:hRule="atLeast"/>
+          <w:trHeight w:val="0"/>
           <w:jc w:val="center"/>
         </w:trPr>
         <w:tc>
           <w:tcPr>
             <w:tcW w:w="1780" w:type="dxa"/>
             <w:tcBorders>
-              <w:top w:val="single" w:color="auto" w:sz="4" w:space="0"/>
-              <w:left w:val="single" w:color="auto" w:sz="12" w:space="0"/>
+              <w:top w:val="single" w:sz="4" w:space="0" w:color="auto"/>
+              <w:left w:val="single" w:sz="12" w:space="0" w:color="auto"/>
               <w:bottom w:val="nil"/>
               <w:right w:val="nil"/>
             </w:tcBorders>
@@ -931,11 +915,11 @@
           </w:tcPr>
           <w:p>
             <w:pPr>
-              <w:pStyle w:val="7"/>
-              <w:bidi w:val="0"/>
-              <w:snapToGrid w:val="0"/>
-              <w:spacing w:line="240" w:lineRule="auto"/>
-              <w:ind w:left="0" w:leftChars="0" w:right="0" w:rightChars="0" w:firstLine="0" w:firstLineChars="0"/>
+              <w:pStyle w:val="a0"/>
+              <w:bidi w:val="0"/>
+              <w:snapToGrid w:val="0"/>
+              <w:spacing w:line="240" w:lineRule="auto"/>
+              <w:ind w:left="0" w:right="0" w:firstLine="0" w:leftChars="0" w:rightChars="0" w:firstLineChars="0"/>
               <w:jc w:val="center"/>
             </w:pPr>
             <w:r>
@@ -947,8 +931,8 @@
           <w:tcPr>
             <w:tcW w:w="1444" w:type="dxa"/>
             <w:tcBorders>
-              <w:top w:val="single" w:color="auto" w:sz="4" w:space="0"/>
-              <w:left w:val="single" w:color="auto" w:sz="4" w:space="0"/>
+              <w:top w:val="single" w:sz="4" w:space="0" w:color="auto"/>
+              <w:left w:val="single" w:sz="4" w:space="0" w:color="auto"/>
               <w:bottom w:val="nil"/>
               <w:right w:val="nil"/>
             </w:tcBorders>
@@ -962,11 +946,11 @@
           </w:tcPr>
           <w:p>
             <w:pPr>
-              <w:pStyle w:val="7"/>
-              <w:bidi w:val="0"/>
-              <w:snapToGrid w:val="0"/>
-              <w:spacing w:line="240" w:lineRule="auto"/>
-              <w:ind w:left="0" w:leftChars="0" w:right="0" w:rightChars="0" w:firstLine="0" w:firstLineChars="0"/>
+              <w:pStyle w:val="a0"/>
+              <w:bidi w:val="0"/>
+              <w:snapToGrid w:val="0"/>
+              <w:spacing w:line="240" w:lineRule="auto"/>
+              <w:ind w:left="0" w:right="0" w:firstLine="0" w:leftChars="0" w:rightChars="0" w:firstLineChars="0"/>
               <w:jc w:val="center"/>
             </w:pPr>
             <w:r>
@@ -978,8 +962,8 @@
           <w:tcPr>
             <w:tcW w:w="1204" w:type="dxa"/>
             <w:tcBorders>
-              <w:top w:val="single" w:color="auto" w:sz="4" w:space="0"/>
-              <w:left w:val="single" w:color="auto" w:sz="4" w:space="0"/>
+              <w:top w:val="single" w:sz="4" w:space="0" w:color="auto"/>
+              <w:left w:val="single" w:sz="4" w:space="0" w:color="auto"/>
               <w:bottom w:val="nil"/>
               <w:right w:val="nil"/>
             </w:tcBorders>
@@ -993,11 +977,11 @@
           </w:tcPr>
           <w:p>
             <w:pPr>
-              <w:pStyle w:val="7"/>
-              <w:bidi w:val="0"/>
-              <w:snapToGrid w:val="0"/>
-              <w:spacing w:line="240" w:lineRule="auto"/>
-              <w:ind w:left="0" w:leftChars="0" w:right="0" w:rightChars="0" w:firstLine="0" w:firstLineChars="0"/>
+              <w:pStyle w:val="a0"/>
+              <w:bidi w:val="0"/>
+              <w:snapToGrid w:val="0"/>
+              <w:spacing w:line="240" w:lineRule="auto"/>
+              <w:ind w:left="0" w:right="0" w:firstLine="0" w:leftChars="0" w:rightChars="0" w:firstLineChars="0"/>
               <w:jc w:val="center"/>
             </w:pPr>
             <w:r>
@@ -1009,8 +993,8 @@
           <w:tcPr>
             <w:tcW w:w="1204" w:type="dxa"/>
             <w:tcBorders>
-              <w:top w:val="single" w:color="auto" w:sz="4" w:space="0"/>
-              <w:left w:val="single" w:color="auto" w:sz="4" w:space="0"/>
+              <w:top w:val="single" w:sz="4" w:space="0" w:color="auto"/>
+              <w:left w:val="single" w:sz="4" w:space="0" w:color="auto"/>
               <w:bottom w:val="nil"/>
               <w:right w:val="nil"/>
             </w:tcBorders>
@@ -1024,11 +1008,11 @@
           </w:tcPr>
           <w:p>
             <w:pPr>
-              <w:pStyle w:val="7"/>
-              <w:bidi w:val="0"/>
-              <w:snapToGrid w:val="0"/>
-              <w:spacing w:line="240" w:lineRule="auto"/>
-              <w:ind w:left="0" w:leftChars="0" w:right="0" w:rightChars="0" w:firstLine="0" w:firstLineChars="0"/>
+              <w:pStyle w:val="a0"/>
+              <w:bidi w:val="0"/>
+              <w:snapToGrid w:val="0"/>
+              <w:spacing w:line="240" w:lineRule="auto"/>
+              <w:ind w:left="0" w:right="0" w:firstLine="0" w:leftChars="0" w:rightChars="0" w:firstLineChars="0"/>
               <w:jc w:val="center"/>
             </w:pPr>
             <w:r>
@@ -1040,8 +1024,8 @@
           <w:tcPr>
             <w:tcW w:w="1685" w:type="dxa"/>
             <w:tcBorders>
-              <w:top w:val="single" w:color="auto" w:sz="4" w:space="0"/>
-              <w:left w:val="single" w:color="auto" w:sz="4" w:space="0"/>
+              <w:top w:val="single" w:sz="4" w:space="0" w:color="auto"/>
+              <w:left w:val="single" w:sz="4" w:space="0" w:color="auto"/>
               <w:bottom w:val="nil"/>
               <w:right w:val="nil"/>
             </w:tcBorders>
@@ -1055,11 +1039,11 @@
           </w:tcPr>
           <w:p>
             <w:pPr>
-              <w:pStyle w:val="7"/>
-              <w:bidi w:val="0"/>
-              <w:snapToGrid w:val="0"/>
-              <w:spacing w:line="240" w:lineRule="auto"/>
-              <w:ind w:left="0" w:leftChars="0" w:right="0" w:rightChars="0" w:firstLine="0" w:firstLineChars="0"/>
+              <w:pStyle w:val="a0"/>
+              <w:bidi w:val="0"/>
+              <w:snapToGrid w:val="0"/>
+              <w:spacing w:line="240" w:lineRule="auto"/>
+              <w:ind w:left="0" w:right="0" w:firstLine="0" w:leftChars="0" w:rightChars="0" w:firstLineChars="0"/>
               <w:jc w:val="center"/>
             </w:pPr>
             <w:r>
@@ -1071,10 +1055,10 @@
           <w:tcPr>
             <w:tcW w:w="1204" w:type="dxa"/>
             <w:tcBorders>
-              <w:top w:val="single" w:color="auto" w:sz="4" w:space="0"/>
-              <w:left w:val="single" w:color="auto" w:sz="4" w:space="0"/>
-              <w:bottom w:val="nil"/>
-              <w:right w:val="single" w:color="auto" w:sz="12" w:space="0"/>
+              <w:top w:val="single" w:sz="4" w:space="0" w:color="auto"/>
+              <w:left w:val="single" w:sz="4" w:space="0" w:color="auto"/>
+              <w:bottom w:val="nil"/>
+              <w:right w:val="single" w:sz="12" w:space="0" w:color="auto"/>
             </w:tcBorders>
             <w:tcMar>
               <w:top w:w="60" w:type="dxa"/>
@@ -1086,11 +1070,11 @@
           </w:tcPr>
           <w:p>
             <w:pPr>
-              <w:pStyle w:val="7"/>
-              <w:bidi w:val="0"/>
-              <w:snapToGrid w:val="0"/>
-              <w:spacing w:line="240" w:lineRule="auto"/>
-              <w:ind w:left="0" w:leftChars="0" w:right="0" w:rightChars="0" w:firstLine="0" w:firstLineChars="0"/>
+              <w:pStyle w:val="a0"/>
+              <w:bidi w:val="0"/>
+              <w:snapToGrid w:val="0"/>
+              <w:spacing w:line="240" w:lineRule="auto"/>
+              <w:ind w:left="0" w:right="0" w:firstLine="0" w:leftChars="0" w:rightChars="0" w:firstLineChars="0"/>
               <w:jc w:val="center"/>
             </w:pPr>
             <w:r>
@@ -1101,14 +1085,8 @@
       </w:tr>
       <w:tr>
         <w:tblPrEx>
-          <w:tblBorders>
-            <w:top w:val="none" w:color="auto" w:sz="0" w:space="0"/>
-            <w:left w:val="none" w:color="auto" w:sz="0" w:space="0"/>
-            <w:bottom w:val="none" w:color="auto" w:sz="0" w:space="0"/>
-            <w:right w:val="none" w:color="auto" w:sz="0" w:space="0"/>
-            <w:insideH w:val="none" w:color="auto" w:sz="0" w:space="0"/>
-            <w:insideV w:val="none" w:color="auto" w:sz="0" w:space="0"/>
-          </w:tblBorders>
+          <w:tblW w:w="8522" w:type="dxa"/>
+          <w:jc w:val="center"/>
           <w:tblCellMar>
             <w:top w:w="0" w:type="dxa"/>
             <w:left w:w="10" w:type="dxa"/>
@@ -1117,16 +1095,16 @@
           </w:tblCellMar>
         </w:tblPrEx>
         <w:trPr>
-          <w:trHeight w:val="0" w:hRule="atLeast"/>
+          <w:trHeight w:val="0"/>
           <w:jc w:val="center"/>
         </w:trPr>
         <w:tc>
           <w:tcPr>
             <w:tcW w:w="1780" w:type="dxa"/>
             <w:tcBorders>
-              <w:top w:val="single" w:color="auto" w:sz="4" w:space="0"/>
-              <w:left w:val="single" w:color="auto" w:sz="12" w:space="0"/>
-              <w:bottom w:val="single" w:color="auto" w:sz="12" w:space="0"/>
+              <w:top w:val="single" w:sz="4" w:space="0" w:color="auto"/>
+              <w:left w:val="single" w:sz="12" w:space="0" w:color="auto"/>
+              <w:bottom w:val="single" w:sz="12" w:space="0" w:color="auto"/>
               <w:right w:val="nil"/>
             </w:tcBorders>
             <w:tcMar>
@@ -1139,11 +1117,11 @@
           </w:tcPr>
           <w:p>
             <w:pPr>
-              <w:pStyle w:val="7"/>
-              <w:bidi w:val="0"/>
-              <w:snapToGrid w:val="0"/>
-              <w:spacing w:line="240" w:lineRule="auto"/>
-              <w:ind w:left="0" w:leftChars="0" w:right="0" w:rightChars="0" w:firstLine="0" w:firstLineChars="0"/>
+              <w:pStyle w:val="a0"/>
+              <w:bidi w:val="0"/>
+              <w:snapToGrid w:val="0"/>
+              <w:spacing w:line="240" w:lineRule="auto"/>
+              <w:ind w:left="0" w:right="0" w:firstLine="0" w:leftChars="0" w:rightChars="0" w:firstLineChars="0"/>
               <w:jc w:val="center"/>
             </w:pPr>
             <w:r>
@@ -1155,9 +1133,9 @@
           <w:tcPr>
             <w:tcW w:w="1444" w:type="dxa"/>
             <w:tcBorders>
-              <w:top w:val="single" w:color="auto" w:sz="4" w:space="0"/>
-              <w:left w:val="single" w:color="auto" w:sz="4" w:space="0"/>
-              <w:bottom w:val="single" w:color="auto" w:sz="12" w:space="0"/>
+              <w:top w:val="single" w:sz="4" w:space="0" w:color="auto"/>
+              <w:left w:val="single" w:sz="4" w:space="0" w:color="auto"/>
+              <w:bottom w:val="single" w:sz="12" w:space="0" w:color="auto"/>
               <w:right w:val="nil"/>
             </w:tcBorders>
             <w:tcMar>
@@ -1170,11 +1148,11 @@
           </w:tcPr>
           <w:p>
             <w:pPr>
-              <w:pStyle w:val="7"/>
-              <w:bidi w:val="0"/>
-              <w:snapToGrid w:val="0"/>
-              <w:spacing w:line="240" w:lineRule="auto"/>
-              <w:ind w:left="0" w:leftChars="0" w:right="0" w:rightChars="0" w:firstLine="0" w:firstLineChars="0"/>
+              <w:pStyle w:val="a0"/>
+              <w:bidi w:val="0"/>
+              <w:snapToGrid w:val="0"/>
+              <w:spacing w:line="240" w:lineRule="auto"/>
+              <w:ind w:left="0" w:right="0" w:firstLine="0" w:leftChars="0" w:rightChars="0" w:firstLineChars="0"/>
               <w:jc w:val="center"/>
             </w:pPr>
             <w:r>
@@ -1186,9 +1164,9 @@
           <w:tcPr>
             <w:tcW w:w="1204" w:type="dxa"/>
             <w:tcBorders>
-              <w:top w:val="single" w:color="auto" w:sz="4" w:space="0"/>
-              <w:left w:val="single" w:color="auto" w:sz="4" w:space="0"/>
-              <w:bottom w:val="single" w:color="auto" w:sz="12" w:space="0"/>
+              <w:top w:val="single" w:sz="4" w:space="0" w:color="auto"/>
+              <w:left w:val="single" w:sz="4" w:space="0" w:color="auto"/>
+              <w:bottom w:val="single" w:sz="12" w:space="0" w:color="auto"/>
               <w:right w:val="nil"/>
             </w:tcBorders>
             <w:tcMar>
@@ -1201,11 +1179,11 @@
           </w:tcPr>
           <w:p>
             <w:pPr>
-              <w:pStyle w:val="7"/>
-              <w:bidi w:val="0"/>
-              <w:snapToGrid w:val="0"/>
-              <w:spacing w:line="240" w:lineRule="auto"/>
-              <w:ind w:left="0" w:leftChars="0" w:right="0" w:rightChars="0" w:firstLine="0" w:firstLineChars="0"/>
+              <w:pStyle w:val="a0"/>
+              <w:bidi w:val="0"/>
+              <w:snapToGrid w:val="0"/>
+              <w:spacing w:line="240" w:lineRule="auto"/>
+              <w:ind w:left="0" w:right="0" w:firstLine="0" w:leftChars="0" w:rightChars="0" w:firstLineChars="0"/>
               <w:jc w:val="center"/>
             </w:pPr>
             <w:r>
@@ -1217,9 +1195,9 @@
           <w:tcPr>
             <w:tcW w:w="1204" w:type="dxa"/>
             <w:tcBorders>
-              <w:top w:val="single" w:color="auto" w:sz="4" w:space="0"/>
-              <w:left w:val="single" w:color="auto" w:sz="4" w:space="0"/>
-              <w:bottom w:val="single" w:color="auto" w:sz="12" w:space="0"/>
+              <w:top w:val="single" w:sz="4" w:space="0" w:color="auto"/>
+              <w:left w:val="single" w:sz="4" w:space="0" w:color="auto"/>
+              <w:bottom w:val="single" w:sz="12" w:space="0" w:color="auto"/>
               <w:right w:val="nil"/>
             </w:tcBorders>
             <w:tcMar>
@@ -1232,11 +1210,11 @@
           </w:tcPr>
           <w:p>
             <w:pPr>
-              <w:pStyle w:val="7"/>
-              <w:bidi w:val="0"/>
-              <w:snapToGrid w:val="0"/>
-              <w:spacing w:line="240" w:lineRule="auto"/>
-              <w:ind w:left="0" w:leftChars="0" w:right="0" w:rightChars="0" w:firstLine="0" w:firstLineChars="0"/>
+              <w:pStyle w:val="a0"/>
+              <w:bidi w:val="0"/>
+              <w:snapToGrid w:val="0"/>
+              <w:spacing w:line="240" w:lineRule="auto"/>
+              <w:ind w:left="0" w:right="0" w:firstLine="0" w:leftChars="0" w:rightChars="0" w:firstLineChars="0"/>
               <w:jc w:val="center"/>
             </w:pPr>
             <w:r>
@@ -1248,9 +1226,9 @@
           <w:tcPr>
             <w:tcW w:w="1685" w:type="dxa"/>
             <w:tcBorders>
-              <w:top w:val="single" w:color="auto" w:sz="4" w:space="0"/>
-              <w:left w:val="single" w:color="auto" w:sz="4" w:space="0"/>
-              <w:bottom w:val="single" w:color="auto" w:sz="12" w:space="0"/>
+              <w:top w:val="single" w:sz="4" w:space="0" w:color="auto"/>
+              <w:left w:val="single" w:sz="4" w:space="0" w:color="auto"/>
+              <w:bottom w:val="single" w:sz="12" w:space="0" w:color="auto"/>
               <w:right w:val="nil"/>
             </w:tcBorders>
             <w:tcMar>
@@ -1263,11 +1241,11 @@
           </w:tcPr>
           <w:p>
             <w:pPr>
-              <w:pStyle w:val="7"/>
-              <w:bidi w:val="0"/>
-              <w:snapToGrid w:val="0"/>
-              <w:spacing w:line="240" w:lineRule="auto"/>
-              <w:ind w:left="0" w:leftChars="0" w:right="0" w:rightChars="0" w:firstLine="0" w:firstLineChars="0"/>
+              <w:pStyle w:val="a0"/>
+              <w:bidi w:val="0"/>
+              <w:snapToGrid w:val="0"/>
+              <w:spacing w:line="240" w:lineRule="auto"/>
+              <w:ind w:left="0" w:right="0" w:firstLine="0" w:leftChars="0" w:rightChars="0" w:firstLineChars="0"/>
               <w:jc w:val="center"/>
             </w:pPr>
             <w:r>
@@ -1279,10 +1257,10 @@
           <w:tcPr>
             <w:tcW w:w="1204" w:type="dxa"/>
             <w:tcBorders>
-              <w:top w:val="single" w:color="auto" w:sz="4" w:space="0"/>
-              <w:left w:val="single" w:color="auto" w:sz="4" w:space="0"/>
-              <w:bottom w:val="single" w:color="auto" w:sz="12" w:space="0"/>
-              <w:right w:val="single" w:color="auto" w:sz="12" w:space="0"/>
+              <w:top w:val="single" w:sz="4" w:space="0" w:color="auto"/>
+              <w:left w:val="single" w:sz="4" w:space="0" w:color="auto"/>
+              <w:bottom w:val="single" w:sz="12" w:space="0" w:color="auto"/>
+              <w:right w:val="single" w:sz="12" w:space="0" w:color="auto"/>
             </w:tcBorders>
             <w:tcMar>
               <w:top w:w="60" w:type="dxa"/>
@@ -1294,11 +1272,11 @@
           </w:tcPr>
           <w:p>
             <w:pPr>
-              <w:pStyle w:val="7"/>
-              <w:bidi w:val="0"/>
-              <w:snapToGrid w:val="0"/>
-              <w:spacing w:line="240" w:lineRule="auto"/>
-              <w:ind w:left="0" w:leftChars="0" w:right="0" w:rightChars="0" w:firstLine="0" w:firstLineChars="0"/>
+              <w:pStyle w:val="a0"/>
+              <w:bidi w:val="0"/>
+              <w:snapToGrid w:val="0"/>
+              <w:spacing w:line="240" w:lineRule="auto"/>
+              <w:ind w:left="0" w:right="0" w:firstLine="0" w:leftChars="0" w:rightChars="0" w:firstLineChars="0"/>
               <w:jc w:val="center"/>
             </w:pPr>
             <w:r>
@@ -1310,7 +1288,7 @@
     </w:tbl>
     <w:p>
       <w:pPr>
-        <w:pStyle w:val="6"/>
+        <w:pStyle w:val="a"/>
         <w:numPr>
           <w:numId w:val="0"/>
         </w:numPr>
@@ -1338,7 +1316,7 @@
     </w:p>
     <w:p>
       <w:pPr>
-        <w:pStyle w:val="6"/>
+        <w:pStyle w:val="a"/>
         <w:numPr>
           <w:ilvl w:val="0"/>
           <w:numId w:val="1"/>
@@ -1350,7 +1328,7 @@
         <w:adjustRightInd w:val="0"/>
         <w:snapToGrid w:val="0"/>
         <w:spacing w:line="360" w:lineRule="auto"/>
-        <w:ind w:left="0" w:leftChars="0" w:firstLine="480" w:firstLineChars="200"/>
+        <w:ind w:left="0" w:firstLine="480" w:leftChars="0" w:firstLineChars="200"/>
         <w:jc w:val="left"/>
         <w:textAlignment w:val="baseline"/>
         <w:rPr>
@@ -1368,7 +1346,7 @@
     </w:p>
     <w:p>
       <w:pPr>
-        <w:pStyle w:val="6"/>
+        <w:pStyle w:val="a"/>
         <w:numPr>
           <w:numId w:val="0"/>
         </w:numPr>
@@ -1406,13 +1384,13 @@
     </w:p>
     <w:p>
       <w:pPr>
-        <w:pStyle w:val="7"/>
+        <w:pStyle w:val="a0"/>
         <w:numPr>
           <w:ilvl w:val="0"/>
           <w:numId w:val="1"/>
         </w:numPr>
         <w:bidi w:val="0"/>
-        <w:ind w:left="0" w:leftChars="0" w:firstLine="480" w:firstLineChars="200"/>
+        <w:ind w:left="0" w:firstLine="480" w:leftChars="0" w:firstLineChars="200"/>
         <w:rPr>
           <w:rFonts w:hint="eastAsia"/>
           <w:lang w:val="en-US" w:eastAsia="zh-CN"/>
@@ -1438,13 +1416,13 @@
     </w:p>
     <w:p>
       <w:pPr>
-        <w:pStyle w:val="6"/>
+        <w:pStyle w:val="a"/>
         <w:numPr>
           <w:ilvl w:val="0"/>
           <w:numId w:val="1"/>
         </w:numPr>
         <w:bidi w:val="0"/>
-        <w:ind w:left="0" w:leftChars="0" w:firstLine="480" w:firstLineChars="200"/>
+        <w:ind w:left="0" w:firstLine="480" w:leftChars="0" w:firstLineChars="200"/>
         <w:jc w:val="both"/>
       </w:pPr>
       <w:r>
@@ -1474,7 +1452,7 @@
     </w:p>
     <w:p>
       <w:pPr>
-        <w:pStyle w:val="7"/>
+        <w:pStyle w:val="a0"/>
         <w:bidi w:val="0"/>
         <w:rPr>
           <w:rFonts w:hint="eastAsia"/>
@@ -1501,13 +1479,13 @@
     </w:p>
     <w:p>
       <w:pPr>
-        <w:pStyle w:val="7"/>
+        <w:pStyle w:val="a0"/>
         <w:numPr>
           <w:ilvl w:val="0"/>
           <w:numId w:val="1"/>
         </w:numPr>
         <w:bidi w:val="0"/>
-        <w:ind w:left="0" w:leftChars="0" w:firstLine="480" w:firstLineChars="200"/>
+        <w:ind w:left="0" w:firstLine="480" w:leftChars="0" w:firstLineChars="200"/>
         <w:rPr>
           <w:rFonts w:hint="default"/>
           <w:lang w:val="en-US" w:eastAsia="zh-CN"/>
@@ -1523,13 +1501,13 @@
     </w:p>
     <w:p>
       <w:pPr>
-        <w:pStyle w:val="7"/>
+        <w:pStyle w:val="a0"/>
         <w:numPr>
           <w:ilvl w:val="0"/>
           <w:numId w:val="1"/>
         </w:numPr>
         <w:bidi w:val="0"/>
-        <w:ind w:left="0" w:leftChars="0" w:firstLine="480" w:firstLineChars="200"/>
+        <w:ind w:left="0" w:firstLine="480" w:leftChars="0" w:firstLineChars="200"/>
         <w:rPr>
           <w:rFonts w:hint="default"/>
           <w:lang w:val="en-US" w:eastAsia="zh-CN"/>
@@ -1545,13 +1523,13 @@
     </w:p>
     <w:p>
       <w:pPr>
-        <w:pStyle w:val="7"/>
+        <w:pStyle w:val="a0"/>
         <w:numPr>
           <w:ilvl w:val="0"/>
           <w:numId w:val="1"/>
         </w:numPr>
         <w:bidi w:val="0"/>
-        <w:ind w:left="0" w:leftChars="0" w:firstLine="480" w:firstLineChars="200"/>
+        <w:ind w:left="0" w:firstLine="480" w:leftChars="0" w:firstLineChars="200"/>
         <w:rPr>
           <w:rFonts w:hint="default"/>
           <w:lang w:val="en-US" w:eastAsia="zh-CN"/>
@@ -1588,13 +1566,13 @@
     </w:p>
     <w:p>
       <w:pPr>
-        <w:pStyle w:val="7"/>
+        <w:pStyle w:val="a0"/>
         <w:numPr>
           <w:ilvl w:val="0"/>
           <w:numId w:val="1"/>
         </w:numPr>
         <w:bidi w:val="0"/>
-        <w:ind w:left="0" w:leftChars="0" w:firstLine="480" w:firstLineChars="200"/>
+        <w:ind w:left="0" w:firstLine="480" w:leftChars="0" w:firstLineChars="200"/>
         <w:rPr>
           <w:rFonts w:hint="default"/>
           <w:lang w:val="en-US" w:eastAsia="zh-CN"/>
@@ -1610,19 +1588,18 @@
     </w:p>
     <w:tbl>
       <w:tblPr>
-        <w:tblStyle w:val="4"/>
+        <w:tblStyle w:val="TableNormal"/>
         <w:tblW w:w="8522" w:type="dxa"/>
         <w:jc w:val="center"/>
         <w:tblBorders>
-          <w:top w:val="none" w:color="auto" w:sz="0" w:space="0"/>
-          <w:left w:val="none" w:color="auto" w:sz="0" w:space="0"/>
-          <w:bottom w:val="none" w:color="auto" w:sz="0" w:space="0"/>
-          <w:right w:val="none" w:color="auto" w:sz="0" w:space="0"/>
-          <w:insideH w:val="none" w:color="auto" w:sz="0" w:space="0"/>
-          <w:insideV w:val="none" w:color="auto" w:sz="0" w:space="0"/>
+          <w:top w:val="nil"/>
+          <w:left w:val="nil"/>
+          <w:bottom w:val="nil"/>
+          <w:right w:val="nil"/>
+          <w:insideH w:val="nil"/>
+          <w:insideV w:val="nil"/>
         </w:tblBorders>
         <w:shd w:val="clear" w:color="auto" w:fill="auto"/>
-        <w:tblLayout w:type="autofit"/>
         <w:tblCellMar>
           <w:top w:w="15" w:type="dxa"/>
           <w:left w:w="15" w:type="dxa"/>
@@ -1638,14 +1615,17 @@
       </w:tblGrid>
       <w:tr>
         <w:tblPrEx>
+          <w:tblW w:w="8522" w:type="dxa"/>
+          <w:jc w:val="center"/>
           <w:tblBorders>
-            <w:top w:val="none" w:color="auto" w:sz="0" w:space="0"/>
-            <w:left w:val="none" w:color="auto" w:sz="0" w:space="0"/>
-            <w:bottom w:val="none" w:color="auto" w:sz="0" w:space="0"/>
-            <w:right w:val="none" w:color="auto" w:sz="0" w:space="0"/>
-            <w:insideH w:val="none" w:color="auto" w:sz="0" w:space="0"/>
-            <w:insideV w:val="none" w:color="auto" w:sz="0" w:space="0"/>
+            <w:top w:val="nil"/>
+            <w:left w:val="nil"/>
+            <w:bottom w:val="nil"/>
+            <w:right w:val="nil"/>
+            <w:insideH w:val="nil"/>
+            <w:insideV w:val="nil"/>
           </w:tblBorders>
+          <w:shd w:val="clear" w:color="auto" w:fill="auto"/>
           <w:tblCellMar>
             <w:top w:w="15" w:type="dxa"/>
             <w:left w:w="15" w:type="dxa"/>
@@ -1654,7 +1634,7 @@
           </w:tblCellMar>
         </w:tblPrEx>
         <w:trPr>
-          <w:trHeight w:val="0" w:hRule="atLeast"/>
+          <w:trHeight w:val="0"/>
           <w:tblHeader/>
           <w:jc w:val="center"/>
         </w:trPr>
@@ -1662,8 +1642,8 @@
           <w:tcPr>
             <w:tcW w:w="1148" w:type="dxa"/>
             <w:tcBorders>
-              <w:top w:val="single" w:color="auto" w:sz="12" w:space="0"/>
-              <w:left w:val="single" w:color="auto" w:sz="12" w:space="0"/>
+              <w:top w:val="single" w:sz="12" w:space="0" w:color="auto"/>
+              <w:left w:val="single" w:sz="12" w:space="0" w:color="auto"/>
               <w:bottom w:val="nil"/>
               <w:right w:val="nil"/>
             </w:tcBorders>
@@ -1693,11 +1673,11 @@
               <w:adjustRightInd w:val="0"/>
               <w:snapToGrid w:val="0"/>
               <w:spacing w:line="240" w:lineRule="auto"/>
-              <w:ind w:left="0" w:leftChars="0" w:right="0" w:rightChars="0" w:firstLine="0" w:firstLineChars="0"/>
+              <w:ind w:left="0" w:right="0" w:firstLine="0" w:leftChars="0" w:rightChars="0" w:firstLineChars="0"/>
               <w:jc w:val="center"/>
               <w:textAlignment w:val="baseline"/>
               <w:rPr>
-                <w:rFonts w:ascii="Segoe UI" w:hAnsi="Segoe UI" w:eastAsia="Segoe UI" w:cs="Segoe UI"/>
+                <w:rFonts w:ascii="Segoe UI" w:eastAsia="Segoe UI" w:hAnsi="Segoe UI" w:cs="Segoe UI"/>
                 <w:b/>
                 <w:i w:val="0"/>
                 <w:iCs w:val="0"/>
@@ -1710,7 +1690,7 @@
             </w:pPr>
             <w:r>
               <w:rPr>
-                <w:rFonts w:hint="default" w:ascii="Segoe UI" w:hAnsi="Segoe UI" w:eastAsia="Segoe UI" w:cs="Segoe UI"/>
+                <w:rFonts w:ascii="Segoe UI" w:eastAsia="Segoe UI" w:hAnsi="Segoe UI" w:cs="Segoe UI" w:hint="default"/>
                 <w:b/>
                 <w:i w:val="0"/>
                 <w:iCs w:val="0"/>
@@ -1731,8 +1711,8 @@
           <w:tcPr>
             <w:tcW w:w="1732" w:type="dxa"/>
             <w:tcBorders>
-              <w:top w:val="single" w:color="auto" w:sz="12" w:space="0"/>
-              <w:left w:val="single" w:color="auto" w:sz="4" w:space="0"/>
+              <w:top w:val="single" w:sz="12" w:space="0" w:color="auto"/>
+              <w:left w:val="single" w:sz="4" w:space="0" w:color="auto"/>
               <w:bottom w:val="nil"/>
               <w:right w:val="nil"/>
             </w:tcBorders>
@@ -1762,11 +1742,11 @@
               <w:adjustRightInd w:val="0"/>
               <w:snapToGrid w:val="0"/>
               <w:spacing w:line="240" w:lineRule="auto"/>
-              <w:ind w:left="0" w:leftChars="0" w:right="0" w:rightChars="0" w:firstLine="0" w:firstLineChars="0"/>
+              <w:ind w:left="0" w:right="0" w:firstLine="0" w:leftChars="0" w:rightChars="0" w:firstLineChars="0"/>
               <w:jc w:val="center"/>
               <w:textAlignment w:val="baseline"/>
               <w:rPr>
-                <w:rFonts w:hint="default" w:ascii="Segoe UI" w:hAnsi="Segoe UI" w:eastAsia="Segoe UI" w:cs="Segoe UI"/>
+                <w:rFonts w:ascii="Segoe UI" w:eastAsia="Segoe UI" w:hAnsi="Segoe UI" w:cs="Segoe UI" w:hint="default"/>
                 <w:b/>
                 <w:i w:val="0"/>
                 <w:iCs w:val="0"/>
@@ -1779,7 +1759,7 @@
             </w:pPr>
             <w:r>
               <w:rPr>
-                <w:rFonts w:hint="default" w:ascii="Segoe UI" w:hAnsi="Segoe UI" w:eastAsia="Segoe UI" w:cs="Segoe UI"/>
+                <w:rFonts w:ascii="Segoe UI" w:eastAsia="Segoe UI" w:hAnsi="Segoe UI" w:cs="Segoe UI" w:hint="default"/>
                 <w:b/>
                 <w:i w:val="0"/>
                 <w:iCs w:val="0"/>
@@ -1800,10 +1780,10 @@
           <w:tcPr>
             <w:tcW w:w="4272" w:type="dxa"/>
             <w:tcBorders>
-              <w:top w:val="single" w:color="auto" w:sz="12" w:space="0"/>
-              <w:left w:val="single" w:color="auto" w:sz="4" w:space="0"/>
-              <w:bottom w:val="nil"/>
-              <w:right w:val="single" w:color="auto" w:sz="12" w:space="0"/>
+              <w:top w:val="single" w:sz="12" w:space="0" w:color="auto"/>
+              <w:left w:val="single" w:sz="4" w:space="0" w:color="auto"/>
+              <w:bottom w:val="nil"/>
+              <w:right w:val="single" w:sz="12" w:space="0" w:color="auto"/>
             </w:tcBorders>
             <w:shd w:val="clear" w:color="auto" w:fill="auto"/>
             <w:tcMar>
@@ -1831,11 +1811,11 @@
               <w:adjustRightInd w:val="0"/>
               <w:snapToGrid w:val="0"/>
               <w:spacing w:line="240" w:lineRule="auto"/>
-              <w:ind w:left="0" w:leftChars="0" w:right="0" w:rightChars="0" w:firstLine="0" w:firstLineChars="0"/>
+              <w:ind w:left="0" w:right="0" w:firstLine="0" w:leftChars="0" w:rightChars="0" w:firstLineChars="0"/>
               <w:jc w:val="center"/>
               <w:textAlignment w:val="baseline"/>
               <w:rPr>
-                <w:rFonts w:hint="default" w:ascii="Segoe UI" w:hAnsi="Segoe UI" w:eastAsia="Segoe UI" w:cs="Segoe UI"/>
+                <w:rFonts w:ascii="Segoe UI" w:eastAsia="Segoe UI" w:hAnsi="Segoe UI" w:cs="Segoe UI" w:hint="default"/>
                 <w:b/>
                 <w:i w:val="0"/>
                 <w:iCs w:val="0"/>
@@ -1848,7 +1828,7 @@
             </w:pPr>
             <w:r>
               <w:rPr>
-                <w:rFonts w:hint="default" w:ascii="Segoe UI" w:hAnsi="Segoe UI" w:eastAsia="Segoe UI" w:cs="Segoe UI"/>
+                <w:rFonts w:ascii="Segoe UI" w:eastAsia="Segoe UI" w:hAnsi="Segoe UI" w:cs="Segoe UI" w:hint="default"/>
                 <w:b/>
                 <w:i w:val="0"/>
                 <w:iCs w:val="0"/>
@@ -1869,10 +1849,10 @@
           <w:tcPr>
             <w:tcW w:w="1370" w:type="dxa"/>
             <w:tcBorders>
-              <w:top w:val="single" w:color="auto" w:sz="12" w:space="0"/>
-              <w:left w:val="single" w:color="auto" w:sz="4" w:space="0"/>
-              <w:bottom w:val="nil"/>
-              <w:right w:val="single" w:color="auto" w:sz="12" w:space="0"/>
+              <w:top w:val="single" w:sz="12" w:space="0" w:color="auto"/>
+              <w:left w:val="single" w:sz="4" w:space="0" w:color="auto"/>
+              <w:bottom w:val="nil"/>
+              <w:right w:val="single" w:sz="12" w:space="0" w:color="auto"/>
             </w:tcBorders>
             <w:shd w:val="clear" w:color="auto" w:fill="auto"/>
             <w:tcMar>
@@ -1900,11 +1880,11 @@
               <w:adjustRightInd w:val="0"/>
               <w:snapToGrid w:val="0"/>
               <w:spacing w:line="240" w:lineRule="auto"/>
-              <w:ind w:left="0" w:leftChars="0" w:right="0" w:rightChars="0" w:firstLine="0" w:firstLineChars="0"/>
+              <w:ind w:left="0" w:right="0" w:firstLine="0" w:leftChars="0" w:rightChars="0" w:firstLineChars="0"/>
               <w:jc w:val="center"/>
               <w:textAlignment w:val="baseline"/>
               <w:rPr>
-                <w:rFonts w:hint="default" w:ascii="Segoe UI" w:hAnsi="Segoe UI" w:eastAsia="Segoe UI" w:cs="Segoe UI"/>
+                <w:rFonts w:ascii="Segoe UI" w:eastAsia="Segoe UI" w:hAnsi="Segoe UI" w:cs="Segoe UI" w:hint="default"/>
                 <w:b/>
                 <w:i w:val="0"/>
                 <w:iCs w:val="0"/>
@@ -1920,7 +1900,7 @@
             </w:pPr>
             <w:r>
               <w:rPr>
-                <w:rFonts w:hint="eastAsia" w:ascii="Segoe UI" w:hAnsi="Segoe UI" w:eastAsia="Segoe UI" w:cs="Segoe UI"/>
+                <w:rFonts w:ascii="Segoe UI" w:eastAsia="Segoe UI" w:hAnsi="Segoe UI" w:cs="Segoe UI" w:hint="eastAsia"/>
                 <w:b/>
                 <w:i w:val="0"/>
                 <w:iCs w:val="0"/>
@@ -1940,14 +1920,9 @@
       </w:tr>
       <w:tr>
         <w:tblPrEx>
-          <w:tblBorders>
-            <w:top w:val="none" w:color="auto" w:sz="0" w:space="0"/>
-            <w:left w:val="none" w:color="auto" w:sz="0" w:space="0"/>
-            <w:bottom w:val="none" w:color="auto" w:sz="0" w:space="0"/>
-            <w:right w:val="none" w:color="auto" w:sz="0" w:space="0"/>
-            <w:insideH w:val="none" w:color="auto" w:sz="0" w:space="0"/>
-            <w:insideV w:val="none" w:color="auto" w:sz="0" w:space="0"/>
-          </w:tblBorders>
+          <w:tblW w:w="8522" w:type="dxa"/>
+          <w:jc w:val="center"/>
+          <w:shd w:val="clear" w:color="auto" w:fill="auto"/>
           <w:tblCellMar>
             <w:top w:w="15" w:type="dxa"/>
             <w:left w:w="15" w:type="dxa"/>
@@ -1956,15 +1931,15 @@
           </w:tblCellMar>
         </w:tblPrEx>
         <w:trPr>
-          <w:trHeight w:val="0" w:hRule="atLeast"/>
+          <w:trHeight w:val="0"/>
           <w:jc w:val="center"/>
         </w:trPr>
         <w:tc>
           <w:tcPr>
             <w:tcW w:w="1148" w:type="dxa"/>
             <w:tcBorders>
-              <w:top w:val="single" w:color="auto" w:sz="4" w:space="0"/>
-              <w:left w:val="single" w:color="auto" w:sz="12" w:space="0"/>
+              <w:top w:val="single" w:sz="4" w:space="0" w:color="auto"/>
+              <w:left w:val="single" w:sz="12" w:space="0" w:color="auto"/>
               <w:bottom w:val="nil"/>
               <w:right w:val="nil"/>
             </w:tcBorders>
@@ -1994,11 +1969,11 @@
               <w:adjustRightInd w:val="0"/>
               <w:snapToGrid w:val="0"/>
               <w:spacing w:line="240" w:lineRule="auto"/>
-              <w:ind w:left="0" w:leftChars="0" w:right="0" w:rightChars="0" w:firstLine="0" w:firstLineChars="0"/>
+              <w:ind w:left="0" w:right="0" w:firstLine="0" w:leftChars="0" w:rightChars="0" w:firstLineChars="0"/>
               <w:jc w:val="center"/>
               <w:textAlignment w:val="baseline"/>
               <w:rPr>
-                <w:rFonts w:hint="default" w:ascii="Segoe UI" w:hAnsi="Segoe UI" w:eastAsia="Segoe UI" w:cs="Segoe UI"/>
+                <w:rFonts w:ascii="Segoe UI" w:eastAsia="Segoe UI" w:hAnsi="Segoe UI" w:cs="Segoe UI" w:hint="default"/>
                 <w:i w:val="0"/>
                 <w:iCs w:val="0"/>
                 <w:caps w:val="0"/>
@@ -2010,7 +1985,7 @@
             </w:pPr>
             <w:r>
               <w:rPr>
-                <w:rFonts w:hint="default" w:ascii="Segoe UI" w:hAnsi="Segoe UI" w:eastAsia="Segoe UI" w:cs="Segoe UI"/>
+                <w:rFonts w:ascii="Segoe UI" w:eastAsia="Segoe UI" w:hAnsi="Segoe UI" w:cs="Segoe UI" w:hint="default"/>
                 <w:i w:val="0"/>
                 <w:iCs w:val="0"/>
                 <w:caps w:val="0"/>
@@ -2030,8 +2005,8 @@
           <w:tcPr>
             <w:tcW w:w="1732" w:type="dxa"/>
             <w:tcBorders>
-              <w:top w:val="single" w:color="auto" w:sz="4" w:space="0"/>
-              <w:left w:val="single" w:color="auto" w:sz="4" w:space="0"/>
+              <w:top w:val="single" w:sz="4" w:space="0" w:color="auto"/>
+              <w:left w:val="single" w:sz="4" w:space="0" w:color="auto"/>
               <w:bottom w:val="nil"/>
               <w:right w:val="nil"/>
             </w:tcBorders>
@@ -2061,11 +2036,11 @@
               <w:adjustRightInd w:val="0"/>
               <w:snapToGrid w:val="0"/>
               <w:spacing w:line="240" w:lineRule="auto"/>
-              <w:ind w:left="0" w:leftChars="0" w:right="0" w:rightChars="0" w:firstLine="0" w:firstLineChars="0"/>
+              <w:ind w:left="0" w:right="0" w:firstLine="0" w:leftChars="0" w:rightChars="0" w:firstLineChars="0"/>
               <w:jc w:val="center"/>
               <w:textAlignment w:val="baseline"/>
               <w:rPr>
-                <w:rFonts w:hint="default" w:ascii="Segoe UI" w:hAnsi="Segoe UI" w:eastAsia="Segoe UI" w:cs="Segoe UI"/>
+                <w:rFonts w:ascii="Segoe UI" w:eastAsia="Segoe UI" w:hAnsi="Segoe UI" w:cs="Segoe UI" w:hint="default"/>
                 <w:i w:val="0"/>
                 <w:iCs w:val="0"/>
                 <w:caps w:val="0"/>
@@ -2077,7 +2052,7 @@
             </w:pPr>
             <w:r>
               <w:rPr>
-                <w:rFonts w:hint="default" w:ascii="Segoe UI" w:hAnsi="Segoe UI" w:eastAsia="Segoe UI" w:cs="Segoe UI"/>
+                <w:rFonts w:ascii="Segoe UI" w:eastAsia="Segoe UI" w:hAnsi="Segoe UI" w:cs="Segoe UI" w:hint="default"/>
                 <w:i w:val="0"/>
                 <w:iCs w:val="0"/>
                 <w:caps w:val="0"/>
@@ -2097,10 +2072,10 @@
           <w:tcPr>
             <w:tcW w:w="4272" w:type="dxa"/>
             <w:tcBorders>
-              <w:top w:val="single" w:color="auto" w:sz="4" w:space="0"/>
-              <w:left w:val="single" w:color="auto" w:sz="4" w:space="0"/>
-              <w:bottom w:val="nil"/>
-              <w:right w:val="single" w:color="auto" w:sz="12" w:space="0"/>
+              <w:top w:val="single" w:sz="4" w:space="0" w:color="auto"/>
+              <w:left w:val="single" w:sz="4" w:space="0" w:color="auto"/>
+              <w:bottom w:val="nil"/>
+              <w:right w:val="single" w:sz="12" w:space="0" w:color="auto"/>
             </w:tcBorders>
             <w:shd w:val="clear" w:color="auto" w:fill="auto"/>
             <w:tcMar>
@@ -2128,11 +2103,11 @@
               <w:adjustRightInd w:val="0"/>
               <w:snapToGrid w:val="0"/>
               <w:spacing w:line="240" w:lineRule="auto"/>
-              <w:ind w:left="0" w:leftChars="0" w:right="0" w:rightChars="0" w:firstLine="0" w:firstLineChars="0"/>
+              <w:ind w:left="0" w:right="0" w:firstLine="0" w:leftChars="0" w:rightChars="0" w:firstLineChars="0"/>
               <w:jc w:val="center"/>
               <w:textAlignment w:val="baseline"/>
               <w:rPr>
-                <w:rFonts w:hint="default" w:ascii="Segoe UI" w:hAnsi="Segoe UI" w:eastAsia="Segoe UI" w:cs="Segoe UI"/>
+                <w:rFonts w:ascii="Segoe UI" w:eastAsia="Segoe UI" w:hAnsi="Segoe UI" w:cs="Segoe UI" w:hint="default"/>
                 <w:i w:val="0"/>
                 <w:iCs w:val="0"/>
                 <w:caps w:val="0"/>
@@ -2144,7 +2119,7 @@
             </w:pPr>
             <w:r>
               <w:rPr>
-                <w:rFonts w:hint="default" w:ascii="Segoe UI" w:hAnsi="Segoe UI" w:eastAsia="Segoe UI" w:cs="Segoe UI"/>
+                <w:rFonts w:ascii="Segoe UI" w:eastAsia="Segoe UI" w:hAnsi="Segoe UI" w:cs="Segoe UI" w:hint="default"/>
                 <w:i w:val="0"/>
                 <w:iCs w:val="0"/>
                 <w:caps w:val="0"/>
@@ -2164,10 +2139,10 @@
           <w:tcPr>
             <w:tcW w:w="1370" w:type="dxa"/>
             <w:tcBorders>
-              <w:top w:val="single" w:color="auto" w:sz="4" w:space="0"/>
-              <w:left w:val="single" w:color="auto" w:sz="4" w:space="0"/>
-              <w:bottom w:val="nil"/>
-              <w:right w:val="single" w:color="auto" w:sz="12" w:space="0"/>
+              <w:top w:val="single" w:sz="4" w:space="0" w:color="auto"/>
+              <w:left w:val="single" w:sz="4" w:space="0" w:color="auto"/>
+              <w:bottom w:val="nil"/>
+              <w:right w:val="single" w:sz="12" w:space="0" w:color="auto"/>
             </w:tcBorders>
             <w:shd w:val="clear" w:color="auto" w:fill="auto"/>
             <w:tcMar>
@@ -2195,26 +2170,26 @@
               <w:adjustRightInd w:val="0"/>
               <w:snapToGrid w:val="0"/>
               <w:spacing w:line="240" w:lineRule="auto"/>
-              <w:ind w:left="0" w:leftChars="0" w:right="0" w:rightChars="0" w:firstLine="0" w:firstLineChars="0"/>
+              <w:ind w:left="0" w:right="0" w:firstLine="0" w:leftChars="0" w:rightChars="0" w:firstLineChars="0"/>
               <w:jc w:val="left"/>
               <w:textAlignment w:val="baseline"/>
               <w:rPr>
-                <w:rFonts w:hint="default" w:ascii="Segoe UI" w:hAnsi="Segoe UI" w:eastAsia="Segoe UI" w:cs="Segoe UI"/>
-                <w:i w:val="0"/>
-                <w:iCs w:val="0"/>
-                <w:caps w:val="0"/>
-                <w:snapToGrid w:val="0"/>
-                <w:color w:val="000000"/>
-                <w:spacing w:val="0"/>
-                <w:kern w:val="0"/>
-                <w:sz w:val="18"/>
-                <w:szCs w:val="18"/>
-                <w:lang w:val="en-US" w:eastAsia="zh-CN"/>
-              </w:rPr>
-            </w:pPr>
-            <w:r>
-              <w:rPr>
-                <w:rFonts w:hint="eastAsia" w:ascii="Segoe UI" w:hAnsi="Segoe UI" w:eastAsia="Segoe UI" w:cs="Segoe UI"/>
+                <w:rFonts w:ascii="Segoe UI" w:eastAsia="Segoe UI" w:hAnsi="Segoe UI" w:cs="Segoe UI" w:hint="default"/>
+                <w:i w:val="0"/>
+                <w:iCs w:val="0"/>
+                <w:caps w:val="0"/>
+                <w:snapToGrid w:val="0"/>
+                <w:color w:val="000000"/>
+                <w:spacing w:val="0"/>
+                <w:kern w:val="0"/>
+                <w:sz w:val="18"/>
+                <w:szCs w:val="18"/>
+                <w:lang w:val="en-US" w:eastAsia="zh-CN"/>
+              </w:rPr>
+            </w:pPr>
+            <w:r>
+              <w:rPr>
+                <w:rFonts w:ascii="Segoe UI" w:eastAsia="Segoe UI" w:hAnsi="Segoe UI" w:cs="Segoe UI" w:hint="eastAsia"/>
                 <w:i w:val="0"/>
                 <w:iCs w:val="0"/>
                 <w:caps w:val="0"/>
@@ -2233,14 +2208,8 @@
       </w:tr>
       <w:tr>
         <w:tblPrEx>
-          <w:tblBorders>
-            <w:top w:val="none" w:color="auto" w:sz="0" w:space="0"/>
-            <w:left w:val="none" w:color="auto" w:sz="0" w:space="0"/>
-            <w:bottom w:val="none" w:color="auto" w:sz="0" w:space="0"/>
-            <w:right w:val="none" w:color="auto" w:sz="0" w:space="0"/>
-            <w:insideH w:val="none" w:color="auto" w:sz="0" w:space="0"/>
-            <w:insideV w:val="none" w:color="auto" w:sz="0" w:space="0"/>
-          </w:tblBorders>
+          <w:tblW w:w="8522" w:type="dxa"/>
+          <w:jc w:val="center"/>
           <w:shd w:val="clear" w:color="auto" w:fill="auto"/>
           <w:tblCellMar>
             <w:top w:w="15" w:type="dxa"/>
@@ -2250,15 +2219,15 @@
           </w:tblCellMar>
         </w:tblPrEx>
         <w:trPr>
-          <w:trHeight w:val="0" w:hRule="atLeast"/>
+          <w:trHeight w:val="0"/>
           <w:jc w:val="center"/>
         </w:trPr>
         <w:tc>
           <w:tcPr>
             <w:tcW w:w="1148" w:type="dxa"/>
             <w:tcBorders>
-              <w:top w:val="single" w:color="auto" w:sz="4" w:space="0"/>
-              <w:left w:val="single" w:color="auto" w:sz="12" w:space="0"/>
+              <w:top w:val="single" w:sz="4" w:space="0" w:color="auto"/>
+              <w:left w:val="single" w:sz="12" w:space="0" w:color="auto"/>
               <w:bottom w:val="nil"/>
               <w:right w:val="nil"/>
             </w:tcBorders>
@@ -2288,11 +2257,11 @@
               <w:adjustRightInd w:val="0"/>
               <w:snapToGrid w:val="0"/>
               <w:spacing w:line="240" w:lineRule="auto"/>
-              <w:ind w:left="0" w:leftChars="0" w:right="0" w:rightChars="0" w:firstLine="0" w:firstLineChars="0"/>
+              <w:ind w:left="0" w:right="0" w:firstLine="0" w:leftChars="0" w:rightChars="0" w:firstLineChars="0"/>
               <w:jc w:val="center"/>
               <w:textAlignment w:val="baseline"/>
               <w:rPr>
-                <w:rFonts w:hint="default" w:ascii="Segoe UI" w:hAnsi="Segoe UI" w:eastAsia="Segoe UI" w:cs="Segoe UI"/>
+                <w:rFonts w:ascii="Segoe UI" w:eastAsia="Segoe UI" w:hAnsi="Segoe UI" w:cs="Segoe UI" w:hint="default"/>
                 <w:i w:val="0"/>
                 <w:iCs w:val="0"/>
                 <w:caps w:val="0"/>
@@ -2304,7 +2273,7 @@
             </w:pPr>
             <w:r>
               <w:rPr>
-                <w:rFonts w:hint="default" w:ascii="Segoe UI" w:hAnsi="Segoe UI" w:eastAsia="Segoe UI" w:cs="Segoe UI"/>
+                <w:rFonts w:ascii="Segoe UI" w:eastAsia="Segoe UI" w:hAnsi="Segoe UI" w:cs="Segoe UI" w:hint="default"/>
                 <w:i w:val="0"/>
                 <w:iCs w:val="0"/>
                 <w:caps w:val="0"/>
@@ -2324,8 +2293,8 @@
           <w:tcPr>
             <w:tcW w:w="1732" w:type="dxa"/>
             <w:tcBorders>
-              <w:top w:val="single" w:color="auto" w:sz="4" w:space="0"/>
-              <w:left w:val="single" w:color="auto" w:sz="4" w:space="0"/>
+              <w:top w:val="single" w:sz="4" w:space="0" w:color="auto"/>
+              <w:left w:val="single" w:sz="4" w:space="0" w:color="auto"/>
               <w:bottom w:val="nil"/>
               <w:right w:val="nil"/>
             </w:tcBorders>
@@ -2355,11 +2324,11 @@
               <w:adjustRightInd w:val="0"/>
               <w:snapToGrid w:val="0"/>
               <w:spacing w:line="240" w:lineRule="auto"/>
-              <w:ind w:left="0" w:leftChars="0" w:right="0" w:rightChars="0" w:firstLine="0" w:firstLineChars="0"/>
+              <w:ind w:left="0" w:right="0" w:firstLine="0" w:leftChars="0" w:rightChars="0" w:firstLineChars="0"/>
               <w:jc w:val="center"/>
               <w:textAlignment w:val="baseline"/>
               <w:rPr>
-                <w:rFonts w:hint="default" w:ascii="Segoe UI" w:hAnsi="Segoe UI" w:eastAsia="Segoe UI" w:cs="Segoe UI"/>
+                <w:rFonts w:ascii="Segoe UI" w:eastAsia="Segoe UI" w:hAnsi="Segoe UI" w:cs="Segoe UI" w:hint="default"/>
                 <w:i w:val="0"/>
                 <w:iCs w:val="0"/>
                 <w:caps w:val="0"/>
@@ -2371,7 +2340,7 @@
             </w:pPr>
             <w:r>
               <w:rPr>
-                <w:rFonts w:hint="default" w:ascii="Segoe UI" w:hAnsi="Segoe UI" w:eastAsia="Segoe UI" w:cs="Segoe UI"/>
+                <w:rFonts w:ascii="Segoe UI" w:eastAsia="Segoe UI" w:hAnsi="Segoe UI" w:cs="Segoe UI" w:hint="default"/>
                 <w:i w:val="0"/>
                 <w:iCs w:val="0"/>
                 <w:caps w:val="0"/>
@@ -2391,10 +2360,10 @@
           <w:tcPr>
             <w:tcW w:w="4272" w:type="dxa"/>
             <w:tcBorders>
-              <w:top w:val="single" w:color="auto" w:sz="4" w:space="0"/>
-              <w:left w:val="single" w:color="auto" w:sz="4" w:space="0"/>
-              <w:bottom w:val="nil"/>
-              <w:right w:val="single" w:color="auto" w:sz="12" w:space="0"/>
+              <w:top w:val="single" w:sz="4" w:space="0" w:color="auto"/>
+              <w:left w:val="single" w:sz="4" w:space="0" w:color="auto"/>
+              <w:bottom w:val="nil"/>
+              <w:right w:val="single" w:sz="12" w:space="0" w:color="auto"/>
             </w:tcBorders>
             <w:shd w:val="clear" w:color="auto" w:fill="auto"/>
             <w:tcMar>
@@ -2422,11 +2391,11 @@
               <w:adjustRightInd w:val="0"/>
               <w:snapToGrid w:val="0"/>
               <w:spacing w:line="240" w:lineRule="auto"/>
-              <w:ind w:left="0" w:leftChars="0" w:right="0" w:rightChars="0" w:firstLine="0" w:firstLineChars="0"/>
+              <w:ind w:left="0" w:right="0" w:firstLine="0" w:leftChars="0" w:rightChars="0" w:firstLineChars="0"/>
               <w:jc w:val="center"/>
               <w:textAlignment w:val="baseline"/>
               <w:rPr>
-                <w:rFonts w:hint="default" w:ascii="Segoe UI" w:hAnsi="Segoe UI" w:eastAsia="Segoe UI" w:cs="Segoe UI"/>
+                <w:rFonts w:ascii="Segoe UI" w:eastAsia="Segoe UI" w:hAnsi="Segoe UI" w:cs="Segoe UI" w:hint="default"/>
                 <w:i w:val="0"/>
                 <w:iCs w:val="0"/>
                 <w:caps w:val="0"/>
@@ -2438,7 +2407,7 @@
             </w:pPr>
             <w:r>
               <w:rPr>
-                <w:rFonts w:hint="default" w:ascii="Segoe UI" w:hAnsi="Segoe UI" w:eastAsia="Segoe UI" w:cs="Segoe UI"/>
+                <w:rFonts w:ascii="Segoe UI" w:eastAsia="Segoe UI" w:hAnsi="Segoe UI" w:cs="Segoe UI" w:hint="default"/>
                 <w:i w:val="0"/>
                 <w:iCs w:val="0"/>
                 <w:caps w:val="0"/>
@@ -2458,10 +2427,10 @@
           <w:tcPr>
             <w:tcW w:w="1370" w:type="dxa"/>
             <w:tcBorders>
-              <w:top w:val="single" w:color="auto" w:sz="4" w:space="0"/>
-              <w:left w:val="single" w:color="auto" w:sz="4" w:space="0"/>
-              <w:bottom w:val="nil"/>
-              <w:right w:val="single" w:color="auto" w:sz="12" w:space="0"/>
+              <w:top w:val="single" w:sz="4" w:space="0" w:color="auto"/>
+              <w:left w:val="single" w:sz="4" w:space="0" w:color="auto"/>
+              <w:bottom w:val="nil"/>
+              <w:right w:val="single" w:sz="12" w:space="0" w:color="auto"/>
             </w:tcBorders>
             <w:shd w:val="clear" w:color="auto" w:fill="auto"/>
             <w:tcMar>
@@ -2489,26 +2458,26 @@
               <w:adjustRightInd w:val="0"/>
               <w:snapToGrid w:val="0"/>
               <w:spacing w:line="240" w:lineRule="auto"/>
-              <w:ind w:left="0" w:leftChars="0" w:right="0" w:rightChars="0" w:firstLine="0" w:firstLineChars="0"/>
+              <w:ind w:left="0" w:right="0" w:firstLine="0" w:leftChars="0" w:rightChars="0" w:firstLineChars="0"/>
               <w:jc w:val="left"/>
               <w:textAlignment w:val="baseline"/>
               <w:rPr>
-                <w:rFonts w:hint="default" w:ascii="Segoe UI" w:hAnsi="Segoe UI" w:eastAsia="Segoe UI" w:cs="Segoe UI"/>
-                <w:i w:val="0"/>
-                <w:iCs w:val="0"/>
-                <w:caps w:val="0"/>
-                <w:snapToGrid w:val="0"/>
-                <w:color w:val="000000"/>
-                <w:spacing w:val="0"/>
-                <w:kern w:val="0"/>
-                <w:sz w:val="18"/>
-                <w:szCs w:val="18"/>
-                <w:lang w:val="en-US" w:eastAsia="zh-CN"/>
-              </w:rPr>
-            </w:pPr>
-            <w:r>
-              <w:rPr>
-                <w:rFonts w:hint="eastAsia" w:ascii="Segoe UI" w:hAnsi="Segoe UI" w:eastAsia="Segoe UI" w:cs="Segoe UI"/>
+                <w:rFonts w:ascii="Segoe UI" w:eastAsia="Segoe UI" w:hAnsi="Segoe UI" w:cs="Segoe UI" w:hint="default"/>
+                <w:i w:val="0"/>
+                <w:iCs w:val="0"/>
+                <w:caps w:val="0"/>
+                <w:snapToGrid w:val="0"/>
+                <w:color w:val="000000"/>
+                <w:spacing w:val="0"/>
+                <w:kern w:val="0"/>
+                <w:sz w:val="18"/>
+                <w:szCs w:val="18"/>
+                <w:lang w:val="en-US" w:eastAsia="zh-CN"/>
+              </w:rPr>
+            </w:pPr>
+            <w:r>
+              <w:rPr>
+                <w:rFonts w:ascii="Segoe UI" w:eastAsia="Segoe UI" w:hAnsi="Segoe UI" w:cs="Segoe UI" w:hint="eastAsia"/>
                 <w:i w:val="0"/>
                 <w:iCs w:val="0"/>
                 <w:caps w:val="0"/>
@@ -2527,14 +2496,9 @@
       </w:tr>
       <w:tr>
         <w:tblPrEx>
-          <w:tblBorders>
-            <w:top w:val="none" w:color="auto" w:sz="0" w:space="0"/>
-            <w:left w:val="none" w:color="auto" w:sz="0" w:space="0"/>
-            <w:bottom w:val="none" w:color="auto" w:sz="0" w:space="0"/>
-            <w:right w:val="none" w:color="auto" w:sz="0" w:space="0"/>
-            <w:insideH w:val="none" w:color="auto" w:sz="0" w:space="0"/>
-            <w:insideV w:val="none" w:color="auto" w:sz="0" w:space="0"/>
-          </w:tblBorders>
+          <w:tblW w:w="8522" w:type="dxa"/>
+          <w:jc w:val="center"/>
+          <w:shd w:val="clear" w:color="auto" w:fill="auto"/>
           <w:tblCellMar>
             <w:top w:w="15" w:type="dxa"/>
             <w:left w:w="15" w:type="dxa"/>
@@ -2543,15 +2507,15 @@
           </w:tblCellMar>
         </w:tblPrEx>
         <w:trPr>
-          <w:trHeight w:val="0" w:hRule="atLeast"/>
+          <w:trHeight w:val="0"/>
           <w:jc w:val="center"/>
         </w:trPr>
         <w:tc>
           <w:tcPr>
             <w:tcW w:w="1148" w:type="dxa"/>
             <w:tcBorders>
-              <w:top w:val="single" w:color="auto" w:sz="4" w:space="0"/>
-              <w:left w:val="single" w:color="auto" w:sz="12" w:space="0"/>
+              <w:top w:val="single" w:sz="4" w:space="0" w:color="auto"/>
+              <w:left w:val="single" w:sz="12" w:space="0" w:color="auto"/>
               <w:bottom w:val="nil"/>
               <w:right w:val="nil"/>
             </w:tcBorders>
@@ -2581,11 +2545,11 @@
               <w:adjustRightInd w:val="0"/>
               <w:snapToGrid w:val="0"/>
               <w:spacing w:line="240" w:lineRule="auto"/>
-              <w:ind w:left="0" w:leftChars="0" w:right="0" w:rightChars="0" w:firstLine="0" w:firstLineChars="0"/>
+              <w:ind w:left="0" w:right="0" w:firstLine="0" w:leftChars="0" w:rightChars="0" w:firstLineChars="0"/>
               <w:jc w:val="center"/>
               <w:textAlignment w:val="baseline"/>
               <w:rPr>
-                <w:rFonts w:hint="default" w:ascii="Segoe UI" w:hAnsi="Segoe UI" w:eastAsia="Segoe UI" w:cs="Segoe UI"/>
+                <w:rFonts w:ascii="Segoe UI" w:eastAsia="Segoe UI" w:hAnsi="Segoe UI" w:cs="Segoe UI" w:hint="default"/>
                 <w:i w:val="0"/>
                 <w:iCs w:val="0"/>
                 <w:caps w:val="0"/>
@@ -2597,7 +2561,7 @@
             </w:pPr>
             <w:r>
               <w:rPr>
-                <w:rFonts w:hint="default" w:ascii="Segoe UI" w:hAnsi="Segoe UI" w:eastAsia="Segoe UI" w:cs="Segoe UI"/>
+                <w:rFonts w:ascii="Segoe UI" w:eastAsia="Segoe UI" w:hAnsi="Segoe UI" w:cs="Segoe UI" w:hint="default"/>
                 <w:i w:val="0"/>
                 <w:iCs w:val="0"/>
                 <w:caps w:val="0"/>
@@ -2617,8 +2581,8 @@
           <w:tcPr>
             <w:tcW w:w="1732" w:type="dxa"/>
             <w:tcBorders>
-              <w:top w:val="single" w:color="auto" w:sz="4" w:space="0"/>
-              <w:left w:val="single" w:color="auto" w:sz="4" w:space="0"/>
+              <w:top w:val="single" w:sz="4" w:space="0" w:color="auto"/>
+              <w:left w:val="single" w:sz="4" w:space="0" w:color="auto"/>
               <w:bottom w:val="nil"/>
               <w:right w:val="nil"/>
             </w:tcBorders>
@@ -2648,11 +2612,11 @@
               <w:adjustRightInd w:val="0"/>
               <w:snapToGrid w:val="0"/>
               <w:spacing w:line="240" w:lineRule="auto"/>
-              <w:ind w:left="0" w:leftChars="0" w:right="0" w:rightChars="0" w:firstLine="0" w:firstLineChars="0"/>
+              <w:ind w:left="0" w:right="0" w:firstLine="0" w:leftChars="0" w:rightChars="0" w:firstLineChars="0"/>
               <w:jc w:val="center"/>
               <w:textAlignment w:val="baseline"/>
               <w:rPr>
-                <w:rFonts w:hint="default" w:ascii="Segoe UI" w:hAnsi="Segoe UI" w:eastAsia="Segoe UI" w:cs="Segoe UI"/>
+                <w:rFonts w:ascii="Segoe UI" w:eastAsia="Segoe UI" w:hAnsi="Segoe UI" w:cs="Segoe UI" w:hint="default"/>
                 <w:i w:val="0"/>
                 <w:iCs w:val="0"/>
                 <w:caps w:val="0"/>
@@ -2664,7 +2628,7 @@
             </w:pPr>
             <w:r>
               <w:rPr>
-                <w:rFonts w:hint="default" w:ascii="Segoe UI" w:hAnsi="Segoe UI" w:eastAsia="Segoe UI" w:cs="Segoe UI"/>
+                <w:rFonts w:ascii="Segoe UI" w:eastAsia="Segoe UI" w:hAnsi="Segoe UI" w:cs="Segoe UI" w:hint="default"/>
                 <w:i w:val="0"/>
                 <w:iCs w:val="0"/>
                 <w:caps w:val="0"/>
@@ -2684,10 +2648,10 @@
           <w:tcPr>
             <w:tcW w:w="4272" w:type="dxa"/>
             <w:tcBorders>
-              <w:top w:val="single" w:color="auto" w:sz="4" w:space="0"/>
-              <w:left w:val="single" w:color="auto" w:sz="4" w:space="0"/>
-              <w:bottom w:val="nil"/>
-              <w:right w:val="single" w:color="auto" w:sz="12" w:space="0"/>
+              <w:top w:val="single" w:sz="4" w:space="0" w:color="auto"/>
+              <w:left w:val="single" w:sz="4" w:space="0" w:color="auto"/>
+              <w:bottom w:val="nil"/>
+              <w:right w:val="single" w:sz="12" w:space="0" w:color="auto"/>
             </w:tcBorders>
             <w:shd w:val="clear" w:color="auto" w:fill="auto"/>
             <w:tcMar>
@@ -2715,11 +2679,11 @@
               <w:adjustRightInd w:val="0"/>
               <w:snapToGrid w:val="0"/>
               <w:spacing w:line="240" w:lineRule="auto"/>
-              <w:ind w:left="0" w:leftChars="0" w:right="0" w:rightChars="0" w:firstLine="0" w:firstLineChars="0"/>
+              <w:ind w:left="0" w:right="0" w:firstLine="0" w:leftChars="0" w:rightChars="0" w:firstLineChars="0"/>
               <w:jc w:val="center"/>
               <w:textAlignment w:val="baseline"/>
               <w:rPr>
-                <w:rFonts w:hint="default" w:ascii="Segoe UI" w:hAnsi="Segoe UI" w:eastAsia="Segoe UI" w:cs="Segoe UI"/>
+                <w:rFonts w:ascii="Segoe UI" w:eastAsia="Segoe UI" w:hAnsi="Segoe UI" w:cs="Segoe UI" w:hint="default"/>
                 <w:i w:val="0"/>
                 <w:iCs w:val="0"/>
                 <w:caps w:val="0"/>
@@ -2731,7 +2695,7 @@
             </w:pPr>
             <w:r>
               <w:rPr>
-                <w:rFonts w:hint="default" w:ascii="Segoe UI" w:hAnsi="Segoe UI" w:eastAsia="Segoe UI" w:cs="Segoe UI"/>
+                <w:rFonts w:ascii="Segoe UI" w:eastAsia="Segoe UI" w:hAnsi="Segoe UI" w:cs="Segoe UI" w:hint="default"/>
                 <w:i w:val="0"/>
                 <w:iCs w:val="0"/>
                 <w:caps w:val="0"/>
@@ -2751,10 +2715,10 @@
           <w:tcPr>
             <w:tcW w:w="1370" w:type="dxa"/>
             <w:tcBorders>
-              <w:top w:val="single" w:color="auto" w:sz="4" w:space="0"/>
-              <w:left w:val="single" w:color="auto" w:sz="4" w:space="0"/>
-              <w:bottom w:val="nil"/>
-              <w:right w:val="single" w:color="auto" w:sz="12" w:space="0"/>
+              <w:top w:val="single" w:sz="4" w:space="0" w:color="auto"/>
+              <w:left w:val="single" w:sz="4" w:space="0" w:color="auto"/>
+              <w:bottom w:val="nil"/>
+              <w:right w:val="single" w:sz="12" w:space="0" w:color="auto"/>
             </w:tcBorders>
             <w:shd w:val="clear" w:color="auto" w:fill="auto"/>
             <w:tcMar>
@@ -2782,26 +2746,26 @@
               <w:adjustRightInd w:val="0"/>
               <w:snapToGrid w:val="0"/>
               <w:spacing w:line="240" w:lineRule="auto"/>
-              <w:ind w:left="0" w:leftChars="0" w:right="0" w:rightChars="0" w:firstLine="0" w:firstLineChars="0"/>
+              <w:ind w:left="0" w:right="0" w:firstLine="0" w:leftChars="0" w:rightChars="0" w:firstLineChars="0"/>
               <w:jc w:val="left"/>
               <w:textAlignment w:val="baseline"/>
               <w:rPr>
-                <w:rFonts w:hint="default" w:ascii="Segoe UI" w:hAnsi="Segoe UI" w:eastAsia="Segoe UI" w:cs="Segoe UI"/>
-                <w:i w:val="0"/>
-                <w:iCs w:val="0"/>
-                <w:caps w:val="0"/>
-                <w:snapToGrid w:val="0"/>
-                <w:color w:val="000000"/>
-                <w:spacing w:val="0"/>
-                <w:kern w:val="0"/>
-                <w:sz w:val="18"/>
-                <w:szCs w:val="18"/>
-                <w:lang w:val="en-US" w:eastAsia="zh-CN"/>
-              </w:rPr>
-            </w:pPr>
-            <w:r>
-              <w:rPr>
-                <w:rFonts w:hint="eastAsia" w:ascii="Segoe UI" w:hAnsi="Segoe UI" w:eastAsia="Segoe UI" w:cs="Segoe UI"/>
+                <w:rFonts w:ascii="Segoe UI" w:eastAsia="Segoe UI" w:hAnsi="Segoe UI" w:cs="Segoe UI" w:hint="default"/>
+                <w:i w:val="0"/>
+                <w:iCs w:val="0"/>
+                <w:caps w:val="0"/>
+                <w:snapToGrid w:val="0"/>
+                <w:color w:val="000000"/>
+                <w:spacing w:val="0"/>
+                <w:kern w:val="0"/>
+                <w:sz w:val="18"/>
+                <w:szCs w:val="18"/>
+                <w:lang w:val="en-US" w:eastAsia="zh-CN"/>
+              </w:rPr>
+            </w:pPr>
+            <w:r>
+              <w:rPr>
+                <w:rFonts w:ascii="Segoe UI" w:eastAsia="Segoe UI" w:hAnsi="Segoe UI" w:cs="Segoe UI" w:hint="eastAsia"/>
                 <w:i w:val="0"/>
                 <w:iCs w:val="0"/>
                 <w:caps w:val="0"/>
@@ -2820,14 +2784,9 @@
       </w:tr>
       <w:tr>
         <w:tblPrEx>
-          <w:tblBorders>
-            <w:top w:val="none" w:color="auto" w:sz="0" w:space="0"/>
-            <w:left w:val="none" w:color="auto" w:sz="0" w:space="0"/>
-            <w:bottom w:val="none" w:color="auto" w:sz="0" w:space="0"/>
-            <w:right w:val="none" w:color="auto" w:sz="0" w:space="0"/>
-            <w:insideH w:val="none" w:color="auto" w:sz="0" w:space="0"/>
-            <w:insideV w:val="none" w:color="auto" w:sz="0" w:space="0"/>
-          </w:tblBorders>
+          <w:tblW w:w="8522" w:type="dxa"/>
+          <w:jc w:val="center"/>
+          <w:shd w:val="clear" w:color="auto" w:fill="auto"/>
           <w:tblCellMar>
             <w:top w:w="15" w:type="dxa"/>
             <w:left w:w="15" w:type="dxa"/>
@@ -2836,15 +2795,15 @@
           </w:tblCellMar>
         </w:tblPrEx>
         <w:trPr>
-          <w:trHeight w:val="0" w:hRule="atLeast"/>
+          <w:trHeight w:val="0"/>
           <w:jc w:val="center"/>
         </w:trPr>
         <w:tc>
           <w:tcPr>
             <w:tcW w:w="1148" w:type="dxa"/>
             <w:tcBorders>
-              <w:top w:val="single" w:color="auto" w:sz="4" w:space="0"/>
-              <w:left w:val="single" w:color="auto" w:sz="12" w:space="0"/>
+              <w:top w:val="single" w:sz="4" w:space="0" w:color="auto"/>
+              <w:left w:val="single" w:sz="12" w:space="0" w:color="auto"/>
               <w:bottom w:val="nil"/>
               <w:right w:val="nil"/>
             </w:tcBorders>
@@ -2874,11 +2833,11 @@
               <w:adjustRightInd w:val="0"/>
               <w:snapToGrid w:val="0"/>
               <w:spacing w:line="240" w:lineRule="auto"/>
-              <w:ind w:left="0" w:leftChars="0" w:right="0" w:rightChars="0" w:firstLine="0" w:firstLineChars="0"/>
+              <w:ind w:left="0" w:right="0" w:firstLine="0" w:leftChars="0" w:rightChars="0" w:firstLineChars="0"/>
               <w:jc w:val="center"/>
               <w:textAlignment w:val="baseline"/>
               <w:rPr>
-                <w:rFonts w:hint="default" w:ascii="Segoe UI" w:hAnsi="Segoe UI" w:eastAsia="Segoe UI" w:cs="Segoe UI"/>
+                <w:rFonts w:ascii="Segoe UI" w:eastAsia="Segoe UI" w:hAnsi="Segoe UI" w:cs="Segoe UI" w:hint="default"/>
                 <w:i w:val="0"/>
                 <w:iCs w:val="0"/>
                 <w:caps w:val="0"/>
@@ -2890,7 +2849,7 @@
             </w:pPr>
             <w:r>
               <w:rPr>
-                <w:rFonts w:hint="default" w:ascii="Segoe UI" w:hAnsi="Segoe UI" w:eastAsia="Segoe UI" w:cs="Segoe UI"/>
+                <w:rFonts w:ascii="Segoe UI" w:eastAsia="Segoe UI" w:hAnsi="Segoe UI" w:cs="Segoe UI" w:hint="default"/>
                 <w:i w:val="0"/>
                 <w:iCs w:val="0"/>
                 <w:caps w:val="0"/>
@@ -2910,8 +2869,8 @@
           <w:tcPr>
             <w:tcW w:w="1732" w:type="dxa"/>
             <w:tcBorders>
-              <w:top w:val="single" w:color="auto" w:sz="4" w:space="0"/>
-              <w:left w:val="single" w:color="auto" w:sz="4" w:space="0"/>
+              <w:top w:val="single" w:sz="4" w:space="0" w:color="auto"/>
+              <w:left w:val="single" w:sz="4" w:space="0" w:color="auto"/>
               <w:bottom w:val="nil"/>
               <w:right w:val="nil"/>
             </w:tcBorders>
@@ -2941,11 +2900,11 @@
               <w:adjustRightInd w:val="0"/>
               <w:snapToGrid w:val="0"/>
               <w:spacing w:line="240" w:lineRule="auto"/>
-              <w:ind w:left="0" w:leftChars="0" w:right="0" w:rightChars="0" w:firstLine="0" w:firstLineChars="0"/>
+              <w:ind w:left="0" w:right="0" w:firstLine="0" w:leftChars="0" w:rightChars="0" w:firstLineChars="0"/>
               <w:jc w:val="center"/>
               <w:textAlignment w:val="baseline"/>
               <w:rPr>
-                <w:rFonts w:hint="default" w:ascii="Segoe UI" w:hAnsi="Segoe UI" w:eastAsia="Segoe UI" w:cs="Segoe UI"/>
+                <w:rFonts w:ascii="Segoe UI" w:eastAsia="Segoe UI" w:hAnsi="Segoe UI" w:cs="Segoe UI" w:hint="default"/>
                 <w:i w:val="0"/>
                 <w:iCs w:val="0"/>
                 <w:caps w:val="0"/>
@@ -2957,7 +2916,7 @@
             </w:pPr>
             <w:r>
               <w:rPr>
-                <w:rFonts w:hint="default" w:ascii="Segoe UI" w:hAnsi="Segoe UI" w:eastAsia="Segoe UI" w:cs="Segoe UI"/>
+                <w:rFonts w:ascii="Segoe UI" w:eastAsia="Segoe UI" w:hAnsi="Segoe UI" w:cs="Segoe UI" w:hint="default"/>
                 <w:i w:val="0"/>
                 <w:iCs w:val="0"/>
                 <w:caps w:val="0"/>
@@ -2977,10 +2936,10 @@
           <w:tcPr>
             <w:tcW w:w="4272" w:type="dxa"/>
             <w:tcBorders>
-              <w:top w:val="single" w:color="auto" w:sz="4" w:space="0"/>
-              <w:left w:val="single" w:color="auto" w:sz="4" w:space="0"/>
-              <w:bottom w:val="nil"/>
-              <w:right w:val="single" w:color="auto" w:sz="12" w:space="0"/>
+              <w:top w:val="single" w:sz="4" w:space="0" w:color="auto"/>
+              <w:left w:val="single" w:sz="4" w:space="0" w:color="auto"/>
+              <w:bottom w:val="nil"/>
+              <w:right w:val="single" w:sz="12" w:space="0" w:color="auto"/>
             </w:tcBorders>
             <w:shd w:val="clear" w:color="auto" w:fill="auto"/>
             <w:tcMar>
@@ -3008,11 +2967,11 @@
               <w:adjustRightInd w:val="0"/>
               <w:snapToGrid w:val="0"/>
               <w:spacing w:line="240" w:lineRule="auto"/>
-              <w:ind w:left="0" w:leftChars="0" w:right="0" w:rightChars="0" w:firstLine="0" w:firstLineChars="0"/>
+              <w:ind w:left="0" w:right="0" w:firstLine="0" w:leftChars="0" w:rightChars="0" w:firstLineChars="0"/>
               <w:jc w:val="center"/>
               <w:textAlignment w:val="baseline"/>
               <w:rPr>
-                <w:rFonts w:hint="default" w:ascii="Segoe UI" w:hAnsi="Segoe UI" w:eastAsia="Segoe UI" w:cs="Segoe UI"/>
+                <w:rFonts w:ascii="Segoe UI" w:eastAsia="Segoe UI" w:hAnsi="Segoe UI" w:cs="Segoe UI" w:hint="default"/>
                 <w:i w:val="0"/>
                 <w:iCs w:val="0"/>
                 <w:caps w:val="0"/>
@@ -3024,7 +2983,7 @@
             </w:pPr>
             <w:r>
               <w:rPr>
-                <w:rFonts w:hint="default" w:ascii="Segoe UI" w:hAnsi="Segoe UI" w:eastAsia="Segoe UI" w:cs="Segoe UI"/>
+                <w:rFonts w:ascii="Segoe UI" w:eastAsia="Segoe UI" w:hAnsi="Segoe UI" w:cs="Segoe UI" w:hint="default"/>
                 <w:i w:val="0"/>
                 <w:iCs w:val="0"/>
                 <w:caps w:val="0"/>
@@ -3044,10 +3003,10 @@
           <w:tcPr>
             <w:tcW w:w="1370" w:type="dxa"/>
             <w:tcBorders>
-              <w:top w:val="single" w:color="auto" w:sz="4" w:space="0"/>
-              <w:left w:val="single" w:color="auto" w:sz="4" w:space="0"/>
-              <w:bottom w:val="nil"/>
-              <w:right w:val="single" w:color="auto" w:sz="12" w:space="0"/>
+              <w:top w:val="single" w:sz="4" w:space="0" w:color="auto"/>
+              <w:left w:val="single" w:sz="4" w:space="0" w:color="auto"/>
+              <w:bottom w:val="nil"/>
+              <w:right w:val="single" w:sz="12" w:space="0" w:color="auto"/>
             </w:tcBorders>
             <w:shd w:val="clear" w:color="auto" w:fill="auto"/>
             <w:tcMar>
@@ -3075,26 +3034,26 @@
               <w:adjustRightInd w:val="0"/>
               <w:snapToGrid w:val="0"/>
               <w:spacing w:line="240" w:lineRule="auto"/>
-              <w:ind w:left="0" w:leftChars="0" w:right="0" w:rightChars="0" w:firstLine="0" w:firstLineChars="0"/>
+              <w:ind w:left="0" w:right="0" w:firstLine="0" w:leftChars="0" w:rightChars="0" w:firstLineChars="0"/>
               <w:jc w:val="left"/>
               <w:textAlignment w:val="baseline"/>
               <w:rPr>
-                <w:rFonts w:hint="default" w:ascii="Segoe UI" w:hAnsi="Segoe UI" w:eastAsia="Segoe UI" w:cs="Segoe UI"/>
-                <w:i w:val="0"/>
-                <w:iCs w:val="0"/>
-                <w:caps w:val="0"/>
-                <w:snapToGrid w:val="0"/>
-                <w:color w:val="000000"/>
-                <w:spacing w:val="0"/>
-                <w:kern w:val="0"/>
-                <w:sz w:val="18"/>
-                <w:szCs w:val="18"/>
-                <w:lang w:val="en-US" w:eastAsia="zh-CN"/>
-              </w:rPr>
-            </w:pPr>
-            <w:r>
-              <w:rPr>
-                <w:rFonts w:hint="eastAsia" w:ascii="Segoe UI" w:hAnsi="Segoe UI" w:eastAsia="Segoe UI" w:cs="Segoe UI"/>
+                <w:rFonts w:ascii="Segoe UI" w:eastAsia="Segoe UI" w:hAnsi="Segoe UI" w:cs="Segoe UI" w:hint="default"/>
+                <w:i w:val="0"/>
+                <w:iCs w:val="0"/>
+                <w:caps w:val="0"/>
+                <w:snapToGrid w:val="0"/>
+                <w:color w:val="000000"/>
+                <w:spacing w:val="0"/>
+                <w:kern w:val="0"/>
+                <w:sz w:val="18"/>
+                <w:szCs w:val="18"/>
+                <w:lang w:val="en-US" w:eastAsia="zh-CN"/>
+              </w:rPr>
+            </w:pPr>
+            <w:r>
+              <w:rPr>
+                <w:rFonts w:ascii="Segoe UI" w:eastAsia="Segoe UI" w:hAnsi="Segoe UI" w:cs="Segoe UI" w:hint="eastAsia"/>
                 <w:i w:val="0"/>
                 <w:iCs w:val="0"/>
                 <w:caps w:val="0"/>
@@ -3113,14 +3072,9 @@
       </w:tr>
       <w:tr>
         <w:tblPrEx>
-          <w:tblBorders>
-            <w:top w:val="none" w:color="auto" w:sz="0" w:space="0"/>
-            <w:left w:val="none" w:color="auto" w:sz="0" w:space="0"/>
-            <w:bottom w:val="none" w:color="auto" w:sz="0" w:space="0"/>
-            <w:right w:val="none" w:color="auto" w:sz="0" w:space="0"/>
-            <w:insideH w:val="none" w:color="auto" w:sz="0" w:space="0"/>
-            <w:insideV w:val="none" w:color="auto" w:sz="0" w:space="0"/>
-          </w:tblBorders>
+          <w:tblW w:w="8522" w:type="dxa"/>
+          <w:jc w:val="center"/>
+          <w:shd w:val="clear" w:color="auto" w:fill="auto"/>
           <w:tblCellMar>
             <w:top w:w="15" w:type="dxa"/>
             <w:left w:w="15" w:type="dxa"/>
@@ -3129,16 +3083,16 @@
           </w:tblCellMar>
         </w:tblPrEx>
         <w:trPr>
-          <w:trHeight w:val="0" w:hRule="atLeast"/>
+          <w:trHeight w:val="0"/>
           <w:jc w:val="center"/>
         </w:trPr>
         <w:tc>
           <w:tcPr>
             <w:tcW w:w="1148" w:type="dxa"/>
             <w:tcBorders>
-              <w:top w:val="single" w:color="auto" w:sz="4" w:space="0"/>
-              <w:left w:val="single" w:color="auto" w:sz="12" w:space="0"/>
-              <w:bottom w:val="single" w:color="auto" w:sz="12" w:space="0"/>
+              <w:top w:val="single" w:sz="4" w:space="0" w:color="auto"/>
+              <w:left w:val="single" w:sz="12" w:space="0" w:color="auto"/>
+              <w:bottom w:val="single" w:sz="12" w:space="0" w:color="auto"/>
               <w:right w:val="nil"/>
             </w:tcBorders>
             <w:shd w:val="clear" w:color="auto" w:fill="auto"/>
@@ -3167,11 +3121,11 @@
               <w:adjustRightInd w:val="0"/>
               <w:snapToGrid w:val="0"/>
               <w:spacing w:line="240" w:lineRule="auto"/>
-              <w:ind w:left="0" w:leftChars="0" w:right="0" w:rightChars="0" w:firstLine="0" w:firstLineChars="0"/>
+              <w:ind w:left="0" w:right="0" w:firstLine="0" w:leftChars="0" w:rightChars="0" w:firstLineChars="0"/>
               <w:jc w:val="center"/>
               <w:textAlignment w:val="baseline"/>
               <w:rPr>
-                <w:rFonts w:hint="default" w:ascii="Segoe UI" w:hAnsi="Segoe UI" w:eastAsia="Segoe UI" w:cs="Segoe UI"/>
+                <w:rFonts w:ascii="Segoe UI" w:eastAsia="Segoe UI" w:hAnsi="Segoe UI" w:cs="Segoe UI" w:hint="default"/>
                 <w:i w:val="0"/>
                 <w:iCs w:val="0"/>
                 <w:caps w:val="0"/>
@@ -3183,7 +3137,7 @@
             </w:pPr>
             <w:r>
               <w:rPr>
-                <w:rFonts w:hint="default" w:ascii="Segoe UI" w:hAnsi="Segoe UI" w:eastAsia="Segoe UI" w:cs="Segoe UI"/>
+                <w:rFonts w:ascii="Segoe UI" w:eastAsia="Segoe UI" w:hAnsi="Segoe UI" w:cs="Segoe UI" w:hint="default"/>
                 <w:i w:val="0"/>
                 <w:iCs w:val="0"/>
                 <w:caps w:val="0"/>
@@ -3203,9 +3157,9 @@
           <w:tcPr>
             <w:tcW w:w="1732" w:type="dxa"/>
             <w:tcBorders>
-              <w:top w:val="single" w:color="auto" w:sz="4" w:space="0"/>
-              <w:left w:val="single" w:color="auto" w:sz="4" w:space="0"/>
-              <w:bottom w:val="single" w:color="auto" w:sz="12" w:space="0"/>
+              <w:top w:val="single" w:sz="4" w:space="0" w:color="auto"/>
+              <w:left w:val="single" w:sz="4" w:space="0" w:color="auto"/>
+              <w:bottom w:val="single" w:sz="12" w:space="0" w:color="auto"/>
               <w:right w:val="nil"/>
             </w:tcBorders>
             <w:shd w:val="clear" w:color="auto" w:fill="auto"/>
@@ -3234,11 +3188,11 @@
               <w:adjustRightInd w:val="0"/>
               <w:snapToGrid w:val="0"/>
               <w:spacing w:line="240" w:lineRule="auto"/>
-              <w:ind w:left="0" w:leftChars="0" w:right="0" w:rightChars="0" w:firstLine="0" w:firstLineChars="0"/>
+              <w:ind w:left="0" w:right="0" w:firstLine="0" w:leftChars="0" w:rightChars="0" w:firstLineChars="0"/>
               <w:jc w:val="center"/>
               <w:textAlignment w:val="baseline"/>
               <w:rPr>
-                <w:rFonts w:hint="default" w:ascii="Segoe UI" w:hAnsi="Segoe UI" w:eastAsia="Segoe UI" w:cs="Segoe UI"/>
+                <w:rFonts w:ascii="Segoe UI" w:eastAsia="Segoe UI" w:hAnsi="Segoe UI" w:cs="Segoe UI" w:hint="default"/>
                 <w:i w:val="0"/>
                 <w:iCs w:val="0"/>
                 <w:caps w:val="0"/>
@@ -3250,7 +3204,7 @@
             </w:pPr>
             <w:r>
               <w:rPr>
-                <w:rFonts w:hint="default" w:ascii="Segoe UI" w:hAnsi="Segoe UI" w:eastAsia="Segoe UI" w:cs="Segoe UI"/>
+                <w:rFonts w:ascii="Segoe UI" w:eastAsia="Segoe UI" w:hAnsi="Segoe UI" w:cs="Segoe UI" w:hint="default"/>
                 <w:i w:val="0"/>
                 <w:iCs w:val="0"/>
                 <w:caps w:val="0"/>
@@ -3270,10 +3224,10 @@
           <w:tcPr>
             <w:tcW w:w="4272" w:type="dxa"/>
             <w:tcBorders>
-              <w:top w:val="single" w:color="auto" w:sz="4" w:space="0"/>
-              <w:left w:val="single" w:color="auto" w:sz="4" w:space="0"/>
-              <w:bottom w:val="single" w:color="auto" w:sz="12" w:space="0"/>
-              <w:right w:val="single" w:color="auto" w:sz="12" w:space="0"/>
+              <w:top w:val="single" w:sz="4" w:space="0" w:color="auto"/>
+              <w:left w:val="single" w:sz="4" w:space="0" w:color="auto"/>
+              <w:bottom w:val="single" w:sz="12" w:space="0" w:color="auto"/>
+              <w:right w:val="single" w:sz="12" w:space="0" w:color="auto"/>
             </w:tcBorders>
             <w:shd w:val="clear" w:color="auto" w:fill="auto"/>
             <w:tcMar>
@@ -3301,11 +3255,11 @@
               <w:adjustRightInd w:val="0"/>
               <w:snapToGrid w:val="0"/>
               <w:spacing w:line="240" w:lineRule="auto"/>
-              <w:ind w:left="0" w:leftChars="0" w:right="0" w:rightChars="0" w:firstLine="0" w:firstLineChars="0"/>
+              <w:ind w:left="0" w:right="0" w:firstLine="0" w:leftChars="0" w:rightChars="0" w:firstLineChars="0"/>
               <w:jc w:val="center"/>
               <w:textAlignment w:val="baseline"/>
               <w:rPr>
-                <w:rFonts w:hint="default" w:ascii="Segoe UI" w:hAnsi="Segoe UI" w:eastAsia="Segoe UI" w:cs="Segoe UI"/>
+                <w:rFonts w:ascii="Segoe UI" w:eastAsia="Segoe UI" w:hAnsi="Segoe UI" w:cs="Segoe UI" w:hint="default"/>
                 <w:i w:val="0"/>
                 <w:iCs w:val="0"/>
                 <w:caps w:val="0"/>
@@ -3317,7 +3271,7 @@
             </w:pPr>
             <w:r>
               <w:rPr>
-                <w:rFonts w:hint="default" w:ascii="Segoe UI" w:hAnsi="Segoe UI" w:eastAsia="Segoe UI" w:cs="Segoe UI"/>
+                <w:rFonts w:ascii="Segoe UI" w:eastAsia="Segoe UI" w:hAnsi="Segoe UI" w:cs="Segoe UI" w:hint="default"/>
                 <w:i w:val="0"/>
                 <w:iCs w:val="0"/>
                 <w:caps w:val="0"/>
@@ -3337,10 +3291,10 @@
           <w:tcPr>
             <w:tcW w:w="1370" w:type="dxa"/>
             <w:tcBorders>
-              <w:top w:val="single" w:color="auto" w:sz="4" w:space="0"/>
-              <w:left w:val="single" w:color="auto" w:sz="4" w:space="0"/>
-              <w:bottom w:val="single" w:color="auto" w:sz="12" w:space="0"/>
-              <w:right w:val="single" w:color="auto" w:sz="12" w:space="0"/>
+              <w:top w:val="single" w:sz="4" w:space="0" w:color="auto"/>
+              <w:left w:val="single" w:sz="4" w:space="0" w:color="auto"/>
+              <w:bottom w:val="single" w:sz="12" w:space="0" w:color="auto"/>
+              <w:right w:val="single" w:sz="12" w:space="0" w:color="auto"/>
             </w:tcBorders>
             <w:shd w:val="clear" w:color="auto" w:fill="auto"/>
             <w:tcMar>
@@ -3368,26 +3322,26 @@
               <w:adjustRightInd w:val="0"/>
               <w:snapToGrid w:val="0"/>
               <w:spacing w:line="240" w:lineRule="auto"/>
-              <w:ind w:left="0" w:leftChars="0" w:right="0" w:rightChars="0" w:firstLine="0" w:firstLineChars="0"/>
+              <w:ind w:left="0" w:right="0" w:firstLine="0" w:leftChars="0" w:rightChars="0" w:firstLineChars="0"/>
               <w:jc w:val="left"/>
               <w:textAlignment w:val="baseline"/>
               <w:rPr>
-                <w:rFonts w:hint="default" w:ascii="Segoe UI" w:hAnsi="Segoe UI" w:eastAsia="Segoe UI" w:cs="Segoe UI"/>
-                <w:i w:val="0"/>
-                <w:iCs w:val="0"/>
-                <w:caps w:val="0"/>
-                <w:snapToGrid w:val="0"/>
-                <w:color w:val="000000"/>
-                <w:spacing w:val="0"/>
-                <w:kern w:val="0"/>
-                <w:sz w:val="18"/>
-                <w:szCs w:val="18"/>
-                <w:lang w:val="en-US" w:eastAsia="zh-CN"/>
-              </w:rPr>
-            </w:pPr>
-            <w:r>
-              <w:rPr>
-                <w:rFonts w:hint="eastAsia" w:ascii="Segoe UI" w:hAnsi="Segoe UI" w:eastAsia="Segoe UI" w:cs="Segoe UI"/>
+                <w:rFonts w:ascii="Segoe UI" w:eastAsia="Segoe UI" w:hAnsi="Segoe UI" w:cs="Segoe UI" w:hint="default"/>
+                <w:i w:val="0"/>
+                <w:iCs w:val="0"/>
+                <w:caps w:val="0"/>
+                <w:snapToGrid w:val="0"/>
+                <w:color w:val="000000"/>
+                <w:spacing w:val="0"/>
+                <w:kern w:val="0"/>
+                <w:sz w:val="18"/>
+                <w:szCs w:val="18"/>
+                <w:lang w:val="en-US" w:eastAsia="zh-CN"/>
+              </w:rPr>
+            </w:pPr>
+            <w:r>
+              <w:rPr>
+                <w:rFonts w:ascii="Segoe UI" w:eastAsia="Segoe UI" w:hAnsi="Segoe UI" w:cs="Segoe UI" w:hint="eastAsia"/>
                 <w:i w:val="0"/>
                 <w:iCs w:val="0"/>
                 <w:caps w:val="0"/>
@@ -3407,7 +3361,7 @@
     </w:tbl>
     <w:p>
       <w:pPr>
-        <w:pStyle w:val="7"/>
+        <w:pStyle w:val="a0"/>
         <w:bidi w:val="0"/>
         <w:rPr>
           <w:rFonts w:hint="eastAsia"/>
@@ -3424,19 +3378,18 @@
     </w:p>
     <w:tbl>
       <w:tblPr>
-        <w:tblStyle w:val="4"/>
+        <w:tblStyle w:val="TableNormal"/>
         <w:tblW w:w="8495" w:type="dxa"/>
         <w:jc w:val="center"/>
         <w:tblBorders>
-          <w:top w:val="none" w:color="auto" w:sz="0" w:space="0"/>
-          <w:left w:val="none" w:color="auto" w:sz="0" w:space="0"/>
-          <w:bottom w:val="none" w:color="auto" w:sz="0" w:space="0"/>
-          <w:right w:val="none" w:color="auto" w:sz="0" w:space="0"/>
-          <w:insideH w:val="none" w:color="auto" w:sz="0" w:space="0"/>
-          <w:insideV w:val="none" w:color="auto" w:sz="0" w:space="0"/>
+          <w:top w:val="nil"/>
+          <w:left w:val="nil"/>
+          <w:bottom w:val="nil"/>
+          <w:right w:val="nil"/>
+          <w:insideH w:val="nil"/>
+          <w:insideV w:val="nil"/>
         </w:tblBorders>
         <w:shd w:val="clear" w:color="auto" w:fill="auto"/>
-        <w:tblLayout w:type="autofit"/>
         <w:tblCellMar>
           <w:top w:w="15" w:type="dxa"/>
           <w:left w:w="15" w:type="dxa"/>
@@ -3452,14 +3405,17 @@
       </w:tblGrid>
       <w:tr>
         <w:tblPrEx>
+          <w:tblW w:w="8495" w:type="dxa"/>
+          <w:jc w:val="center"/>
           <w:tblBorders>
-            <w:top w:val="none" w:color="auto" w:sz="0" w:space="0"/>
-            <w:left w:val="none" w:color="auto" w:sz="0" w:space="0"/>
-            <w:bottom w:val="none" w:color="auto" w:sz="0" w:space="0"/>
-            <w:right w:val="none" w:color="auto" w:sz="0" w:space="0"/>
-            <w:insideH w:val="none" w:color="auto" w:sz="0" w:space="0"/>
-            <w:insideV w:val="none" w:color="auto" w:sz="0" w:space="0"/>
+            <w:top w:val="nil"/>
+            <w:left w:val="nil"/>
+            <w:bottom w:val="nil"/>
+            <w:right w:val="nil"/>
+            <w:insideH w:val="nil"/>
+            <w:insideV w:val="nil"/>
           </w:tblBorders>
+          <w:shd w:val="clear" w:color="auto" w:fill="auto"/>
           <w:tblCellMar>
             <w:top w:w="15" w:type="dxa"/>
             <w:left w:w="15" w:type="dxa"/>
@@ -3468,7 +3424,7 @@
           </w:tblCellMar>
         </w:tblPrEx>
         <w:trPr>
-          <w:trHeight w:val="0" w:hRule="atLeast"/>
+          <w:trHeight w:val="0"/>
           <w:tblHeader/>
           <w:jc w:val="center"/>
         </w:trPr>
@@ -3476,8 +3432,8 @@
           <w:tcPr>
             <w:tcW w:w="1071" w:type="dxa"/>
             <w:tcBorders>
-              <w:top w:val="single" w:color="auto" w:sz="12" w:space="0"/>
-              <w:left w:val="single" w:color="auto" w:sz="12" w:space="0"/>
+              <w:top w:val="single" w:sz="12" w:space="0" w:color="auto"/>
+              <w:left w:val="single" w:sz="12" w:space="0" w:color="auto"/>
               <w:bottom w:val="nil"/>
               <w:right w:val="nil"/>
             </w:tcBorders>
@@ -3507,11 +3463,11 @@
               <w:adjustRightInd w:val="0"/>
               <w:snapToGrid w:val="0"/>
               <w:spacing w:line="240" w:lineRule="auto"/>
-              <w:ind w:left="0" w:leftChars="0" w:right="0" w:rightChars="0" w:firstLine="0" w:firstLineChars="0"/>
+              <w:ind w:left="0" w:right="0" w:firstLine="0" w:leftChars="0" w:rightChars="0" w:firstLineChars="0"/>
               <w:jc w:val="center"/>
               <w:textAlignment w:val="baseline"/>
               <w:rPr>
-                <w:rFonts w:ascii="Segoe UI" w:hAnsi="Segoe UI" w:eastAsia="Segoe UI" w:cs="Segoe UI"/>
+                <w:rFonts w:ascii="Segoe UI" w:eastAsia="Segoe UI" w:hAnsi="Segoe UI" w:cs="Segoe UI"/>
                 <w:b/>
                 <w:i w:val="0"/>
                 <w:iCs w:val="0"/>
@@ -3524,7 +3480,7 @@
             </w:pPr>
             <w:r>
               <w:rPr>
-                <w:rFonts w:hint="default" w:ascii="Segoe UI" w:hAnsi="Segoe UI" w:eastAsia="Segoe UI" w:cs="Segoe UI"/>
+                <w:rFonts w:ascii="Segoe UI" w:eastAsia="Segoe UI" w:hAnsi="Segoe UI" w:cs="Segoe UI" w:hint="default"/>
                 <w:b/>
                 <w:i w:val="0"/>
                 <w:iCs w:val="0"/>
@@ -3545,8 +3501,8 @@
           <w:tcPr>
             <w:tcW w:w="1384" w:type="dxa"/>
             <w:tcBorders>
-              <w:top w:val="single" w:color="auto" w:sz="12" w:space="0"/>
-              <w:left w:val="single" w:color="auto" w:sz="4" w:space="0"/>
+              <w:top w:val="single" w:sz="12" w:space="0" w:color="auto"/>
+              <w:left w:val="single" w:sz="4" w:space="0" w:color="auto"/>
               <w:bottom w:val="nil"/>
               <w:right w:val="nil"/>
             </w:tcBorders>
@@ -3576,11 +3532,11 @@
               <w:adjustRightInd w:val="0"/>
               <w:snapToGrid w:val="0"/>
               <w:spacing w:line="240" w:lineRule="auto"/>
-              <w:ind w:left="0" w:leftChars="0" w:right="0" w:rightChars="0" w:firstLine="0" w:firstLineChars="0"/>
+              <w:ind w:left="0" w:right="0" w:firstLine="0" w:leftChars="0" w:rightChars="0" w:firstLineChars="0"/>
               <w:jc w:val="center"/>
               <w:textAlignment w:val="baseline"/>
               <w:rPr>
-                <w:rFonts w:hint="default" w:ascii="Segoe UI" w:hAnsi="Segoe UI" w:eastAsia="Segoe UI" w:cs="Segoe UI"/>
+                <w:rFonts w:ascii="Segoe UI" w:eastAsia="Segoe UI" w:hAnsi="Segoe UI" w:cs="Segoe UI" w:hint="default"/>
                 <w:b/>
                 <w:i w:val="0"/>
                 <w:iCs w:val="0"/>
@@ -3593,7 +3549,7 @@
             </w:pPr>
             <w:r>
               <w:rPr>
-                <w:rFonts w:hint="default" w:ascii="Segoe UI" w:hAnsi="Segoe UI" w:eastAsia="Segoe UI" w:cs="Segoe UI"/>
+                <w:rFonts w:ascii="Segoe UI" w:eastAsia="Segoe UI" w:hAnsi="Segoe UI" w:cs="Segoe UI" w:hint="default"/>
                 <w:b/>
                 <w:i w:val="0"/>
                 <w:iCs w:val="0"/>
@@ -3614,10 +3570,10 @@
           <w:tcPr>
             <w:tcW w:w="4673" w:type="dxa"/>
             <w:tcBorders>
-              <w:top w:val="single" w:color="auto" w:sz="12" w:space="0"/>
-              <w:left w:val="single" w:color="auto" w:sz="4" w:space="0"/>
-              <w:bottom w:val="nil"/>
-              <w:right w:val="single" w:color="auto" w:sz="12" w:space="0"/>
+              <w:top w:val="single" w:sz="12" w:space="0" w:color="auto"/>
+              <w:left w:val="single" w:sz="4" w:space="0" w:color="auto"/>
+              <w:bottom w:val="nil"/>
+              <w:right w:val="single" w:sz="12" w:space="0" w:color="auto"/>
             </w:tcBorders>
             <w:shd w:val="clear" w:color="auto" w:fill="auto"/>
             <w:tcMar>
@@ -3645,11 +3601,11 @@
               <w:adjustRightInd w:val="0"/>
               <w:snapToGrid w:val="0"/>
               <w:spacing w:line="240" w:lineRule="auto"/>
-              <w:ind w:left="0" w:leftChars="0" w:right="0" w:rightChars="0" w:firstLine="0" w:firstLineChars="0"/>
+              <w:ind w:left="0" w:right="0" w:firstLine="0" w:leftChars="0" w:rightChars="0" w:firstLineChars="0"/>
               <w:jc w:val="center"/>
               <w:textAlignment w:val="baseline"/>
               <w:rPr>
-                <w:rFonts w:hint="default" w:ascii="Segoe UI" w:hAnsi="Segoe UI" w:eastAsia="Segoe UI" w:cs="Segoe UI"/>
+                <w:rFonts w:ascii="Segoe UI" w:eastAsia="Segoe UI" w:hAnsi="Segoe UI" w:cs="Segoe UI" w:hint="default"/>
                 <w:b/>
                 <w:i w:val="0"/>
                 <w:iCs w:val="0"/>
@@ -3662,7 +3618,7 @@
             </w:pPr>
             <w:r>
               <w:rPr>
-                <w:rFonts w:hint="default" w:ascii="Segoe UI" w:hAnsi="Segoe UI" w:eastAsia="Segoe UI" w:cs="Segoe UI"/>
+                <w:rFonts w:ascii="Segoe UI" w:eastAsia="Segoe UI" w:hAnsi="Segoe UI" w:cs="Segoe UI" w:hint="default"/>
                 <w:b/>
                 <w:i w:val="0"/>
                 <w:iCs w:val="0"/>
@@ -3683,10 +3639,10 @@
           <w:tcPr>
             <w:tcW w:w="1367" w:type="dxa"/>
             <w:tcBorders>
-              <w:top w:val="single" w:color="auto" w:sz="12" w:space="0"/>
-              <w:left w:val="single" w:color="auto" w:sz="4" w:space="0"/>
-              <w:bottom w:val="nil"/>
-              <w:right w:val="single" w:color="auto" w:sz="12" w:space="0"/>
+              <w:top w:val="single" w:sz="12" w:space="0" w:color="auto"/>
+              <w:left w:val="single" w:sz="4" w:space="0" w:color="auto"/>
+              <w:bottom w:val="nil"/>
+              <w:right w:val="single" w:sz="12" w:space="0" w:color="auto"/>
             </w:tcBorders>
             <w:shd w:val="clear" w:color="auto" w:fill="auto"/>
             <w:tcMar>
@@ -3714,11 +3670,11 @@
               <w:adjustRightInd w:val="0"/>
               <w:snapToGrid w:val="0"/>
               <w:spacing w:line="240" w:lineRule="auto"/>
-              <w:ind w:left="0" w:leftChars="0" w:right="0" w:rightChars="0" w:firstLine="0" w:firstLineChars="0"/>
+              <w:ind w:left="0" w:right="0" w:firstLine="0" w:leftChars="0" w:rightChars="0" w:firstLineChars="0"/>
               <w:jc w:val="center"/>
               <w:textAlignment w:val="baseline"/>
               <w:rPr>
-                <w:rFonts w:hint="default" w:ascii="Segoe UI" w:hAnsi="Segoe UI" w:eastAsia="Segoe UI" w:cs="Segoe UI"/>
+                <w:rFonts w:ascii="Segoe UI" w:eastAsia="Segoe UI" w:hAnsi="Segoe UI" w:cs="Segoe UI" w:hint="default"/>
                 <w:b/>
                 <w:i w:val="0"/>
                 <w:iCs w:val="0"/>
@@ -3734,7 +3690,7 @@
             </w:pPr>
             <w:r>
               <w:rPr>
-                <w:rFonts w:hint="eastAsia" w:ascii="Segoe UI" w:hAnsi="Segoe UI" w:eastAsia="Segoe UI" w:cs="Segoe UI"/>
+                <w:rFonts w:ascii="Segoe UI" w:eastAsia="Segoe UI" w:hAnsi="Segoe UI" w:cs="Segoe UI" w:hint="eastAsia"/>
                 <w:b/>
                 <w:i w:val="0"/>
                 <w:iCs w:val="0"/>
@@ -3754,14 +3710,8 @@
       </w:tr>
       <w:tr>
         <w:tblPrEx>
-          <w:tblBorders>
-            <w:top w:val="none" w:color="auto" w:sz="0" w:space="0"/>
-            <w:left w:val="none" w:color="auto" w:sz="0" w:space="0"/>
-            <w:bottom w:val="none" w:color="auto" w:sz="0" w:space="0"/>
-            <w:right w:val="none" w:color="auto" w:sz="0" w:space="0"/>
-            <w:insideH w:val="none" w:color="auto" w:sz="0" w:space="0"/>
-            <w:insideV w:val="none" w:color="auto" w:sz="0" w:space="0"/>
-          </w:tblBorders>
+          <w:tblW w:w="8495" w:type="dxa"/>
+          <w:jc w:val="center"/>
           <w:shd w:val="clear" w:color="auto" w:fill="auto"/>
           <w:tblCellMar>
             <w:top w:w="15" w:type="dxa"/>
@@ -3771,15 +3721,15 @@
           </w:tblCellMar>
         </w:tblPrEx>
         <w:trPr>
-          <w:trHeight w:val="0" w:hRule="atLeast"/>
+          <w:trHeight w:val="0"/>
           <w:jc w:val="center"/>
         </w:trPr>
         <w:tc>
           <w:tcPr>
             <w:tcW w:w="1071" w:type="dxa"/>
             <w:tcBorders>
-              <w:top w:val="single" w:color="auto" w:sz="4" w:space="0"/>
-              <w:left w:val="single" w:color="auto" w:sz="12" w:space="0"/>
+              <w:top w:val="single" w:sz="4" w:space="0" w:color="auto"/>
+              <w:left w:val="single" w:sz="12" w:space="0" w:color="auto"/>
               <w:bottom w:val="nil"/>
               <w:right w:val="nil"/>
             </w:tcBorders>
@@ -3809,11 +3759,11 @@
               <w:adjustRightInd w:val="0"/>
               <w:snapToGrid w:val="0"/>
               <w:spacing w:line="240" w:lineRule="auto"/>
-              <w:ind w:left="0" w:leftChars="0" w:right="0" w:rightChars="0" w:firstLine="0" w:firstLineChars="0"/>
+              <w:ind w:left="0" w:right="0" w:firstLine="0" w:leftChars="0" w:rightChars="0" w:firstLineChars="0"/>
               <w:jc w:val="center"/>
               <w:textAlignment w:val="baseline"/>
               <w:rPr>
-                <w:rFonts w:hint="default" w:ascii="Segoe UI" w:hAnsi="Segoe UI" w:eastAsia="Segoe UI" w:cs="Segoe UI"/>
+                <w:rFonts w:ascii="Segoe UI" w:eastAsia="Segoe UI" w:hAnsi="Segoe UI" w:cs="Segoe UI" w:hint="default"/>
                 <w:i w:val="0"/>
                 <w:iCs w:val="0"/>
                 <w:caps w:val="0"/>
@@ -3825,7 +3775,7 @@
             </w:pPr>
             <w:r>
               <w:rPr>
-                <w:rFonts w:hint="default" w:ascii="Segoe UI" w:hAnsi="Segoe UI" w:eastAsia="Segoe UI" w:cs="Segoe UI"/>
+                <w:rFonts w:ascii="Segoe UI" w:eastAsia="Segoe UI" w:hAnsi="Segoe UI" w:cs="Segoe UI" w:hint="default"/>
                 <w:i w:val="0"/>
                 <w:iCs w:val="0"/>
                 <w:caps w:val="0"/>
@@ -3845,8 +3795,8 @@
           <w:tcPr>
             <w:tcW w:w="1384" w:type="dxa"/>
             <w:tcBorders>
-              <w:top w:val="single" w:color="auto" w:sz="4" w:space="0"/>
-              <w:left w:val="single" w:color="auto" w:sz="4" w:space="0"/>
+              <w:top w:val="single" w:sz="4" w:space="0" w:color="auto"/>
+              <w:left w:val="single" w:sz="4" w:space="0" w:color="auto"/>
               <w:bottom w:val="nil"/>
               <w:right w:val="nil"/>
             </w:tcBorders>
@@ -3876,11 +3826,11 @@
               <w:adjustRightInd w:val="0"/>
               <w:snapToGrid w:val="0"/>
               <w:spacing w:line="240" w:lineRule="auto"/>
-              <w:ind w:left="0" w:leftChars="0" w:right="0" w:rightChars="0" w:firstLine="0" w:firstLineChars="0"/>
+              <w:ind w:left="0" w:right="0" w:firstLine="0" w:leftChars="0" w:rightChars="0" w:firstLineChars="0"/>
               <w:jc w:val="center"/>
               <w:textAlignment w:val="baseline"/>
               <w:rPr>
-                <w:rFonts w:hint="default" w:ascii="Segoe UI" w:hAnsi="Segoe UI" w:eastAsia="Segoe UI" w:cs="Segoe UI"/>
+                <w:rFonts w:ascii="Segoe UI" w:eastAsia="Segoe UI" w:hAnsi="Segoe UI" w:cs="Segoe UI" w:hint="default"/>
                 <w:i w:val="0"/>
                 <w:iCs w:val="0"/>
                 <w:caps w:val="0"/>
@@ -3892,7 +3842,7 @@
             </w:pPr>
             <w:r>
               <w:rPr>
-                <w:rFonts w:hint="default" w:ascii="Segoe UI" w:hAnsi="Segoe UI" w:eastAsia="Segoe UI" w:cs="Segoe UI"/>
+                <w:rFonts w:ascii="Segoe UI" w:eastAsia="Segoe UI" w:hAnsi="Segoe UI" w:cs="Segoe UI" w:hint="default"/>
                 <w:i w:val="0"/>
                 <w:iCs w:val="0"/>
                 <w:caps w:val="0"/>
@@ -3912,10 +3862,10 @@
           <w:tcPr>
             <w:tcW w:w="4673" w:type="dxa"/>
             <w:tcBorders>
-              <w:top w:val="single" w:color="auto" w:sz="4" w:space="0"/>
-              <w:left w:val="single" w:color="auto" w:sz="4" w:space="0"/>
-              <w:bottom w:val="nil"/>
-              <w:right w:val="single" w:color="auto" w:sz="12" w:space="0"/>
+              <w:top w:val="single" w:sz="4" w:space="0" w:color="auto"/>
+              <w:left w:val="single" w:sz="4" w:space="0" w:color="auto"/>
+              <w:bottom w:val="nil"/>
+              <w:right w:val="single" w:sz="12" w:space="0" w:color="auto"/>
             </w:tcBorders>
             <w:shd w:val="clear" w:color="auto" w:fill="auto"/>
             <w:tcMar>
@@ -3943,11 +3893,11 @@
               <w:adjustRightInd w:val="0"/>
               <w:snapToGrid w:val="0"/>
               <w:spacing w:line="240" w:lineRule="auto"/>
-              <w:ind w:left="0" w:leftChars="0" w:right="0" w:rightChars="0" w:firstLine="0" w:firstLineChars="0"/>
+              <w:ind w:left="0" w:right="0" w:firstLine="0" w:leftChars="0" w:rightChars="0" w:firstLineChars="0"/>
               <w:jc w:val="center"/>
               <w:textAlignment w:val="baseline"/>
               <w:rPr>
-                <w:rFonts w:hint="default" w:ascii="Segoe UI" w:hAnsi="Segoe UI" w:eastAsia="Segoe UI" w:cs="Segoe UI"/>
+                <w:rFonts w:ascii="Segoe UI" w:eastAsia="Segoe UI" w:hAnsi="Segoe UI" w:cs="Segoe UI" w:hint="default"/>
                 <w:i w:val="0"/>
                 <w:iCs w:val="0"/>
                 <w:caps w:val="0"/>
@@ -3959,7 +3909,7 @@
             </w:pPr>
             <w:r>
               <w:rPr>
-                <w:rFonts w:hint="default" w:ascii="Segoe UI" w:hAnsi="Segoe UI" w:eastAsia="Segoe UI" w:cs="Segoe UI"/>
+                <w:rFonts w:ascii="Segoe UI" w:eastAsia="Segoe UI" w:hAnsi="Segoe UI" w:cs="Segoe UI" w:hint="default"/>
                 <w:i w:val="0"/>
                 <w:iCs w:val="0"/>
                 <w:caps w:val="0"/>
@@ -3979,10 +3929,10 @@
           <w:tcPr>
             <w:tcW w:w="1367" w:type="dxa"/>
             <w:tcBorders>
-              <w:top w:val="single" w:color="auto" w:sz="4" w:space="0"/>
-              <w:left w:val="single" w:color="auto" w:sz="4" w:space="0"/>
-              <w:bottom w:val="nil"/>
-              <w:right w:val="single" w:color="auto" w:sz="12" w:space="0"/>
+              <w:top w:val="single" w:sz="4" w:space="0" w:color="auto"/>
+              <w:left w:val="single" w:sz="4" w:space="0" w:color="auto"/>
+              <w:bottom w:val="nil"/>
+              <w:right w:val="single" w:sz="12" w:space="0" w:color="auto"/>
             </w:tcBorders>
             <w:shd w:val="clear" w:color="auto" w:fill="auto"/>
             <w:tcMar>
@@ -4010,26 +3960,26 @@
               <w:adjustRightInd w:val="0"/>
               <w:snapToGrid w:val="0"/>
               <w:spacing w:line="240" w:lineRule="auto"/>
-              <w:ind w:left="0" w:leftChars="0" w:right="0" w:rightChars="0" w:firstLine="0" w:firstLineChars="0"/>
+              <w:ind w:left="0" w:right="0" w:firstLine="0" w:leftChars="0" w:rightChars="0" w:firstLineChars="0"/>
               <w:jc w:val="center"/>
               <w:textAlignment w:val="baseline"/>
               <w:rPr>
-                <w:rFonts w:hint="default" w:ascii="Segoe UI" w:hAnsi="Segoe UI" w:eastAsia="Segoe UI" w:cs="Segoe UI"/>
-                <w:i w:val="0"/>
-                <w:iCs w:val="0"/>
-                <w:caps w:val="0"/>
-                <w:snapToGrid w:val="0"/>
-                <w:color w:val="000000"/>
-                <w:spacing w:val="0"/>
-                <w:kern w:val="0"/>
-                <w:sz w:val="18"/>
-                <w:szCs w:val="18"/>
-                <w:lang w:val="en-US" w:eastAsia="zh-CN"/>
-              </w:rPr>
-            </w:pPr>
-            <w:r>
-              <w:rPr>
-                <w:rFonts w:hint="eastAsia" w:ascii="Segoe UI" w:hAnsi="Segoe UI" w:eastAsia="Segoe UI" w:cs="Segoe UI"/>
+                <w:rFonts w:ascii="Segoe UI" w:eastAsia="Segoe UI" w:hAnsi="Segoe UI" w:cs="Segoe UI" w:hint="default"/>
+                <w:i w:val="0"/>
+                <w:iCs w:val="0"/>
+                <w:caps w:val="0"/>
+                <w:snapToGrid w:val="0"/>
+                <w:color w:val="000000"/>
+                <w:spacing w:val="0"/>
+                <w:kern w:val="0"/>
+                <w:sz w:val="18"/>
+                <w:szCs w:val="18"/>
+                <w:lang w:val="en-US" w:eastAsia="zh-CN"/>
+              </w:rPr>
+            </w:pPr>
+            <w:r>
+              <w:rPr>
+                <w:rFonts w:ascii="Segoe UI" w:eastAsia="Segoe UI" w:hAnsi="Segoe UI" w:cs="Segoe UI" w:hint="eastAsia"/>
                 <w:i w:val="0"/>
                 <w:iCs w:val="0"/>
                 <w:caps w:val="0"/>
@@ -4048,14 +3998,9 @@
       </w:tr>
       <w:tr>
         <w:tblPrEx>
-          <w:tblBorders>
-            <w:top w:val="none" w:color="auto" w:sz="0" w:space="0"/>
-            <w:left w:val="none" w:color="auto" w:sz="0" w:space="0"/>
-            <w:bottom w:val="none" w:color="auto" w:sz="0" w:space="0"/>
-            <w:right w:val="none" w:color="auto" w:sz="0" w:space="0"/>
-            <w:insideH w:val="none" w:color="auto" w:sz="0" w:space="0"/>
-            <w:insideV w:val="none" w:color="auto" w:sz="0" w:space="0"/>
-          </w:tblBorders>
+          <w:tblW w:w="8495" w:type="dxa"/>
+          <w:jc w:val="center"/>
+          <w:shd w:val="clear" w:color="auto" w:fill="auto"/>
           <w:tblCellMar>
             <w:top w:w="15" w:type="dxa"/>
             <w:left w:w="15" w:type="dxa"/>
@@ -4064,15 +4009,15 @@
           </w:tblCellMar>
         </w:tblPrEx>
         <w:trPr>
-          <w:trHeight w:val="0" w:hRule="atLeast"/>
+          <w:trHeight w:val="0"/>
           <w:jc w:val="center"/>
         </w:trPr>
         <w:tc>
           <w:tcPr>
             <w:tcW w:w="1071" w:type="dxa"/>
             <w:tcBorders>
-              <w:top w:val="single" w:color="auto" w:sz="4" w:space="0"/>
-              <w:left w:val="single" w:color="auto" w:sz="12" w:space="0"/>
+              <w:top w:val="single" w:sz="4" w:space="0" w:color="auto"/>
+              <w:left w:val="single" w:sz="12" w:space="0" w:color="auto"/>
               <w:bottom w:val="nil"/>
               <w:right w:val="nil"/>
             </w:tcBorders>
@@ -4102,11 +4047,11 @@
               <w:adjustRightInd w:val="0"/>
               <w:snapToGrid w:val="0"/>
               <w:spacing w:line="240" w:lineRule="auto"/>
-              <w:ind w:left="0" w:leftChars="0" w:right="0" w:rightChars="0" w:firstLine="0" w:firstLineChars="0"/>
+              <w:ind w:left="0" w:right="0" w:firstLine="0" w:leftChars="0" w:rightChars="0" w:firstLineChars="0"/>
               <w:jc w:val="center"/>
               <w:textAlignment w:val="baseline"/>
               <w:rPr>
-                <w:rFonts w:hint="default" w:ascii="Segoe UI" w:hAnsi="Segoe UI" w:eastAsia="Segoe UI" w:cs="Segoe UI"/>
+                <w:rFonts w:ascii="Segoe UI" w:eastAsia="Segoe UI" w:hAnsi="Segoe UI" w:cs="Segoe UI" w:hint="default"/>
                 <w:i w:val="0"/>
                 <w:iCs w:val="0"/>
                 <w:caps w:val="0"/>
@@ -4118,7 +4063,7 @@
             </w:pPr>
             <w:r>
               <w:rPr>
-                <w:rFonts w:hint="default" w:ascii="Segoe UI" w:hAnsi="Segoe UI" w:eastAsia="Segoe UI" w:cs="Segoe UI"/>
+                <w:rFonts w:ascii="Segoe UI" w:eastAsia="Segoe UI" w:hAnsi="Segoe UI" w:cs="Segoe UI" w:hint="default"/>
                 <w:i w:val="0"/>
                 <w:iCs w:val="0"/>
                 <w:caps w:val="0"/>
@@ -4138,8 +4083,8 @@
           <w:tcPr>
             <w:tcW w:w="1384" w:type="dxa"/>
             <w:tcBorders>
-              <w:top w:val="single" w:color="auto" w:sz="4" w:space="0"/>
-              <w:left w:val="single" w:color="auto" w:sz="4" w:space="0"/>
+              <w:top w:val="single" w:sz="4" w:space="0" w:color="auto"/>
+              <w:left w:val="single" w:sz="4" w:space="0" w:color="auto"/>
               <w:bottom w:val="nil"/>
               <w:right w:val="nil"/>
             </w:tcBorders>
@@ -4169,11 +4114,11 @@
               <w:adjustRightInd w:val="0"/>
               <w:snapToGrid w:val="0"/>
               <w:spacing w:line="240" w:lineRule="auto"/>
-              <w:ind w:left="0" w:leftChars="0" w:right="0" w:rightChars="0" w:firstLine="0" w:firstLineChars="0"/>
+              <w:ind w:left="0" w:right="0" w:firstLine="0" w:leftChars="0" w:rightChars="0" w:firstLineChars="0"/>
               <w:jc w:val="center"/>
               <w:textAlignment w:val="baseline"/>
               <w:rPr>
-                <w:rFonts w:hint="default" w:ascii="Segoe UI" w:hAnsi="Segoe UI" w:eastAsia="Segoe UI" w:cs="Segoe UI"/>
+                <w:rFonts w:ascii="Segoe UI" w:eastAsia="Segoe UI" w:hAnsi="Segoe UI" w:cs="Segoe UI" w:hint="default"/>
                 <w:i w:val="0"/>
                 <w:iCs w:val="0"/>
                 <w:caps w:val="0"/>
@@ -4185,7 +4130,7 @@
             </w:pPr>
             <w:r>
               <w:rPr>
-                <w:rFonts w:hint="default" w:ascii="Segoe UI" w:hAnsi="Segoe UI" w:eastAsia="Segoe UI" w:cs="Segoe UI"/>
+                <w:rFonts w:ascii="Segoe UI" w:eastAsia="Segoe UI" w:hAnsi="Segoe UI" w:cs="Segoe UI" w:hint="default"/>
                 <w:i w:val="0"/>
                 <w:iCs w:val="0"/>
                 <w:caps w:val="0"/>
@@ -4205,10 +4150,10 @@
           <w:tcPr>
             <w:tcW w:w="4673" w:type="dxa"/>
             <w:tcBorders>
-              <w:top w:val="single" w:color="auto" w:sz="4" w:space="0"/>
-              <w:left w:val="single" w:color="auto" w:sz="4" w:space="0"/>
-              <w:bottom w:val="nil"/>
-              <w:right w:val="single" w:color="auto" w:sz="12" w:space="0"/>
+              <w:top w:val="single" w:sz="4" w:space="0" w:color="auto"/>
+              <w:left w:val="single" w:sz="4" w:space="0" w:color="auto"/>
+              <w:bottom w:val="nil"/>
+              <w:right w:val="single" w:sz="12" w:space="0" w:color="auto"/>
             </w:tcBorders>
             <w:shd w:val="clear" w:color="auto" w:fill="auto"/>
             <w:tcMar>
@@ -4236,11 +4181,11 @@
               <w:adjustRightInd w:val="0"/>
               <w:snapToGrid w:val="0"/>
               <w:spacing w:line="240" w:lineRule="auto"/>
-              <w:ind w:left="0" w:leftChars="0" w:right="0" w:rightChars="0" w:firstLine="0" w:firstLineChars="0"/>
+              <w:ind w:left="0" w:right="0" w:firstLine="0" w:leftChars="0" w:rightChars="0" w:firstLineChars="0"/>
               <w:jc w:val="center"/>
               <w:textAlignment w:val="baseline"/>
               <w:rPr>
-                <w:rFonts w:hint="default" w:ascii="Segoe UI" w:hAnsi="Segoe UI" w:eastAsia="Segoe UI" w:cs="Segoe UI"/>
+                <w:rFonts w:ascii="Segoe UI" w:eastAsia="Segoe UI" w:hAnsi="Segoe UI" w:cs="Segoe UI" w:hint="default"/>
                 <w:i w:val="0"/>
                 <w:iCs w:val="0"/>
                 <w:caps w:val="0"/>
@@ -4252,7 +4197,7 @@
             </w:pPr>
             <w:r>
               <w:rPr>
-                <w:rFonts w:hint="default" w:ascii="Segoe UI" w:hAnsi="Segoe UI" w:eastAsia="Segoe UI" w:cs="Segoe UI"/>
+                <w:rFonts w:ascii="Segoe UI" w:eastAsia="Segoe UI" w:hAnsi="Segoe UI" w:cs="Segoe UI" w:hint="default"/>
                 <w:i w:val="0"/>
                 <w:iCs w:val="0"/>
                 <w:caps w:val="0"/>
@@ -4272,10 +4217,10 @@
           <w:tcPr>
             <w:tcW w:w="1367" w:type="dxa"/>
             <w:tcBorders>
-              <w:top w:val="single" w:color="auto" w:sz="4" w:space="0"/>
-              <w:left w:val="single" w:color="auto" w:sz="4" w:space="0"/>
-              <w:bottom w:val="nil"/>
-              <w:right w:val="single" w:color="auto" w:sz="12" w:space="0"/>
+              <w:top w:val="single" w:sz="4" w:space="0" w:color="auto"/>
+              <w:left w:val="single" w:sz="4" w:space="0" w:color="auto"/>
+              <w:bottom w:val="nil"/>
+              <w:right w:val="single" w:sz="12" w:space="0" w:color="auto"/>
             </w:tcBorders>
             <w:shd w:val="clear" w:color="auto" w:fill="auto"/>
             <w:tcMar>
@@ -4303,26 +4248,26 @@
               <w:adjustRightInd w:val="0"/>
               <w:snapToGrid w:val="0"/>
               <w:spacing w:line="240" w:lineRule="auto"/>
-              <w:ind w:left="0" w:leftChars="0" w:right="0" w:rightChars="0" w:firstLine="0" w:firstLineChars="0"/>
+              <w:ind w:left="0" w:right="0" w:firstLine="0" w:leftChars="0" w:rightChars="0" w:firstLineChars="0"/>
               <w:jc w:val="center"/>
               <w:textAlignment w:val="baseline"/>
               <w:rPr>
-                <w:rFonts w:hint="default" w:ascii="Segoe UI" w:hAnsi="Segoe UI" w:eastAsia="Segoe UI" w:cs="Segoe UI"/>
-                <w:i w:val="0"/>
-                <w:iCs w:val="0"/>
-                <w:caps w:val="0"/>
-                <w:snapToGrid w:val="0"/>
-                <w:color w:val="000000"/>
-                <w:spacing w:val="0"/>
-                <w:kern w:val="0"/>
-                <w:sz w:val="18"/>
-                <w:szCs w:val="18"/>
-                <w:lang w:val="en-US" w:eastAsia="zh-CN"/>
-              </w:rPr>
-            </w:pPr>
-            <w:r>
-              <w:rPr>
-                <w:rFonts w:hint="eastAsia" w:ascii="Segoe UI" w:hAnsi="Segoe UI" w:eastAsia="Segoe UI" w:cs="Segoe UI"/>
+                <w:rFonts w:ascii="Segoe UI" w:eastAsia="Segoe UI" w:hAnsi="Segoe UI" w:cs="Segoe UI" w:hint="default"/>
+                <w:i w:val="0"/>
+                <w:iCs w:val="0"/>
+                <w:caps w:val="0"/>
+                <w:snapToGrid w:val="0"/>
+                <w:color w:val="000000"/>
+                <w:spacing w:val="0"/>
+                <w:kern w:val="0"/>
+                <w:sz w:val="18"/>
+                <w:szCs w:val="18"/>
+                <w:lang w:val="en-US" w:eastAsia="zh-CN"/>
+              </w:rPr>
+            </w:pPr>
+            <w:r>
+              <w:rPr>
+                <w:rFonts w:ascii="Segoe UI" w:eastAsia="Segoe UI" w:hAnsi="Segoe UI" w:cs="Segoe UI" w:hint="eastAsia"/>
                 <w:i w:val="0"/>
                 <w:iCs w:val="0"/>
                 <w:caps w:val="0"/>
@@ -4341,14 +4286,8 @@
       </w:tr>
       <w:tr>
         <w:tblPrEx>
-          <w:tblBorders>
-            <w:top w:val="none" w:color="auto" w:sz="0" w:space="0"/>
-            <w:left w:val="none" w:color="auto" w:sz="0" w:space="0"/>
-            <w:bottom w:val="none" w:color="auto" w:sz="0" w:space="0"/>
-            <w:right w:val="none" w:color="auto" w:sz="0" w:space="0"/>
-            <w:insideH w:val="none" w:color="auto" w:sz="0" w:space="0"/>
-            <w:insideV w:val="none" w:color="auto" w:sz="0" w:space="0"/>
-          </w:tblBorders>
+          <w:tblW w:w="8495" w:type="dxa"/>
+          <w:jc w:val="center"/>
           <w:shd w:val="clear" w:color="auto" w:fill="auto"/>
           <w:tblCellMar>
             <w:top w:w="15" w:type="dxa"/>
@@ -4358,15 +4297,15 @@
           </w:tblCellMar>
         </w:tblPrEx>
         <w:trPr>
-          <w:trHeight w:val="0" w:hRule="atLeast"/>
+          <w:trHeight w:val="0"/>
           <w:jc w:val="center"/>
         </w:trPr>
         <w:tc>
           <w:tcPr>
             <w:tcW w:w="1071" w:type="dxa"/>
             <w:tcBorders>
-              <w:top w:val="single" w:color="auto" w:sz="4" w:space="0"/>
-              <w:left w:val="single" w:color="auto" w:sz="12" w:space="0"/>
+              <w:top w:val="single" w:sz="4" w:space="0" w:color="auto"/>
+              <w:left w:val="single" w:sz="12" w:space="0" w:color="auto"/>
               <w:bottom w:val="nil"/>
               <w:right w:val="nil"/>
             </w:tcBorders>
@@ -4396,11 +4335,11 @@
               <w:adjustRightInd w:val="0"/>
               <w:snapToGrid w:val="0"/>
               <w:spacing w:line="240" w:lineRule="auto"/>
-              <w:ind w:left="0" w:leftChars="0" w:right="0" w:rightChars="0" w:firstLine="0" w:firstLineChars="0"/>
+              <w:ind w:left="0" w:right="0" w:firstLine="0" w:leftChars="0" w:rightChars="0" w:firstLineChars="0"/>
               <w:jc w:val="center"/>
               <w:textAlignment w:val="baseline"/>
               <w:rPr>
-                <w:rFonts w:hint="default" w:ascii="Segoe UI" w:hAnsi="Segoe UI" w:eastAsia="Segoe UI" w:cs="Segoe UI"/>
+                <w:rFonts w:ascii="Segoe UI" w:eastAsia="Segoe UI" w:hAnsi="Segoe UI" w:cs="Segoe UI" w:hint="default"/>
                 <w:i w:val="0"/>
                 <w:iCs w:val="0"/>
                 <w:caps w:val="0"/>
@@ -4412,7 +4351,7 @@
             </w:pPr>
             <w:r>
               <w:rPr>
-                <w:rFonts w:hint="default" w:ascii="Segoe UI" w:hAnsi="Segoe UI" w:eastAsia="Segoe UI" w:cs="Segoe UI"/>
+                <w:rFonts w:ascii="Segoe UI" w:eastAsia="Segoe UI" w:hAnsi="Segoe UI" w:cs="Segoe UI" w:hint="default"/>
                 <w:i w:val="0"/>
                 <w:iCs w:val="0"/>
                 <w:caps w:val="0"/>
@@ -4432,8 +4371,8 @@
           <w:tcPr>
             <w:tcW w:w="1384" w:type="dxa"/>
             <w:tcBorders>
-              <w:top w:val="single" w:color="auto" w:sz="4" w:space="0"/>
-              <w:left w:val="single" w:color="auto" w:sz="4" w:space="0"/>
+              <w:top w:val="single" w:sz="4" w:space="0" w:color="auto"/>
+              <w:left w:val="single" w:sz="4" w:space="0" w:color="auto"/>
               <w:bottom w:val="nil"/>
               <w:right w:val="nil"/>
             </w:tcBorders>
@@ -4463,11 +4402,11 @@
               <w:adjustRightInd w:val="0"/>
               <w:snapToGrid w:val="0"/>
               <w:spacing w:line="240" w:lineRule="auto"/>
-              <w:ind w:left="0" w:leftChars="0" w:right="0" w:rightChars="0" w:firstLine="0" w:firstLineChars="0"/>
+              <w:ind w:left="0" w:right="0" w:firstLine="0" w:leftChars="0" w:rightChars="0" w:firstLineChars="0"/>
               <w:jc w:val="center"/>
               <w:textAlignment w:val="baseline"/>
               <w:rPr>
-                <w:rFonts w:hint="default" w:ascii="Segoe UI" w:hAnsi="Segoe UI" w:eastAsia="Segoe UI" w:cs="Segoe UI"/>
+                <w:rFonts w:ascii="Segoe UI" w:eastAsia="Segoe UI" w:hAnsi="Segoe UI" w:cs="Segoe UI" w:hint="default"/>
                 <w:i w:val="0"/>
                 <w:iCs w:val="0"/>
                 <w:caps w:val="0"/>
@@ -4479,7 +4418,7 @@
             </w:pPr>
             <w:r>
               <w:rPr>
-                <w:rFonts w:hint="default" w:ascii="Segoe UI" w:hAnsi="Segoe UI" w:eastAsia="Segoe UI" w:cs="Segoe UI"/>
+                <w:rFonts w:ascii="Segoe UI" w:eastAsia="Segoe UI" w:hAnsi="Segoe UI" w:cs="Segoe UI" w:hint="default"/>
                 <w:i w:val="0"/>
                 <w:iCs w:val="0"/>
                 <w:caps w:val="0"/>
@@ -4499,10 +4438,10 @@
           <w:tcPr>
             <w:tcW w:w="4673" w:type="dxa"/>
             <w:tcBorders>
-              <w:top w:val="single" w:color="auto" w:sz="4" w:space="0"/>
-              <w:left w:val="single" w:color="auto" w:sz="4" w:space="0"/>
-              <w:bottom w:val="nil"/>
-              <w:right w:val="single" w:color="auto" w:sz="12" w:space="0"/>
+              <w:top w:val="single" w:sz="4" w:space="0" w:color="auto"/>
+              <w:left w:val="single" w:sz="4" w:space="0" w:color="auto"/>
+              <w:bottom w:val="nil"/>
+              <w:right w:val="single" w:sz="12" w:space="0" w:color="auto"/>
             </w:tcBorders>
             <w:shd w:val="clear" w:color="auto" w:fill="auto"/>
             <w:tcMar>
@@ -4530,11 +4469,11 @@
               <w:adjustRightInd w:val="0"/>
               <w:snapToGrid w:val="0"/>
               <w:spacing w:line="240" w:lineRule="auto"/>
-              <w:ind w:left="0" w:leftChars="0" w:right="0" w:rightChars="0" w:firstLine="0" w:firstLineChars="0"/>
+              <w:ind w:left="0" w:right="0" w:firstLine="0" w:leftChars="0" w:rightChars="0" w:firstLineChars="0"/>
               <w:jc w:val="center"/>
               <w:textAlignment w:val="baseline"/>
               <w:rPr>
-                <w:rFonts w:hint="default" w:ascii="Segoe UI" w:hAnsi="Segoe UI" w:eastAsia="Segoe UI" w:cs="Segoe UI"/>
+                <w:rFonts w:ascii="Segoe UI" w:eastAsia="Segoe UI" w:hAnsi="Segoe UI" w:cs="Segoe UI" w:hint="default"/>
                 <w:i w:val="0"/>
                 <w:iCs w:val="0"/>
                 <w:caps w:val="0"/>
@@ -4546,7 +4485,7 @@
             </w:pPr>
             <w:r>
               <w:rPr>
-                <w:rFonts w:hint="default" w:ascii="Segoe UI" w:hAnsi="Segoe UI" w:eastAsia="Segoe UI" w:cs="Segoe UI"/>
+                <w:rFonts w:ascii="Segoe UI" w:eastAsia="Segoe UI" w:hAnsi="Segoe UI" w:cs="Segoe UI" w:hint="default"/>
                 <w:i w:val="0"/>
                 <w:iCs w:val="0"/>
                 <w:caps w:val="0"/>
@@ -4566,10 +4505,10 @@
           <w:tcPr>
             <w:tcW w:w="1367" w:type="dxa"/>
             <w:tcBorders>
-              <w:top w:val="single" w:color="auto" w:sz="4" w:space="0"/>
-              <w:left w:val="single" w:color="auto" w:sz="4" w:space="0"/>
-              <w:bottom w:val="nil"/>
-              <w:right w:val="single" w:color="auto" w:sz="12" w:space="0"/>
+              <w:top w:val="single" w:sz="4" w:space="0" w:color="auto"/>
+              <w:left w:val="single" w:sz="4" w:space="0" w:color="auto"/>
+              <w:bottom w:val="nil"/>
+              <w:right w:val="single" w:sz="12" w:space="0" w:color="auto"/>
             </w:tcBorders>
             <w:shd w:val="clear" w:color="auto" w:fill="auto"/>
             <w:tcMar>
@@ -4597,26 +4536,26 @@
               <w:adjustRightInd w:val="0"/>
               <w:snapToGrid w:val="0"/>
               <w:spacing w:line="240" w:lineRule="auto"/>
-              <w:ind w:left="0" w:leftChars="0" w:right="0" w:rightChars="0" w:firstLine="0" w:firstLineChars="0"/>
+              <w:ind w:left="0" w:right="0" w:firstLine="0" w:leftChars="0" w:rightChars="0" w:firstLineChars="0"/>
               <w:jc w:val="center"/>
               <w:textAlignment w:val="baseline"/>
               <w:rPr>
-                <w:rFonts w:hint="default" w:ascii="Segoe UI" w:hAnsi="Segoe UI" w:eastAsia="Segoe UI" w:cs="Segoe UI"/>
-                <w:i w:val="0"/>
-                <w:iCs w:val="0"/>
-                <w:caps w:val="0"/>
-                <w:snapToGrid w:val="0"/>
-                <w:color w:val="000000"/>
-                <w:spacing w:val="0"/>
-                <w:kern w:val="0"/>
-                <w:sz w:val="18"/>
-                <w:szCs w:val="18"/>
-                <w:lang w:val="en-US" w:eastAsia="zh-CN"/>
-              </w:rPr>
-            </w:pPr>
-            <w:r>
-              <w:rPr>
-                <w:rFonts w:hint="eastAsia" w:ascii="Segoe UI" w:hAnsi="Segoe UI" w:eastAsia="Segoe UI" w:cs="Segoe UI"/>
+                <w:rFonts w:ascii="Segoe UI" w:eastAsia="Segoe UI" w:hAnsi="Segoe UI" w:cs="Segoe UI" w:hint="default"/>
+                <w:i w:val="0"/>
+                <w:iCs w:val="0"/>
+                <w:caps w:val="0"/>
+                <w:snapToGrid w:val="0"/>
+                <w:color w:val="000000"/>
+                <w:spacing w:val="0"/>
+                <w:kern w:val="0"/>
+                <w:sz w:val="18"/>
+                <w:szCs w:val="18"/>
+                <w:lang w:val="en-US" w:eastAsia="zh-CN"/>
+              </w:rPr>
+            </w:pPr>
+            <w:r>
+              <w:rPr>
+                <w:rFonts w:ascii="Segoe UI" w:eastAsia="Segoe UI" w:hAnsi="Segoe UI" w:cs="Segoe UI" w:hint="eastAsia"/>
                 <w:i w:val="0"/>
                 <w:iCs w:val="0"/>
                 <w:caps w:val="0"/>
@@ -4635,14 +4574,8 @@
       </w:tr>
       <w:tr>
         <w:tblPrEx>
-          <w:tblBorders>
-            <w:top w:val="none" w:color="auto" w:sz="0" w:space="0"/>
-            <w:left w:val="none" w:color="auto" w:sz="0" w:space="0"/>
-            <w:bottom w:val="none" w:color="auto" w:sz="0" w:space="0"/>
-            <w:right w:val="none" w:color="auto" w:sz="0" w:space="0"/>
-            <w:insideH w:val="none" w:color="auto" w:sz="0" w:space="0"/>
-            <w:insideV w:val="none" w:color="auto" w:sz="0" w:space="0"/>
-          </w:tblBorders>
+          <w:tblW w:w="8495" w:type="dxa"/>
+          <w:jc w:val="center"/>
           <w:shd w:val="clear" w:color="auto" w:fill="auto"/>
           <w:tblCellMar>
             <w:top w:w="15" w:type="dxa"/>
@@ -4652,15 +4585,15 @@
           </w:tblCellMar>
         </w:tblPrEx>
         <w:trPr>
-          <w:trHeight w:val="0" w:hRule="atLeast"/>
+          <w:trHeight w:val="0"/>
           <w:jc w:val="center"/>
         </w:trPr>
         <w:tc>
           <w:tcPr>
             <w:tcW w:w="1071" w:type="dxa"/>
             <w:tcBorders>
-              <w:top w:val="single" w:color="auto" w:sz="4" w:space="0"/>
-              <w:left w:val="single" w:color="auto" w:sz="12" w:space="0"/>
+              <w:top w:val="single" w:sz="4" w:space="0" w:color="auto"/>
+              <w:left w:val="single" w:sz="12" w:space="0" w:color="auto"/>
               <w:bottom w:val="nil"/>
               <w:right w:val="nil"/>
             </w:tcBorders>
@@ -4690,11 +4623,11 @@
               <w:adjustRightInd w:val="0"/>
               <w:snapToGrid w:val="0"/>
               <w:spacing w:line="240" w:lineRule="auto"/>
-              <w:ind w:left="0" w:leftChars="0" w:right="0" w:rightChars="0" w:firstLine="0" w:firstLineChars="0"/>
+              <w:ind w:left="0" w:right="0" w:firstLine="0" w:leftChars="0" w:rightChars="0" w:firstLineChars="0"/>
               <w:jc w:val="center"/>
               <w:textAlignment w:val="baseline"/>
               <w:rPr>
-                <w:rFonts w:hint="default" w:ascii="Segoe UI" w:hAnsi="Segoe UI" w:eastAsia="Segoe UI" w:cs="Segoe UI"/>
+                <w:rFonts w:ascii="Segoe UI" w:eastAsia="Segoe UI" w:hAnsi="Segoe UI" w:cs="Segoe UI" w:hint="default"/>
                 <w:i w:val="0"/>
                 <w:iCs w:val="0"/>
                 <w:caps w:val="0"/>
@@ -4706,7 +4639,7 @@
             </w:pPr>
             <w:r>
               <w:rPr>
-                <w:rFonts w:hint="default" w:ascii="Segoe UI" w:hAnsi="Segoe UI" w:eastAsia="Segoe UI" w:cs="Segoe UI"/>
+                <w:rFonts w:ascii="Segoe UI" w:eastAsia="Segoe UI" w:hAnsi="Segoe UI" w:cs="Segoe UI" w:hint="default"/>
                 <w:i w:val="0"/>
                 <w:iCs w:val="0"/>
                 <w:caps w:val="0"/>
@@ -4726,8 +4659,8 @@
           <w:tcPr>
             <w:tcW w:w="1384" w:type="dxa"/>
             <w:tcBorders>
-              <w:top w:val="single" w:color="auto" w:sz="4" w:space="0"/>
-              <w:left w:val="single" w:color="auto" w:sz="4" w:space="0"/>
+              <w:top w:val="single" w:sz="4" w:space="0" w:color="auto"/>
+              <w:left w:val="single" w:sz="4" w:space="0" w:color="auto"/>
               <w:bottom w:val="nil"/>
               <w:right w:val="nil"/>
             </w:tcBorders>
@@ -4757,11 +4690,11 @@
               <w:adjustRightInd w:val="0"/>
               <w:snapToGrid w:val="0"/>
               <w:spacing w:line="240" w:lineRule="auto"/>
-              <w:ind w:left="0" w:leftChars="0" w:right="0" w:rightChars="0" w:firstLine="0" w:firstLineChars="0"/>
+              <w:ind w:left="0" w:right="0" w:firstLine="0" w:leftChars="0" w:rightChars="0" w:firstLineChars="0"/>
               <w:jc w:val="center"/>
               <w:textAlignment w:val="baseline"/>
               <w:rPr>
-                <w:rFonts w:hint="default" w:ascii="Segoe UI" w:hAnsi="Segoe UI" w:eastAsia="Segoe UI" w:cs="Segoe UI"/>
+                <w:rFonts w:ascii="Segoe UI" w:eastAsia="Segoe UI" w:hAnsi="Segoe UI" w:cs="Segoe UI" w:hint="default"/>
                 <w:i w:val="0"/>
                 <w:iCs w:val="0"/>
                 <w:caps w:val="0"/>
@@ -4773,7 +4706,7 @@
             </w:pPr>
             <w:r>
               <w:rPr>
-                <w:rFonts w:hint="default" w:ascii="Segoe UI" w:hAnsi="Segoe UI" w:eastAsia="Segoe UI" w:cs="Segoe UI"/>
+                <w:rFonts w:ascii="Segoe UI" w:eastAsia="Segoe UI" w:hAnsi="Segoe UI" w:cs="Segoe UI" w:hint="default"/>
                 <w:i w:val="0"/>
                 <w:iCs w:val="0"/>
                 <w:caps w:val="0"/>
@@ -4793,10 +4726,10 @@
           <w:tcPr>
             <w:tcW w:w="4673" w:type="dxa"/>
             <w:tcBorders>
-              <w:top w:val="single" w:color="auto" w:sz="4" w:space="0"/>
-              <w:left w:val="single" w:color="auto" w:sz="4" w:space="0"/>
-              <w:bottom w:val="nil"/>
-              <w:right w:val="single" w:color="auto" w:sz="12" w:space="0"/>
+              <w:top w:val="single" w:sz="4" w:space="0" w:color="auto"/>
+              <w:left w:val="single" w:sz="4" w:space="0" w:color="auto"/>
+              <w:bottom w:val="nil"/>
+              <w:right w:val="single" w:sz="12" w:space="0" w:color="auto"/>
             </w:tcBorders>
             <w:shd w:val="clear" w:color="auto" w:fill="auto"/>
             <w:tcMar>
@@ -4824,11 +4757,11 @@
               <w:adjustRightInd w:val="0"/>
               <w:snapToGrid w:val="0"/>
               <w:spacing w:line="240" w:lineRule="auto"/>
-              <w:ind w:left="0" w:leftChars="0" w:right="0" w:rightChars="0" w:firstLine="0" w:firstLineChars="0"/>
+              <w:ind w:left="0" w:right="0" w:firstLine="0" w:leftChars="0" w:rightChars="0" w:firstLineChars="0"/>
               <w:jc w:val="center"/>
               <w:textAlignment w:val="baseline"/>
               <w:rPr>
-                <w:rFonts w:hint="default" w:ascii="Segoe UI" w:hAnsi="Segoe UI" w:eastAsia="Segoe UI" w:cs="Segoe UI"/>
+                <w:rFonts w:ascii="Segoe UI" w:eastAsia="Segoe UI" w:hAnsi="Segoe UI" w:cs="Segoe UI" w:hint="default"/>
                 <w:i w:val="0"/>
                 <w:iCs w:val="0"/>
                 <w:caps w:val="0"/>
@@ -4840,7 +4773,7 @@
             </w:pPr>
             <w:r>
               <w:rPr>
-                <w:rFonts w:hint="default" w:ascii="Segoe UI" w:hAnsi="Segoe UI" w:eastAsia="Segoe UI" w:cs="Segoe UI"/>
+                <w:rFonts w:ascii="Segoe UI" w:eastAsia="Segoe UI" w:hAnsi="Segoe UI" w:cs="Segoe UI" w:hint="default"/>
                 <w:i w:val="0"/>
                 <w:iCs w:val="0"/>
                 <w:caps w:val="0"/>
@@ -4860,10 +4793,10 @@
           <w:tcPr>
             <w:tcW w:w="1367" w:type="dxa"/>
             <w:tcBorders>
-              <w:top w:val="single" w:color="auto" w:sz="4" w:space="0"/>
-              <w:left w:val="single" w:color="auto" w:sz="4" w:space="0"/>
-              <w:bottom w:val="nil"/>
-              <w:right w:val="single" w:color="auto" w:sz="12" w:space="0"/>
+              <w:top w:val="single" w:sz="4" w:space="0" w:color="auto"/>
+              <w:left w:val="single" w:sz="4" w:space="0" w:color="auto"/>
+              <w:bottom w:val="nil"/>
+              <w:right w:val="single" w:sz="12" w:space="0" w:color="auto"/>
             </w:tcBorders>
             <w:shd w:val="clear" w:color="auto" w:fill="auto"/>
             <w:tcMar>
@@ -4891,26 +4824,26 @@
               <w:adjustRightInd w:val="0"/>
               <w:snapToGrid w:val="0"/>
               <w:spacing w:line="240" w:lineRule="auto"/>
-              <w:ind w:left="0" w:leftChars="0" w:right="0" w:rightChars="0" w:firstLine="0" w:firstLineChars="0"/>
+              <w:ind w:left="0" w:right="0" w:firstLine="0" w:leftChars="0" w:rightChars="0" w:firstLineChars="0"/>
               <w:jc w:val="center"/>
               <w:textAlignment w:val="baseline"/>
               <w:rPr>
-                <w:rFonts w:hint="default" w:ascii="Segoe UI" w:hAnsi="Segoe UI" w:eastAsia="Segoe UI" w:cs="Segoe UI"/>
-                <w:i w:val="0"/>
-                <w:iCs w:val="0"/>
-                <w:caps w:val="0"/>
-                <w:snapToGrid w:val="0"/>
-                <w:color w:val="000000"/>
-                <w:spacing w:val="0"/>
-                <w:kern w:val="0"/>
-                <w:sz w:val="18"/>
-                <w:szCs w:val="18"/>
-                <w:lang w:val="en-US" w:eastAsia="zh-CN"/>
-              </w:rPr>
-            </w:pPr>
-            <w:r>
-              <w:rPr>
-                <w:rFonts w:hint="eastAsia" w:ascii="Segoe UI" w:hAnsi="Segoe UI" w:eastAsia="Segoe UI" w:cs="Segoe UI"/>
+                <w:rFonts w:ascii="Segoe UI" w:eastAsia="Segoe UI" w:hAnsi="Segoe UI" w:cs="Segoe UI" w:hint="default"/>
+                <w:i w:val="0"/>
+                <w:iCs w:val="0"/>
+                <w:caps w:val="0"/>
+                <w:snapToGrid w:val="0"/>
+                <w:color w:val="000000"/>
+                <w:spacing w:val="0"/>
+                <w:kern w:val="0"/>
+                <w:sz w:val="18"/>
+                <w:szCs w:val="18"/>
+                <w:lang w:val="en-US" w:eastAsia="zh-CN"/>
+              </w:rPr>
+            </w:pPr>
+            <w:r>
+              <w:rPr>
+                <w:rFonts w:ascii="Segoe UI" w:eastAsia="Segoe UI" w:hAnsi="Segoe UI" w:cs="Segoe UI" w:hint="eastAsia"/>
                 <w:i w:val="0"/>
                 <w:iCs w:val="0"/>
                 <w:caps w:val="0"/>
@@ -4929,14 +4862,9 @@
       </w:tr>
       <w:tr>
         <w:tblPrEx>
-          <w:tblBorders>
-            <w:top w:val="none" w:color="auto" w:sz="0" w:space="0"/>
-            <w:left w:val="none" w:color="auto" w:sz="0" w:space="0"/>
-            <w:bottom w:val="none" w:color="auto" w:sz="0" w:space="0"/>
-            <w:right w:val="none" w:color="auto" w:sz="0" w:space="0"/>
-            <w:insideH w:val="none" w:color="auto" w:sz="0" w:space="0"/>
-            <w:insideV w:val="none" w:color="auto" w:sz="0" w:space="0"/>
-          </w:tblBorders>
+          <w:tblW w:w="8495" w:type="dxa"/>
+          <w:jc w:val="center"/>
+          <w:shd w:val="clear" w:color="auto" w:fill="auto"/>
           <w:tblCellMar>
             <w:top w:w="15" w:type="dxa"/>
             <w:left w:w="15" w:type="dxa"/>
@@ -4945,16 +4873,16 @@
           </w:tblCellMar>
         </w:tblPrEx>
         <w:trPr>
-          <w:trHeight w:val="0" w:hRule="atLeast"/>
+          <w:trHeight w:val="0"/>
           <w:jc w:val="center"/>
         </w:trPr>
         <w:tc>
           <w:tcPr>
             <w:tcW w:w="1071" w:type="dxa"/>
             <w:tcBorders>
-              <w:top w:val="single" w:color="auto" w:sz="4" w:space="0"/>
-              <w:left w:val="single" w:color="auto" w:sz="12" w:space="0"/>
-              <w:bottom w:val="single" w:color="auto" w:sz="12" w:space="0"/>
+              <w:top w:val="single" w:sz="4" w:space="0" w:color="auto"/>
+              <w:left w:val="single" w:sz="12" w:space="0" w:color="auto"/>
+              <w:bottom w:val="single" w:sz="12" w:space="0" w:color="auto"/>
               <w:right w:val="nil"/>
             </w:tcBorders>
             <w:shd w:val="clear" w:color="auto" w:fill="auto"/>
@@ -4983,11 +4911,11 @@
               <w:adjustRightInd w:val="0"/>
               <w:snapToGrid w:val="0"/>
               <w:spacing w:line="240" w:lineRule="auto"/>
-              <w:ind w:left="0" w:leftChars="0" w:right="0" w:rightChars="0" w:firstLine="0" w:firstLineChars="0"/>
+              <w:ind w:left="0" w:right="0" w:firstLine="0" w:leftChars="0" w:rightChars="0" w:firstLineChars="0"/>
               <w:jc w:val="center"/>
               <w:textAlignment w:val="baseline"/>
               <w:rPr>
-                <w:rFonts w:hint="default" w:ascii="Segoe UI" w:hAnsi="Segoe UI" w:eastAsia="Segoe UI" w:cs="Segoe UI"/>
+                <w:rFonts w:ascii="Segoe UI" w:eastAsia="Segoe UI" w:hAnsi="Segoe UI" w:cs="Segoe UI" w:hint="default"/>
                 <w:i w:val="0"/>
                 <w:iCs w:val="0"/>
                 <w:caps w:val="0"/>
@@ -4999,7 +4927,7 @@
             </w:pPr>
             <w:r>
               <w:rPr>
-                <w:rFonts w:hint="default" w:ascii="Segoe UI" w:hAnsi="Segoe UI" w:eastAsia="Segoe UI" w:cs="Segoe UI"/>
+                <w:rFonts w:ascii="Segoe UI" w:eastAsia="Segoe UI" w:hAnsi="Segoe UI" w:cs="Segoe UI" w:hint="default"/>
                 <w:i w:val="0"/>
                 <w:iCs w:val="0"/>
                 <w:caps w:val="0"/>
@@ -5019,9 +4947,9 @@
           <w:tcPr>
             <w:tcW w:w="1384" w:type="dxa"/>
             <w:tcBorders>
-              <w:top w:val="single" w:color="auto" w:sz="4" w:space="0"/>
-              <w:left w:val="single" w:color="auto" w:sz="4" w:space="0"/>
-              <w:bottom w:val="single" w:color="auto" w:sz="12" w:space="0"/>
+              <w:top w:val="single" w:sz="4" w:space="0" w:color="auto"/>
+              <w:left w:val="single" w:sz="4" w:space="0" w:color="auto"/>
+              <w:bottom w:val="single" w:sz="12" w:space="0" w:color="auto"/>
               <w:right w:val="nil"/>
             </w:tcBorders>
             <w:shd w:val="clear" w:color="auto" w:fill="auto"/>
@@ -5050,11 +4978,11 @@
               <w:adjustRightInd w:val="0"/>
               <w:snapToGrid w:val="0"/>
               <w:spacing w:line="240" w:lineRule="auto"/>
-              <w:ind w:left="0" w:leftChars="0" w:right="0" w:rightChars="0" w:firstLine="0" w:firstLineChars="0"/>
+              <w:ind w:left="0" w:right="0" w:firstLine="0" w:leftChars="0" w:rightChars="0" w:firstLineChars="0"/>
               <w:jc w:val="center"/>
               <w:textAlignment w:val="baseline"/>
               <w:rPr>
-                <w:rFonts w:hint="default" w:ascii="Segoe UI" w:hAnsi="Segoe UI" w:eastAsia="Segoe UI" w:cs="Segoe UI"/>
+                <w:rFonts w:ascii="Segoe UI" w:eastAsia="Segoe UI" w:hAnsi="Segoe UI" w:cs="Segoe UI" w:hint="default"/>
                 <w:i w:val="0"/>
                 <w:iCs w:val="0"/>
                 <w:caps w:val="0"/>
@@ -5066,7 +4994,7 @@
             </w:pPr>
             <w:r>
               <w:rPr>
-                <w:rFonts w:hint="default" w:ascii="Segoe UI" w:hAnsi="Segoe UI" w:eastAsia="Segoe UI" w:cs="Segoe UI"/>
+                <w:rFonts w:ascii="Segoe UI" w:eastAsia="Segoe UI" w:hAnsi="Segoe UI" w:cs="Segoe UI" w:hint="default"/>
                 <w:i w:val="0"/>
                 <w:iCs w:val="0"/>
                 <w:caps w:val="0"/>
@@ -5086,10 +5014,10 @@
           <w:tcPr>
             <w:tcW w:w="4673" w:type="dxa"/>
             <w:tcBorders>
-              <w:top w:val="single" w:color="auto" w:sz="4" w:space="0"/>
-              <w:left w:val="single" w:color="auto" w:sz="4" w:space="0"/>
-              <w:bottom w:val="single" w:color="auto" w:sz="12" w:space="0"/>
-              <w:right w:val="single" w:color="auto" w:sz="12" w:space="0"/>
+              <w:top w:val="single" w:sz="4" w:space="0" w:color="auto"/>
+              <w:left w:val="single" w:sz="4" w:space="0" w:color="auto"/>
+              <w:bottom w:val="single" w:sz="12" w:space="0" w:color="auto"/>
+              <w:right w:val="single" w:sz="12" w:space="0" w:color="auto"/>
             </w:tcBorders>
             <w:shd w:val="clear" w:color="auto" w:fill="auto"/>
             <w:tcMar>
@@ -5117,11 +5045,11 @@
               <w:adjustRightInd w:val="0"/>
               <w:snapToGrid w:val="0"/>
               <w:spacing w:line="240" w:lineRule="auto"/>
-              <w:ind w:left="0" w:leftChars="0" w:right="0" w:rightChars="0" w:firstLine="0" w:firstLineChars="0"/>
+              <w:ind w:left="0" w:right="0" w:firstLine="0" w:leftChars="0" w:rightChars="0" w:firstLineChars="0"/>
               <w:jc w:val="center"/>
               <w:textAlignment w:val="baseline"/>
               <w:rPr>
-                <w:rFonts w:hint="default" w:ascii="Segoe UI" w:hAnsi="Segoe UI" w:eastAsia="Segoe UI" w:cs="Segoe UI"/>
+                <w:rFonts w:ascii="Segoe UI" w:eastAsia="Segoe UI" w:hAnsi="Segoe UI" w:cs="Segoe UI" w:hint="default"/>
                 <w:i w:val="0"/>
                 <w:iCs w:val="0"/>
                 <w:caps w:val="0"/>
@@ -5133,7 +5061,7 @@
             </w:pPr>
             <w:r>
               <w:rPr>
-                <w:rFonts w:hint="default" w:ascii="Segoe UI" w:hAnsi="Segoe UI" w:eastAsia="Segoe UI" w:cs="Segoe UI"/>
+                <w:rFonts w:ascii="Segoe UI" w:eastAsia="Segoe UI" w:hAnsi="Segoe UI" w:cs="Segoe UI" w:hint="default"/>
                 <w:i w:val="0"/>
                 <w:iCs w:val="0"/>
                 <w:caps w:val="0"/>
@@ -5153,10 +5081,10 @@
           <w:tcPr>
             <w:tcW w:w="1367" w:type="dxa"/>
             <w:tcBorders>
-              <w:top w:val="single" w:color="auto" w:sz="4" w:space="0"/>
-              <w:left w:val="single" w:color="auto" w:sz="4" w:space="0"/>
-              <w:bottom w:val="single" w:color="auto" w:sz="12" w:space="0"/>
-              <w:right w:val="single" w:color="auto" w:sz="12" w:space="0"/>
+              <w:top w:val="single" w:sz="4" w:space="0" w:color="auto"/>
+              <w:left w:val="single" w:sz="4" w:space="0" w:color="auto"/>
+              <w:bottom w:val="single" w:sz="12" w:space="0" w:color="auto"/>
+              <w:right w:val="single" w:sz="12" w:space="0" w:color="auto"/>
             </w:tcBorders>
             <w:shd w:val="clear" w:color="auto" w:fill="auto"/>
             <w:tcMar>
@@ -5184,26 +5112,26 @@
               <w:adjustRightInd w:val="0"/>
               <w:snapToGrid w:val="0"/>
               <w:spacing w:line="240" w:lineRule="auto"/>
-              <w:ind w:left="0" w:leftChars="0" w:right="0" w:rightChars="0" w:firstLine="0" w:firstLineChars="0"/>
+              <w:ind w:left="0" w:right="0" w:firstLine="0" w:leftChars="0" w:rightChars="0" w:firstLineChars="0"/>
               <w:jc w:val="center"/>
               <w:textAlignment w:val="baseline"/>
               <w:rPr>
-                <w:rFonts w:hint="default" w:ascii="Segoe UI" w:hAnsi="Segoe UI" w:eastAsia="Segoe UI" w:cs="Segoe UI"/>
-                <w:i w:val="0"/>
-                <w:iCs w:val="0"/>
-                <w:caps w:val="0"/>
-                <w:snapToGrid w:val="0"/>
-                <w:color w:val="000000"/>
-                <w:spacing w:val="0"/>
-                <w:kern w:val="0"/>
-                <w:sz w:val="18"/>
-                <w:szCs w:val="18"/>
-                <w:lang w:val="en-US" w:eastAsia="zh-CN"/>
-              </w:rPr>
-            </w:pPr>
-            <w:r>
-              <w:rPr>
-                <w:rFonts w:hint="eastAsia" w:ascii="Segoe UI" w:hAnsi="Segoe UI" w:eastAsia="Segoe UI" w:cs="Segoe UI"/>
+                <w:rFonts w:ascii="Segoe UI" w:eastAsia="Segoe UI" w:hAnsi="Segoe UI" w:cs="Segoe UI" w:hint="default"/>
+                <w:i w:val="0"/>
+                <w:iCs w:val="0"/>
+                <w:caps w:val="0"/>
+                <w:snapToGrid w:val="0"/>
+                <w:color w:val="000000"/>
+                <w:spacing w:val="0"/>
+                <w:kern w:val="0"/>
+                <w:sz w:val="18"/>
+                <w:szCs w:val="18"/>
+                <w:lang w:val="en-US" w:eastAsia="zh-CN"/>
+              </w:rPr>
+            </w:pPr>
+            <w:r>
+              <w:rPr>
+                <w:rFonts w:ascii="Segoe UI" w:eastAsia="Segoe UI" w:hAnsi="Segoe UI" w:cs="Segoe UI" w:hint="eastAsia"/>
                 <w:i w:val="0"/>
                 <w:iCs w:val="0"/>
                 <w:caps w:val="0"/>
@@ -5223,7 +5151,7 @@
     </w:tbl>
     <w:p>
       <w:pPr>
-        <w:pStyle w:val="7"/>
+        <w:pStyle w:val="a0"/>
         <w:bidi w:val="0"/>
         <w:rPr>
           <w:rFonts w:hint="default"/>
@@ -5242,19 +5170,18 @@
     </w:p>
     <w:tbl>
       <w:tblPr>
-        <w:tblStyle w:val="4"/>
+        <w:tblStyle w:val="TableNormal"/>
         <w:tblW w:w="8522" w:type="dxa"/>
         <w:jc w:val="center"/>
         <w:tblBorders>
-          <w:top w:val="none" w:color="auto" w:sz="0" w:space="0"/>
-          <w:left w:val="none" w:color="auto" w:sz="0" w:space="0"/>
-          <w:bottom w:val="none" w:color="auto" w:sz="0" w:space="0"/>
-          <w:right w:val="none" w:color="auto" w:sz="0" w:space="0"/>
-          <w:insideH w:val="none" w:color="auto" w:sz="0" w:space="0"/>
-          <w:insideV w:val="none" w:color="auto" w:sz="0" w:space="0"/>
+          <w:top w:val="nil"/>
+          <w:left w:val="nil"/>
+          <w:bottom w:val="nil"/>
+          <w:right w:val="nil"/>
+          <w:insideH w:val="nil"/>
+          <w:insideV w:val="nil"/>
         </w:tblBorders>
         <w:shd w:val="clear" w:color="auto" w:fill="auto"/>
-        <w:tblLayout w:type="autofit"/>
         <w:tblCellMar>
           <w:top w:w="15" w:type="dxa"/>
           <w:left w:w="15" w:type="dxa"/>
@@ -5270,13 +5197,15 @@
       </w:tblGrid>
       <w:tr>
         <w:tblPrEx>
+          <w:tblW w:w="8522" w:type="dxa"/>
+          <w:jc w:val="center"/>
           <w:tblBorders>
-            <w:top w:val="none" w:color="auto" w:sz="0" w:space="0"/>
-            <w:left w:val="none" w:color="auto" w:sz="0" w:space="0"/>
-            <w:bottom w:val="none" w:color="auto" w:sz="0" w:space="0"/>
-            <w:right w:val="none" w:color="auto" w:sz="0" w:space="0"/>
-            <w:insideH w:val="none" w:color="auto" w:sz="0" w:space="0"/>
-            <w:insideV w:val="none" w:color="auto" w:sz="0" w:space="0"/>
+            <w:top w:val="nil"/>
+            <w:left w:val="nil"/>
+            <w:bottom w:val="nil"/>
+            <w:right w:val="nil"/>
+            <w:insideH w:val="nil"/>
+            <w:insideV w:val="nil"/>
           </w:tblBorders>
           <w:shd w:val="clear" w:color="auto" w:fill="auto"/>
           <w:tblCellMar>
@@ -5287,7 +5216,7 @@
           </w:tblCellMar>
         </w:tblPrEx>
         <w:trPr>
-          <w:trHeight w:val="0" w:hRule="atLeast"/>
+          <w:trHeight w:val="0"/>
           <w:tblHeader/>
           <w:jc w:val="center"/>
         </w:trPr>
@@ -5295,8 +5224,8 @@
           <w:tcPr>
             <w:tcW w:w="1237" w:type="dxa"/>
             <w:tcBorders>
-              <w:top w:val="single" w:color="auto" w:sz="12" w:space="0"/>
-              <w:left w:val="single" w:color="auto" w:sz="12" w:space="0"/>
+              <w:top w:val="single" w:sz="12" w:space="0" w:color="auto"/>
+              <w:left w:val="single" w:sz="12" w:space="0" w:color="auto"/>
               <w:bottom w:val="nil"/>
               <w:right w:val="nil"/>
             </w:tcBorders>
@@ -5326,11 +5255,11 @@
               <w:adjustRightInd w:val="0"/>
               <w:snapToGrid w:val="0"/>
               <w:spacing w:line="240" w:lineRule="auto"/>
-              <w:ind w:left="0" w:leftChars="0" w:right="0" w:rightChars="0" w:firstLine="0" w:firstLineChars="0"/>
+              <w:ind w:left="0" w:right="0" w:firstLine="0" w:leftChars="0" w:rightChars="0" w:firstLineChars="0"/>
               <w:jc w:val="center"/>
               <w:textAlignment w:val="baseline"/>
               <w:rPr>
-                <w:rFonts w:ascii="Segoe UI" w:hAnsi="Segoe UI" w:eastAsia="Segoe UI" w:cs="Segoe UI"/>
+                <w:rFonts w:ascii="Segoe UI" w:eastAsia="Segoe UI" w:hAnsi="Segoe UI" w:cs="Segoe UI"/>
                 <w:b/>
                 <w:i w:val="0"/>
                 <w:iCs w:val="0"/>
@@ -5343,7 +5272,7 @@
             </w:pPr>
             <w:r>
               <w:rPr>
-                <w:rFonts w:hint="default" w:ascii="Segoe UI" w:hAnsi="Segoe UI" w:eastAsia="Segoe UI" w:cs="Segoe UI"/>
+                <w:rFonts w:ascii="Segoe UI" w:eastAsia="Segoe UI" w:hAnsi="Segoe UI" w:cs="Segoe UI" w:hint="default"/>
                 <w:b/>
                 <w:i w:val="0"/>
                 <w:iCs w:val="0"/>
@@ -5364,8 +5293,8 @@
           <w:tcPr>
             <w:tcW w:w="1643" w:type="dxa"/>
             <w:tcBorders>
-              <w:top w:val="single" w:color="auto" w:sz="12" w:space="0"/>
-              <w:left w:val="single" w:color="auto" w:sz="4" w:space="0"/>
+              <w:top w:val="single" w:sz="12" w:space="0" w:color="auto"/>
+              <w:left w:val="single" w:sz="4" w:space="0" w:color="auto"/>
               <w:bottom w:val="nil"/>
               <w:right w:val="nil"/>
             </w:tcBorders>
@@ -5395,11 +5324,11 @@
               <w:adjustRightInd w:val="0"/>
               <w:snapToGrid w:val="0"/>
               <w:spacing w:line="240" w:lineRule="auto"/>
-              <w:ind w:left="0" w:leftChars="0" w:right="0" w:rightChars="0" w:firstLine="0" w:firstLineChars="0"/>
+              <w:ind w:left="0" w:right="0" w:firstLine="0" w:leftChars="0" w:rightChars="0" w:firstLineChars="0"/>
               <w:jc w:val="center"/>
               <w:textAlignment w:val="baseline"/>
               <w:rPr>
-                <w:rFonts w:hint="default" w:ascii="Segoe UI" w:hAnsi="Segoe UI" w:eastAsia="Segoe UI" w:cs="Segoe UI"/>
+                <w:rFonts w:ascii="Segoe UI" w:eastAsia="Segoe UI" w:hAnsi="Segoe UI" w:cs="Segoe UI" w:hint="default"/>
                 <w:b/>
                 <w:i w:val="0"/>
                 <w:iCs w:val="0"/>
@@ -5412,7 +5341,7 @@
             </w:pPr>
             <w:r>
               <w:rPr>
-                <w:rFonts w:hint="default" w:ascii="Segoe UI" w:hAnsi="Segoe UI" w:eastAsia="Segoe UI" w:cs="Segoe UI"/>
+                <w:rFonts w:ascii="Segoe UI" w:eastAsia="Segoe UI" w:hAnsi="Segoe UI" w:cs="Segoe UI" w:hint="default"/>
                 <w:b/>
                 <w:i w:val="0"/>
                 <w:iCs w:val="0"/>
@@ -5433,10 +5362,10 @@
           <w:tcPr>
             <w:tcW w:w="4164" w:type="dxa"/>
             <w:tcBorders>
-              <w:top w:val="single" w:color="auto" w:sz="12" w:space="0"/>
-              <w:left w:val="single" w:color="auto" w:sz="4" w:space="0"/>
-              <w:bottom w:val="nil"/>
-              <w:right w:val="single" w:color="auto" w:sz="12" w:space="0"/>
+              <w:top w:val="single" w:sz="12" w:space="0" w:color="auto"/>
+              <w:left w:val="single" w:sz="4" w:space="0" w:color="auto"/>
+              <w:bottom w:val="nil"/>
+              <w:right w:val="single" w:sz="12" w:space="0" w:color="auto"/>
             </w:tcBorders>
             <w:shd w:val="clear" w:color="auto" w:fill="auto"/>
             <w:tcMar>
@@ -5464,11 +5393,11 @@
               <w:adjustRightInd w:val="0"/>
               <w:snapToGrid w:val="0"/>
               <w:spacing w:line="240" w:lineRule="auto"/>
-              <w:ind w:left="0" w:leftChars="0" w:right="0" w:rightChars="0" w:firstLine="0" w:firstLineChars="0"/>
+              <w:ind w:left="0" w:right="0" w:firstLine="0" w:leftChars="0" w:rightChars="0" w:firstLineChars="0"/>
               <w:jc w:val="center"/>
               <w:textAlignment w:val="baseline"/>
               <w:rPr>
-                <w:rFonts w:hint="default" w:ascii="Segoe UI" w:hAnsi="Segoe UI" w:eastAsia="Segoe UI" w:cs="Segoe UI"/>
+                <w:rFonts w:ascii="Segoe UI" w:eastAsia="Segoe UI" w:hAnsi="Segoe UI" w:cs="Segoe UI" w:hint="default"/>
                 <w:b/>
                 <w:i w:val="0"/>
                 <w:iCs w:val="0"/>
@@ -5481,7 +5410,7 @@
             </w:pPr>
             <w:r>
               <w:rPr>
-                <w:rFonts w:hint="default" w:ascii="Segoe UI" w:hAnsi="Segoe UI" w:eastAsia="Segoe UI" w:cs="Segoe UI"/>
+                <w:rFonts w:ascii="Segoe UI" w:eastAsia="Segoe UI" w:hAnsi="Segoe UI" w:cs="Segoe UI" w:hint="default"/>
                 <w:b/>
                 <w:i w:val="0"/>
                 <w:iCs w:val="0"/>
@@ -5502,10 +5431,10 @@
           <w:tcPr>
             <w:tcW w:w="1478" w:type="dxa"/>
             <w:tcBorders>
-              <w:top w:val="single" w:color="auto" w:sz="12" w:space="0"/>
-              <w:left w:val="single" w:color="auto" w:sz="4" w:space="0"/>
-              <w:bottom w:val="nil"/>
-              <w:right w:val="single" w:color="auto" w:sz="12" w:space="0"/>
+              <w:top w:val="single" w:sz="12" w:space="0" w:color="auto"/>
+              <w:left w:val="single" w:sz="4" w:space="0" w:color="auto"/>
+              <w:bottom w:val="nil"/>
+              <w:right w:val="single" w:sz="12" w:space="0" w:color="auto"/>
             </w:tcBorders>
             <w:shd w:val="clear" w:color="auto" w:fill="auto"/>
             <w:tcMar>
@@ -5533,11 +5462,11 @@
               <w:adjustRightInd w:val="0"/>
               <w:snapToGrid w:val="0"/>
               <w:spacing w:line="240" w:lineRule="auto"/>
-              <w:ind w:left="0" w:leftChars="0" w:right="0" w:rightChars="0" w:firstLine="0" w:firstLineChars="0"/>
+              <w:ind w:left="0" w:right="0" w:firstLine="0" w:leftChars="0" w:rightChars="0" w:firstLineChars="0"/>
               <w:jc w:val="center"/>
               <w:textAlignment w:val="baseline"/>
               <w:rPr>
-                <w:rFonts w:hint="default" w:ascii="Segoe UI" w:hAnsi="Segoe UI" w:eastAsia="Segoe UI" w:cs="Segoe UI"/>
+                <w:rFonts w:ascii="Segoe UI" w:eastAsia="Segoe UI" w:hAnsi="Segoe UI" w:cs="Segoe UI" w:hint="default"/>
                 <w:b/>
                 <w:i w:val="0"/>
                 <w:iCs w:val="0"/>
@@ -5553,7 +5482,7 @@
             </w:pPr>
             <w:r>
               <w:rPr>
-                <w:rFonts w:hint="eastAsia" w:ascii="Segoe UI" w:hAnsi="Segoe UI" w:eastAsia="Segoe UI" w:cs="Segoe UI"/>
+                <w:rFonts w:ascii="Segoe UI" w:eastAsia="Segoe UI" w:hAnsi="Segoe UI" w:cs="Segoe UI" w:hint="eastAsia"/>
                 <w:b/>
                 <w:i w:val="0"/>
                 <w:iCs w:val="0"/>
@@ -5573,14 +5502,9 @@
       </w:tr>
       <w:tr>
         <w:tblPrEx>
-          <w:tblBorders>
-            <w:top w:val="none" w:color="auto" w:sz="0" w:space="0"/>
-            <w:left w:val="none" w:color="auto" w:sz="0" w:space="0"/>
-            <w:bottom w:val="none" w:color="auto" w:sz="0" w:space="0"/>
-            <w:right w:val="none" w:color="auto" w:sz="0" w:space="0"/>
-            <w:insideH w:val="none" w:color="auto" w:sz="0" w:space="0"/>
-            <w:insideV w:val="none" w:color="auto" w:sz="0" w:space="0"/>
-          </w:tblBorders>
+          <w:tblW w:w="8522" w:type="dxa"/>
+          <w:jc w:val="center"/>
+          <w:shd w:val="clear" w:color="auto" w:fill="auto"/>
           <w:tblCellMar>
             <w:top w:w="15" w:type="dxa"/>
             <w:left w:w="15" w:type="dxa"/>
@@ -5589,15 +5513,15 @@
           </w:tblCellMar>
         </w:tblPrEx>
         <w:trPr>
-          <w:trHeight w:val="0" w:hRule="atLeast"/>
+          <w:trHeight w:val="0"/>
           <w:jc w:val="center"/>
         </w:trPr>
         <w:tc>
           <w:tcPr>
             <w:tcW w:w="1237" w:type="dxa"/>
             <w:tcBorders>
-              <w:top w:val="single" w:color="auto" w:sz="4" w:space="0"/>
-              <w:left w:val="single" w:color="auto" w:sz="12" w:space="0"/>
+              <w:top w:val="single" w:sz="4" w:space="0" w:color="auto"/>
+              <w:left w:val="single" w:sz="12" w:space="0" w:color="auto"/>
               <w:bottom w:val="nil"/>
               <w:right w:val="nil"/>
             </w:tcBorders>
@@ -5627,11 +5551,11 @@
               <w:adjustRightInd w:val="0"/>
               <w:snapToGrid w:val="0"/>
               <w:spacing w:line="240" w:lineRule="auto"/>
-              <w:ind w:left="0" w:leftChars="0" w:right="0" w:rightChars="0" w:firstLine="0" w:firstLineChars="0"/>
+              <w:ind w:left="0" w:right="0" w:firstLine="0" w:leftChars="0" w:rightChars="0" w:firstLineChars="0"/>
               <w:jc w:val="center"/>
               <w:textAlignment w:val="baseline"/>
               <w:rPr>
-                <w:rFonts w:hint="default" w:ascii="Segoe UI" w:hAnsi="Segoe UI" w:eastAsia="Segoe UI" w:cs="Segoe UI"/>
+                <w:rFonts w:ascii="Segoe UI" w:eastAsia="Segoe UI" w:hAnsi="Segoe UI" w:cs="Segoe UI" w:hint="default"/>
                 <w:i w:val="0"/>
                 <w:iCs w:val="0"/>
                 <w:caps w:val="0"/>
@@ -5643,7 +5567,7 @@
             </w:pPr>
             <w:r>
               <w:rPr>
-                <w:rFonts w:hint="default" w:ascii="Segoe UI" w:hAnsi="Segoe UI" w:eastAsia="Segoe UI" w:cs="Segoe UI"/>
+                <w:rFonts w:ascii="Segoe UI" w:eastAsia="Segoe UI" w:hAnsi="Segoe UI" w:cs="Segoe UI" w:hint="default"/>
                 <w:i w:val="0"/>
                 <w:iCs w:val="0"/>
                 <w:caps w:val="0"/>
@@ -5663,8 +5587,8 @@
           <w:tcPr>
             <w:tcW w:w="1643" w:type="dxa"/>
             <w:tcBorders>
-              <w:top w:val="single" w:color="auto" w:sz="4" w:space="0"/>
-              <w:left w:val="single" w:color="auto" w:sz="4" w:space="0"/>
+              <w:top w:val="single" w:sz="4" w:space="0" w:color="auto"/>
+              <w:left w:val="single" w:sz="4" w:space="0" w:color="auto"/>
               <w:bottom w:val="nil"/>
               <w:right w:val="nil"/>
             </w:tcBorders>
@@ -5694,11 +5618,11 @@
               <w:adjustRightInd w:val="0"/>
               <w:snapToGrid w:val="0"/>
               <w:spacing w:line="240" w:lineRule="auto"/>
-              <w:ind w:left="0" w:leftChars="0" w:right="0" w:rightChars="0" w:firstLine="0" w:firstLineChars="0"/>
+              <w:ind w:left="0" w:right="0" w:firstLine="0" w:leftChars="0" w:rightChars="0" w:firstLineChars="0"/>
               <w:jc w:val="center"/>
               <w:textAlignment w:val="baseline"/>
               <w:rPr>
-                <w:rFonts w:hint="default" w:ascii="Segoe UI" w:hAnsi="Segoe UI" w:eastAsia="Segoe UI" w:cs="Segoe UI"/>
+                <w:rFonts w:ascii="Segoe UI" w:eastAsia="Segoe UI" w:hAnsi="Segoe UI" w:cs="Segoe UI" w:hint="default"/>
                 <w:i w:val="0"/>
                 <w:iCs w:val="0"/>
                 <w:caps w:val="0"/>
@@ -5710,7 +5634,7 @@
             </w:pPr>
             <w:r>
               <w:rPr>
-                <w:rFonts w:hint="default" w:ascii="Segoe UI" w:hAnsi="Segoe UI" w:eastAsia="Segoe UI" w:cs="Segoe UI"/>
+                <w:rFonts w:ascii="Segoe UI" w:eastAsia="Segoe UI" w:hAnsi="Segoe UI" w:cs="Segoe UI" w:hint="default"/>
                 <w:i w:val="0"/>
                 <w:iCs w:val="0"/>
                 <w:caps w:val="0"/>
@@ -5730,10 +5654,10 @@
           <w:tcPr>
             <w:tcW w:w="4164" w:type="dxa"/>
             <w:tcBorders>
-              <w:top w:val="single" w:color="auto" w:sz="4" w:space="0"/>
-              <w:left w:val="single" w:color="auto" w:sz="4" w:space="0"/>
-              <w:bottom w:val="nil"/>
-              <w:right w:val="single" w:color="auto" w:sz="12" w:space="0"/>
+              <w:top w:val="single" w:sz="4" w:space="0" w:color="auto"/>
+              <w:left w:val="single" w:sz="4" w:space="0" w:color="auto"/>
+              <w:bottom w:val="nil"/>
+              <w:right w:val="single" w:sz="12" w:space="0" w:color="auto"/>
             </w:tcBorders>
             <w:shd w:val="clear" w:color="auto" w:fill="auto"/>
             <w:tcMar>
@@ -5761,11 +5685,11 @@
               <w:adjustRightInd w:val="0"/>
               <w:snapToGrid w:val="0"/>
               <w:spacing w:line="240" w:lineRule="auto"/>
-              <w:ind w:left="0" w:leftChars="0" w:right="0" w:rightChars="0" w:firstLine="0" w:firstLineChars="0"/>
+              <w:ind w:left="0" w:right="0" w:firstLine="0" w:leftChars="0" w:rightChars="0" w:firstLineChars="0"/>
               <w:jc w:val="center"/>
               <w:textAlignment w:val="baseline"/>
               <w:rPr>
-                <w:rFonts w:hint="default" w:ascii="Segoe UI" w:hAnsi="Segoe UI" w:eastAsia="Segoe UI" w:cs="Segoe UI"/>
+                <w:rFonts w:ascii="Segoe UI" w:eastAsia="Segoe UI" w:hAnsi="Segoe UI" w:cs="Segoe UI" w:hint="default"/>
                 <w:i w:val="0"/>
                 <w:iCs w:val="0"/>
                 <w:caps w:val="0"/>
@@ -5777,7 +5701,7 @@
             </w:pPr>
             <w:r>
               <w:rPr>
-                <w:rFonts w:hint="default" w:ascii="Segoe UI" w:hAnsi="Segoe UI" w:eastAsia="Segoe UI" w:cs="Segoe UI"/>
+                <w:rFonts w:ascii="Segoe UI" w:eastAsia="Segoe UI" w:hAnsi="Segoe UI" w:cs="Segoe UI" w:hint="default"/>
                 <w:i w:val="0"/>
                 <w:iCs w:val="0"/>
                 <w:caps w:val="0"/>
@@ -5797,10 +5721,10 @@
           <w:tcPr>
             <w:tcW w:w="1478" w:type="dxa"/>
             <w:tcBorders>
-              <w:top w:val="single" w:color="auto" w:sz="4" w:space="0"/>
-              <w:left w:val="single" w:color="auto" w:sz="4" w:space="0"/>
-              <w:bottom w:val="nil"/>
-              <w:right w:val="single" w:color="auto" w:sz="12" w:space="0"/>
+              <w:top w:val="single" w:sz="4" w:space="0" w:color="auto"/>
+              <w:left w:val="single" w:sz="4" w:space="0" w:color="auto"/>
+              <w:bottom w:val="nil"/>
+              <w:right w:val="single" w:sz="12" w:space="0" w:color="auto"/>
             </w:tcBorders>
             <w:shd w:val="clear" w:color="auto" w:fill="auto"/>
             <w:tcMar>
@@ -5828,26 +5752,26 @@
               <w:adjustRightInd w:val="0"/>
               <w:snapToGrid w:val="0"/>
               <w:spacing w:line="240" w:lineRule="auto"/>
-              <w:ind w:left="0" w:leftChars="0" w:right="0" w:rightChars="0" w:firstLine="0" w:firstLineChars="0"/>
+              <w:ind w:left="0" w:right="0" w:firstLine="0" w:leftChars="0" w:rightChars="0" w:firstLineChars="0"/>
               <w:jc w:val="left"/>
               <w:textAlignment w:val="baseline"/>
               <w:rPr>
-                <w:rFonts w:hint="default" w:ascii="Segoe UI" w:hAnsi="Segoe UI" w:eastAsia="Segoe UI" w:cs="Segoe UI"/>
-                <w:i w:val="0"/>
-                <w:iCs w:val="0"/>
-                <w:caps w:val="0"/>
-                <w:snapToGrid w:val="0"/>
-                <w:color w:val="000000"/>
-                <w:spacing w:val="0"/>
-                <w:kern w:val="0"/>
-                <w:sz w:val="18"/>
-                <w:szCs w:val="18"/>
-                <w:lang w:val="en-US" w:eastAsia="zh-CN"/>
-              </w:rPr>
-            </w:pPr>
-            <w:r>
-              <w:rPr>
-                <w:rFonts w:hint="eastAsia" w:ascii="Segoe UI" w:hAnsi="Segoe UI" w:eastAsia="Segoe UI" w:cs="Segoe UI"/>
+                <w:rFonts w:ascii="Segoe UI" w:eastAsia="Segoe UI" w:hAnsi="Segoe UI" w:cs="Segoe UI" w:hint="default"/>
+                <w:i w:val="0"/>
+                <w:iCs w:val="0"/>
+                <w:caps w:val="0"/>
+                <w:snapToGrid w:val="0"/>
+                <w:color w:val="000000"/>
+                <w:spacing w:val="0"/>
+                <w:kern w:val="0"/>
+                <w:sz w:val="18"/>
+                <w:szCs w:val="18"/>
+                <w:lang w:val="en-US" w:eastAsia="zh-CN"/>
+              </w:rPr>
+            </w:pPr>
+            <w:r>
+              <w:rPr>
+                <w:rFonts w:ascii="Segoe UI" w:eastAsia="Segoe UI" w:hAnsi="Segoe UI" w:cs="Segoe UI" w:hint="eastAsia"/>
                 <w:i w:val="0"/>
                 <w:iCs w:val="0"/>
                 <w:caps w:val="0"/>
@@ -5866,14 +5790,9 @@
       </w:tr>
       <w:tr>
         <w:tblPrEx>
-          <w:tblBorders>
-            <w:top w:val="none" w:color="auto" w:sz="0" w:space="0"/>
-            <w:left w:val="none" w:color="auto" w:sz="0" w:space="0"/>
-            <w:bottom w:val="none" w:color="auto" w:sz="0" w:space="0"/>
-            <w:right w:val="none" w:color="auto" w:sz="0" w:space="0"/>
-            <w:insideH w:val="none" w:color="auto" w:sz="0" w:space="0"/>
-            <w:insideV w:val="none" w:color="auto" w:sz="0" w:space="0"/>
-          </w:tblBorders>
+          <w:tblW w:w="8522" w:type="dxa"/>
+          <w:jc w:val="center"/>
+          <w:shd w:val="clear" w:color="auto" w:fill="auto"/>
           <w:tblCellMar>
             <w:top w:w="15" w:type="dxa"/>
             <w:left w:w="15" w:type="dxa"/>
@@ -5882,15 +5801,15 @@
           </w:tblCellMar>
         </w:tblPrEx>
         <w:trPr>
-          <w:trHeight w:val="0" w:hRule="atLeast"/>
+          <w:trHeight w:val="0"/>
           <w:jc w:val="center"/>
         </w:trPr>
         <w:tc>
           <w:tcPr>
             <w:tcW w:w="1237" w:type="dxa"/>
             <w:tcBorders>
-              <w:top w:val="single" w:color="auto" w:sz="4" w:space="0"/>
-              <w:left w:val="single" w:color="auto" w:sz="12" w:space="0"/>
+              <w:top w:val="single" w:sz="4" w:space="0" w:color="auto"/>
+              <w:left w:val="single" w:sz="12" w:space="0" w:color="auto"/>
               <w:bottom w:val="nil"/>
               <w:right w:val="nil"/>
             </w:tcBorders>
@@ -5920,11 +5839,11 @@
               <w:adjustRightInd w:val="0"/>
               <w:snapToGrid w:val="0"/>
               <w:spacing w:line="240" w:lineRule="auto"/>
-              <w:ind w:left="0" w:leftChars="0" w:right="0" w:rightChars="0" w:firstLine="0" w:firstLineChars="0"/>
+              <w:ind w:left="0" w:right="0" w:firstLine="0" w:leftChars="0" w:rightChars="0" w:firstLineChars="0"/>
               <w:jc w:val="center"/>
               <w:textAlignment w:val="baseline"/>
               <w:rPr>
-                <w:rFonts w:hint="default" w:ascii="Segoe UI" w:hAnsi="Segoe UI" w:eastAsia="Segoe UI" w:cs="Segoe UI"/>
+                <w:rFonts w:ascii="Segoe UI" w:eastAsia="Segoe UI" w:hAnsi="Segoe UI" w:cs="Segoe UI" w:hint="default"/>
                 <w:i w:val="0"/>
                 <w:iCs w:val="0"/>
                 <w:caps w:val="0"/>
@@ -5936,7 +5855,7 @@
             </w:pPr>
             <w:r>
               <w:rPr>
-                <w:rFonts w:hint="default" w:ascii="Segoe UI" w:hAnsi="Segoe UI" w:eastAsia="Segoe UI" w:cs="Segoe UI"/>
+                <w:rFonts w:ascii="Segoe UI" w:eastAsia="Segoe UI" w:hAnsi="Segoe UI" w:cs="Segoe UI" w:hint="default"/>
                 <w:i w:val="0"/>
                 <w:iCs w:val="0"/>
                 <w:caps w:val="0"/>
@@ -5956,8 +5875,8 @@
           <w:tcPr>
             <w:tcW w:w="1643" w:type="dxa"/>
             <w:tcBorders>
-              <w:top w:val="single" w:color="auto" w:sz="4" w:space="0"/>
-              <w:left w:val="single" w:color="auto" w:sz="4" w:space="0"/>
+              <w:top w:val="single" w:sz="4" w:space="0" w:color="auto"/>
+              <w:left w:val="single" w:sz="4" w:space="0" w:color="auto"/>
               <w:bottom w:val="nil"/>
               <w:right w:val="nil"/>
             </w:tcBorders>
@@ -5987,11 +5906,11 @@
               <w:adjustRightInd w:val="0"/>
               <w:snapToGrid w:val="0"/>
               <w:spacing w:line="240" w:lineRule="auto"/>
-              <w:ind w:left="0" w:leftChars="0" w:right="0" w:rightChars="0" w:firstLine="0" w:firstLineChars="0"/>
+              <w:ind w:left="0" w:right="0" w:firstLine="0" w:leftChars="0" w:rightChars="0" w:firstLineChars="0"/>
               <w:jc w:val="center"/>
               <w:textAlignment w:val="baseline"/>
               <w:rPr>
-                <w:rFonts w:hint="default" w:ascii="Segoe UI" w:hAnsi="Segoe UI" w:eastAsia="Segoe UI" w:cs="Segoe UI"/>
+                <w:rFonts w:ascii="Segoe UI" w:eastAsia="Segoe UI" w:hAnsi="Segoe UI" w:cs="Segoe UI" w:hint="default"/>
                 <w:i w:val="0"/>
                 <w:iCs w:val="0"/>
                 <w:caps w:val="0"/>
@@ -6003,7 +5922,7 @@
             </w:pPr>
             <w:r>
               <w:rPr>
-                <w:rFonts w:hint="default" w:ascii="Segoe UI" w:hAnsi="Segoe UI" w:eastAsia="Segoe UI" w:cs="Segoe UI"/>
+                <w:rFonts w:ascii="Segoe UI" w:eastAsia="Segoe UI" w:hAnsi="Segoe UI" w:cs="Segoe UI" w:hint="default"/>
                 <w:i w:val="0"/>
                 <w:iCs w:val="0"/>
                 <w:caps w:val="0"/>
@@ -6023,10 +5942,10 @@
           <w:tcPr>
             <w:tcW w:w="4164" w:type="dxa"/>
             <w:tcBorders>
-              <w:top w:val="single" w:color="auto" w:sz="4" w:space="0"/>
-              <w:left w:val="single" w:color="auto" w:sz="4" w:space="0"/>
-              <w:bottom w:val="nil"/>
-              <w:right w:val="single" w:color="auto" w:sz="12" w:space="0"/>
+              <w:top w:val="single" w:sz="4" w:space="0" w:color="auto"/>
+              <w:left w:val="single" w:sz="4" w:space="0" w:color="auto"/>
+              <w:bottom w:val="nil"/>
+              <w:right w:val="single" w:sz="12" w:space="0" w:color="auto"/>
             </w:tcBorders>
             <w:shd w:val="clear" w:color="auto" w:fill="auto"/>
             <w:tcMar>
@@ -6054,11 +5973,11 @@
               <w:adjustRightInd w:val="0"/>
               <w:snapToGrid w:val="0"/>
               <w:spacing w:line="240" w:lineRule="auto"/>
-              <w:ind w:left="0" w:leftChars="0" w:right="0" w:rightChars="0" w:firstLine="0" w:firstLineChars="0"/>
+              <w:ind w:left="0" w:right="0" w:firstLine="0" w:leftChars="0" w:rightChars="0" w:firstLineChars="0"/>
               <w:jc w:val="center"/>
               <w:textAlignment w:val="baseline"/>
               <w:rPr>
-                <w:rFonts w:hint="default" w:ascii="Segoe UI" w:hAnsi="Segoe UI" w:eastAsia="Segoe UI" w:cs="Segoe UI"/>
+                <w:rFonts w:ascii="Segoe UI" w:eastAsia="Segoe UI" w:hAnsi="Segoe UI" w:cs="Segoe UI" w:hint="default"/>
                 <w:i w:val="0"/>
                 <w:iCs w:val="0"/>
                 <w:caps w:val="0"/>
@@ -6070,7 +5989,7 @@
             </w:pPr>
             <w:r>
               <w:rPr>
-                <w:rFonts w:hint="default" w:ascii="Segoe UI" w:hAnsi="Segoe UI" w:eastAsia="Segoe UI" w:cs="Segoe UI"/>
+                <w:rFonts w:ascii="Segoe UI" w:eastAsia="Segoe UI" w:hAnsi="Segoe UI" w:cs="Segoe UI" w:hint="default"/>
                 <w:i w:val="0"/>
                 <w:iCs w:val="0"/>
                 <w:caps w:val="0"/>
@@ -6090,10 +6009,10 @@
           <w:tcPr>
             <w:tcW w:w="1478" w:type="dxa"/>
             <w:tcBorders>
-              <w:top w:val="single" w:color="auto" w:sz="4" w:space="0"/>
-              <w:left w:val="single" w:color="auto" w:sz="4" w:space="0"/>
-              <w:bottom w:val="nil"/>
-              <w:right w:val="single" w:color="auto" w:sz="12" w:space="0"/>
+              <w:top w:val="single" w:sz="4" w:space="0" w:color="auto"/>
+              <w:left w:val="single" w:sz="4" w:space="0" w:color="auto"/>
+              <w:bottom w:val="nil"/>
+              <w:right w:val="single" w:sz="12" w:space="0" w:color="auto"/>
             </w:tcBorders>
             <w:shd w:val="clear" w:color="auto" w:fill="auto"/>
             <w:tcMar>
@@ -6121,26 +6040,26 @@
               <w:adjustRightInd w:val="0"/>
               <w:snapToGrid w:val="0"/>
               <w:spacing w:line="240" w:lineRule="auto"/>
-              <w:ind w:left="0" w:leftChars="0" w:right="0" w:rightChars="0" w:firstLine="0" w:firstLineChars="0"/>
+              <w:ind w:left="0" w:right="0" w:firstLine="0" w:leftChars="0" w:rightChars="0" w:firstLineChars="0"/>
               <w:jc w:val="left"/>
               <w:textAlignment w:val="baseline"/>
               <w:rPr>
-                <w:rFonts w:hint="default" w:ascii="Segoe UI" w:hAnsi="Segoe UI" w:eastAsia="Segoe UI" w:cs="Segoe UI"/>
-                <w:i w:val="0"/>
-                <w:iCs w:val="0"/>
-                <w:caps w:val="0"/>
-                <w:snapToGrid w:val="0"/>
-                <w:color w:val="000000"/>
-                <w:spacing w:val="0"/>
-                <w:kern w:val="0"/>
-                <w:sz w:val="18"/>
-                <w:szCs w:val="18"/>
-                <w:lang w:val="en-US" w:eastAsia="zh-CN"/>
-              </w:rPr>
-            </w:pPr>
-            <w:r>
-              <w:rPr>
-                <w:rFonts w:hint="eastAsia" w:ascii="Segoe UI" w:hAnsi="Segoe UI" w:eastAsia="Segoe UI" w:cs="Segoe UI"/>
+                <w:rFonts w:ascii="Segoe UI" w:eastAsia="Segoe UI" w:hAnsi="Segoe UI" w:cs="Segoe UI" w:hint="default"/>
+                <w:i w:val="0"/>
+                <w:iCs w:val="0"/>
+                <w:caps w:val="0"/>
+                <w:snapToGrid w:val="0"/>
+                <w:color w:val="000000"/>
+                <w:spacing w:val="0"/>
+                <w:kern w:val="0"/>
+                <w:sz w:val="18"/>
+                <w:szCs w:val="18"/>
+                <w:lang w:val="en-US" w:eastAsia="zh-CN"/>
+              </w:rPr>
+            </w:pPr>
+            <w:r>
+              <w:rPr>
+                <w:rFonts w:ascii="Segoe UI" w:eastAsia="Segoe UI" w:hAnsi="Segoe UI" w:cs="Segoe UI" w:hint="eastAsia"/>
                 <w:i w:val="0"/>
                 <w:iCs w:val="0"/>
                 <w:caps w:val="0"/>
@@ -6159,14 +6078,9 @@
       </w:tr>
       <w:tr>
         <w:tblPrEx>
-          <w:tblBorders>
-            <w:top w:val="none" w:color="auto" w:sz="0" w:space="0"/>
-            <w:left w:val="none" w:color="auto" w:sz="0" w:space="0"/>
-            <w:bottom w:val="none" w:color="auto" w:sz="0" w:space="0"/>
-            <w:right w:val="none" w:color="auto" w:sz="0" w:space="0"/>
-            <w:insideH w:val="none" w:color="auto" w:sz="0" w:space="0"/>
-            <w:insideV w:val="none" w:color="auto" w:sz="0" w:space="0"/>
-          </w:tblBorders>
+          <w:tblW w:w="8522" w:type="dxa"/>
+          <w:jc w:val="center"/>
+          <w:shd w:val="clear" w:color="auto" w:fill="auto"/>
           <w:tblCellMar>
             <w:top w:w="15" w:type="dxa"/>
             <w:left w:w="15" w:type="dxa"/>
@@ -6175,15 +6089,15 @@
           </w:tblCellMar>
         </w:tblPrEx>
         <w:trPr>
-          <w:trHeight w:val="0" w:hRule="atLeast"/>
+          <w:trHeight w:val="0"/>
           <w:jc w:val="center"/>
         </w:trPr>
         <w:tc>
           <w:tcPr>
             <w:tcW w:w="1237" w:type="dxa"/>
             <w:tcBorders>
-              <w:top w:val="single" w:color="auto" w:sz="4" w:space="0"/>
-              <w:left w:val="single" w:color="auto" w:sz="12" w:space="0"/>
+              <w:top w:val="single" w:sz="4" w:space="0" w:color="auto"/>
+              <w:left w:val="single" w:sz="12" w:space="0" w:color="auto"/>
               <w:bottom w:val="nil"/>
               <w:right w:val="nil"/>
             </w:tcBorders>
@@ -6213,11 +6127,11 @@
               <w:adjustRightInd w:val="0"/>
               <w:snapToGrid w:val="0"/>
               <w:spacing w:line="240" w:lineRule="auto"/>
-              <w:ind w:left="0" w:leftChars="0" w:right="0" w:rightChars="0" w:firstLine="0" w:firstLineChars="0"/>
+              <w:ind w:left="0" w:right="0" w:firstLine="0" w:leftChars="0" w:rightChars="0" w:firstLineChars="0"/>
               <w:jc w:val="center"/>
               <w:textAlignment w:val="baseline"/>
               <w:rPr>
-                <w:rFonts w:hint="default" w:ascii="Segoe UI" w:hAnsi="Segoe UI" w:eastAsia="Segoe UI" w:cs="Segoe UI"/>
+                <w:rFonts w:ascii="Segoe UI" w:eastAsia="Segoe UI" w:hAnsi="Segoe UI" w:cs="Segoe UI" w:hint="default"/>
                 <w:i w:val="0"/>
                 <w:iCs w:val="0"/>
                 <w:caps w:val="0"/>
@@ -6229,7 +6143,7 @@
             </w:pPr>
             <w:r>
               <w:rPr>
-                <w:rFonts w:hint="default" w:ascii="Segoe UI" w:hAnsi="Segoe UI" w:eastAsia="Segoe UI" w:cs="Segoe UI"/>
+                <w:rFonts w:ascii="Segoe UI" w:eastAsia="Segoe UI" w:hAnsi="Segoe UI" w:cs="Segoe UI" w:hint="default"/>
                 <w:i w:val="0"/>
                 <w:iCs w:val="0"/>
                 <w:caps w:val="0"/>
@@ -6249,8 +6163,8 @@
           <w:tcPr>
             <w:tcW w:w="1643" w:type="dxa"/>
             <w:tcBorders>
-              <w:top w:val="single" w:color="auto" w:sz="4" w:space="0"/>
-              <w:left w:val="single" w:color="auto" w:sz="4" w:space="0"/>
+              <w:top w:val="single" w:sz="4" w:space="0" w:color="auto"/>
+              <w:left w:val="single" w:sz="4" w:space="0" w:color="auto"/>
               <w:bottom w:val="nil"/>
               <w:right w:val="nil"/>
             </w:tcBorders>
@@ -6280,11 +6194,11 @@
               <w:adjustRightInd w:val="0"/>
               <w:snapToGrid w:val="0"/>
               <w:spacing w:line="240" w:lineRule="auto"/>
-              <w:ind w:left="0" w:leftChars="0" w:right="0" w:rightChars="0" w:firstLine="0" w:firstLineChars="0"/>
+              <w:ind w:left="0" w:right="0" w:firstLine="0" w:leftChars="0" w:rightChars="0" w:firstLineChars="0"/>
               <w:jc w:val="center"/>
               <w:textAlignment w:val="baseline"/>
               <w:rPr>
-                <w:rFonts w:hint="default" w:ascii="Segoe UI" w:hAnsi="Segoe UI" w:eastAsia="Segoe UI" w:cs="Segoe UI"/>
+                <w:rFonts w:ascii="Segoe UI" w:eastAsia="Segoe UI" w:hAnsi="Segoe UI" w:cs="Segoe UI" w:hint="default"/>
                 <w:i w:val="0"/>
                 <w:iCs w:val="0"/>
                 <w:caps w:val="0"/>
@@ -6296,7 +6210,7 @@
             </w:pPr>
             <w:r>
               <w:rPr>
-                <w:rFonts w:hint="default" w:ascii="Segoe UI" w:hAnsi="Segoe UI" w:eastAsia="Segoe UI" w:cs="Segoe UI"/>
+                <w:rFonts w:ascii="Segoe UI" w:eastAsia="Segoe UI" w:hAnsi="Segoe UI" w:cs="Segoe UI" w:hint="default"/>
                 <w:i w:val="0"/>
                 <w:iCs w:val="0"/>
                 <w:caps w:val="0"/>
@@ -6316,10 +6230,10 @@
           <w:tcPr>
             <w:tcW w:w="4164" w:type="dxa"/>
             <w:tcBorders>
-              <w:top w:val="single" w:color="auto" w:sz="4" w:space="0"/>
-              <w:left w:val="single" w:color="auto" w:sz="4" w:space="0"/>
-              <w:bottom w:val="nil"/>
-              <w:right w:val="single" w:color="auto" w:sz="12" w:space="0"/>
+              <w:top w:val="single" w:sz="4" w:space="0" w:color="auto"/>
+              <w:left w:val="single" w:sz="4" w:space="0" w:color="auto"/>
+              <w:bottom w:val="nil"/>
+              <w:right w:val="single" w:sz="12" w:space="0" w:color="auto"/>
             </w:tcBorders>
             <w:shd w:val="clear" w:color="auto" w:fill="auto"/>
             <w:tcMar>
@@ -6347,11 +6261,11 @@
               <w:adjustRightInd w:val="0"/>
               <w:snapToGrid w:val="0"/>
               <w:spacing w:line="240" w:lineRule="auto"/>
-              <w:ind w:left="0" w:leftChars="0" w:right="0" w:rightChars="0" w:firstLine="0" w:firstLineChars="0"/>
+              <w:ind w:left="0" w:right="0" w:firstLine="0" w:leftChars="0" w:rightChars="0" w:firstLineChars="0"/>
               <w:jc w:val="center"/>
               <w:textAlignment w:val="baseline"/>
               <w:rPr>
-                <w:rFonts w:hint="default" w:ascii="Segoe UI" w:hAnsi="Segoe UI" w:eastAsia="Segoe UI" w:cs="Segoe UI"/>
+                <w:rFonts w:ascii="Segoe UI" w:eastAsia="Segoe UI" w:hAnsi="Segoe UI" w:cs="Segoe UI" w:hint="default"/>
                 <w:i w:val="0"/>
                 <w:iCs w:val="0"/>
                 <w:caps w:val="0"/>
@@ -6363,7 +6277,7 @@
             </w:pPr>
             <w:r>
               <w:rPr>
-                <w:rFonts w:hint="default" w:ascii="Segoe UI" w:hAnsi="Segoe UI" w:eastAsia="Segoe UI" w:cs="Segoe UI"/>
+                <w:rFonts w:ascii="Segoe UI" w:eastAsia="Segoe UI" w:hAnsi="Segoe UI" w:cs="Segoe UI" w:hint="default"/>
                 <w:i w:val="0"/>
                 <w:iCs w:val="0"/>
                 <w:caps w:val="0"/>
@@ -6383,10 +6297,10 @@
           <w:tcPr>
             <w:tcW w:w="1478" w:type="dxa"/>
             <w:tcBorders>
-              <w:top w:val="single" w:color="auto" w:sz="4" w:space="0"/>
-              <w:left w:val="single" w:color="auto" w:sz="4" w:space="0"/>
-              <w:bottom w:val="nil"/>
-              <w:right w:val="single" w:color="auto" w:sz="12" w:space="0"/>
+              <w:top w:val="single" w:sz="4" w:space="0" w:color="auto"/>
+              <w:left w:val="single" w:sz="4" w:space="0" w:color="auto"/>
+              <w:bottom w:val="nil"/>
+              <w:right w:val="single" w:sz="12" w:space="0" w:color="auto"/>
             </w:tcBorders>
             <w:shd w:val="clear" w:color="auto" w:fill="auto"/>
             <w:tcMar>
@@ -6414,26 +6328,26 @@
               <w:adjustRightInd w:val="0"/>
               <w:snapToGrid w:val="0"/>
               <w:spacing w:line="240" w:lineRule="auto"/>
-              <w:ind w:left="0" w:leftChars="0" w:right="0" w:rightChars="0" w:firstLine="0" w:firstLineChars="0"/>
+              <w:ind w:left="0" w:right="0" w:firstLine="0" w:leftChars="0" w:rightChars="0" w:firstLineChars="0"/>
               <w:jc w:val="left"/>
               <w:textAlignment w:val="baseline"/>
               <w:rPr>
-                <w:rFonts w:hint="default" w:ascii="Segoe UI" w:hAnsi="Segoe UI" w:eastAsia="Segoe UI" w:cs="Segoe UI"/>
-                <w:i w:val="0"/>
-                <w:iCs w:val="0"/>
-                <w:caps w:val="0"/>
-                <w:snapToGrid w:val="0"/>
-                <w:color w:val="000000"/>
-                <w:spacing w:val="0"/>
-                <w:kern w:val="0"/>
-                <w:sz w:val="18"/>
-                <w:szCs w:val="18"/>
-                <w:lang w:val="en-US" w:eastAsia="zh-CN"/>
-              </w:rPr>
-            </w:pPr>
-            <w:r>
-              <w:rPr>
-                <w:rFonts w:hint="eastAsia" w:ascii="Segoe UI" w:hAnsi="Segoe UI" w:eastAsia="Segoe UI" w:cs="Segoe UI"/>
+                <w:rFonts w:ascii="Segoe UI" w:eastAsia="Segoe UI" w:hAnsi="Segoe UI" w:cs="Segoe UI" w:hint="default"/>
+                <w:i w:val="0"/>
+                <w:iCs w:val="0"/>
+                <w:caps w:val="0"/>
+                <w:snapToGrid w:val="0"/>
+                <w:color w:val="000000"/>
+                <w:spacing w:val="0"/>
+                <w:kern w:val="0"/>
+                <w:sz w:val="18"/>
+                <w:szCs w:val="18"/>
+                <w:lang w:val="en-US" w:eastAsia="zh-CN"/>
+              </w:rPr>
+            </w:pPr>
+            <w:r>
+              <w:rPr>
+                <w:rFonts w:ascii="Segoe UI" w:eastAsia="Segoe UI" w:hAnsi="Segoe UI" w:cs="Segoe UI" w:hint="eastAsia"/>
                 <w:i w:val="0"/>
                 <w:iCs w:val="0"/>
                 <w:caps w:val="0"/>
@@ -6452,14 +6366,9 @@
       </w:tr>
       <w:tr>
         <w:tblPrEx>
-          <w:tblBorders>
-            <w:top w:val="none" w:color="auto" w:sz="0" w:space="0"/>
-            <w:left w:val="none" w:color="auto" w:sz="0" w:space="0"/>
-            <w:bottom w:val="none" w:color="auto" w:sz="0" w:space="0"/>
-            <w:right w:val="none" w:color="auto" w:sz="0" w:space="0"/>
-            <w:insideH w:val="none" w:color="auto" w:sz="0" w:space="0"/>
-            <w:insideV w:val="none" w:color="auto" w:sz="0" w:space="0"/>
-          </w:tblBorders>
+          <w:tblW w:w="8522" w:type="dxa"/>
+          <w:jc w:val="center"/>
+          <w:shd w:val="clear" w:color="auto" w:fill="auto"/>
           <w:tblCellMar>
             <w:top w:w="15" w:type="dxa"/>
             <w:left w:w="15" w:type="dxa"/>
@@ -6468,16 +6377,16 @@
           </w:tblCellMar>
         </w:tblPrEx>
         <w:trPr>
-          <w:trHeight w:val="0" w:hRule="atLeast"/>
+          <w:trHeight w:val="0"/>
           <w:jc w:val="center"/>
         </w:trPr>
         <w:tc>
           <w:tcPr>
             <w:tcW w:w="1237" w:type="dxa"/>
             <w:tcBorders>
-              <w:top w:val="single" w:color="auto" w:sz="4" w:space="0"/>
-              <w:left w:val="single" w:color="auto" w:sz="12" w:space="0"/>
-              <w:bottom w:val="single" w:color="auto" w:sz="12" w:space="0"/>
+              <w:top w:val="single" w:sz="4" w:space="0" w:color="auto"/>
+              <w:left w:val="single" w:sz="12" w:space="0" w:color="auto"/>
+              <w:bottom w:val="single" w:sz="12" w:space="0" w:color="auto"/>
               <w:right w:val="nil"/>
             </w:tcBorders>
             <w:shd w:val="clear" w:color="auto" w:fill="auto"/>
@@ -6506,11 +6415,11 @@
               <w:adjustRightInd w:val="0"/>
               <w:snapToGrid w:val="0"/>
               <w:spacing w:line="240" w:lineRule="auto"/>
-              <w:ind w:left="0" w:leftChars="0" w:right="0" w:rightChars="0" w:firstLine="0" w:firstLineChars="0"/>
+              <w:ind w:left="0" w:right="0" w:firstLine="0" w:leftChars="0" w:rightChars="0" w:firstLineChars="0"/>
               <w:jc w:val="center"/>
               <w:textAlignment w:val="baseline"/>
               <w:rPr>
-                <w:rFonts w:hint="default" w:ascii="Segoe UI" w:hAnsi="Segoe UI" w:eastAsia="Segoe UI" w:cs="Segoe UI"/>
+                <w:rFonts w:ascii="Segoe UI" w:eastAsia="Segoe UI" w:hAnsi="Segoe UI" w:cs="Segoe UI" w:hint="default"/>
                 <w:i w:val="0"/>
                 <w:iCs w:val="0"/>
                 <w:caps w:val="0"/>
@@ -6522,7 +6431,7 @@
             </w:pPr>
             <w:r>
               <w:rPr>
-                <w:rFonts w:hint="default" w:ascii="Segoe UI" w:hAnsi="Segoe UI" w:eastAsia="Segoe UI" w:cs="Segoe UI"/>
+                <w:rFonts w:ascii="Segoe UI" w:eastAsia="Segoe UI" w:hAnsi="Segoe UI" w:cs="Segoe UI" w:hint="default"/>
                 <w:i w:val="0"/>
                 <w:iCs w:val="0"/>
                 <w:caps w:val="0"/>
@@ -6542,9 +6451,9 @@
           <w:tcPr>
             <w:tcW w:w="1643" w:type="dxa"/>
             <w:tcBorders>
-              <w:top w:val="single" w:color="auto" w:sz="4" w:space="0"/>
-              <w:left w:val="single" w:color="auto" w:sz="4" w:space="0"/>
-              <w:bottom w:val="single" w:color="auto" w:sz="12" w:space="0"/>
+              <w:top w:val="single" w:sz="4" w:space="0" w:color="auto"/>
+              <w:left w:val="single" w:sz="4" w:space="0" w:color="auto"/>
+              <w:bottom w:val="single" w:sz="12" w:space="0" w:color="auto"/>
               <w:right w:val="nil"/>
             </w:tcBorders>
             <w:shd w:val="clear" w:color="auto" w:fill="auto"/>
@@ -6573,11 +6482,11 @@
               <w:adjustRightInd w:val="0"/>
               <w:snapToGrid w:val="0"/>
               <w:spacing w:line="240" w:lineRule="auto"/>
-              <w:ind w:left="0" w:leftChars="0" w:right="0" w:rightChars="0" w:firstLine="0" w:firstLineChars="0"/>
+              <w:ind w:left="0" w:right="0" w:firstLine="0" w:leftChars="0" w:rightChars="0" w:firstLineChars="0"/>
               <w:jc w:val="center"/>
               <w:textAlignment w:val="baseline"/>
               <w:rPr>
-                <w:rFonts w:hint="default" w:ascii="Segoe UI" w:hAnsi="Segoe UI" w:eastAsia="Segoe UI" w:cs="Segoe UI"/>
+                <w:rFonts w:ascii="Segoe UI" w:eastAsia="Segoe UI" w:hAnsi="Segoe UI" w:cs="Segoe UI" w:hint="default"/>
                 <w:i w:val="0"/>
                 <w:iCs w:val="0"/>
                 <w:caps w:val="0"/>
@@ -6589,7 +6498,7 @@
             </w:pPr>
             <w:r>
               <w:rPr>
-                <w:rFonts w:hint="default" w:ascii="Segoe UI" w:hAnsi="Segoe UI" w:eastAsia="Segoe UI" w:cs="Segoe UI"/>
+                <w:rFonts w:ascii="Segoe UI" w:eastAsia="Segoe UI" w:hAnsi="Segoe UI" w:cs="Segoe UI" w:hint="default"/>
                 <w:i w:val="0"/>
                 <w:iCs w:val="0"/>
                 <w:caps w:val="0"/>
@@ -6609,10 +6518,10 @@
           <w:tcPr>
             <w:tcW w:w="4164" w:type="dxa"/>
             <w:tcBorders>
-              <w:top w:val="single" w:color="auto" w:sz="4" w:space="0"/>
-              <w:left w:val="single" w:color="auto" w:sz="4" w:space="0"/>
-              <w:bottom w:val="single" w:color="auto" w:sz="12" w:space="0"/>
-              <w:right w:val="single" w:color="auto" w:sz="12" w:space="0"/>
+              <w:top w:val="single" w:sz="4" w:space="0" w:color="auto"/>
+              <w:left w:val="single" w:sz="4" w:space="0" w:color="auto"/>
+              <w:bottom w:val="single" w:sz="12" w:space="0" w:color="auto"/>
+              <w:right w:val="single" w:sz="12" w:space="0" w:color="auto"/>
             </w:tcBorders>
             <w:shd w:val="clear" w:color="auto" w:fill="auto"/>
             <w:tcMar>
@@ -6640,11 +6549,11 @@
               <w:adjustRightInd w:val="0"/>
               <w:snapToGrid w:val="0"/>
               <w:spacing w:line="240" w:lineRule="auto"/>
-              <w:ind w:left="0" w:leftChars="0" w:right="0" w:rightChars="0" w:firstLine="0" w:firstLineChars="0"/>
+              <w:ind w:left="0" w:right="0" w:firstLine="0" w:leftChars="0" w:rightChars="0" w:firstLineChars="0"/>
               <w:jc w:val="center"/>
               <w:textAlignment w:val="baseline"/>
               <w:rPr>
-                <w:rFonts w:hint="default" w:ascii="Segoe UI" w:hAnsi="Segoe UI" w:eastAsia="Segoe UI" w:cs="Segoe UI"/>
+                <w:rFonts w:ascii="Segoe UI" w:eastAsia="Segoe UI" w:hAnsi="Segoe UI" w:cs="Segoe UI" w:hint="default"/>
                 <w:i w:val="0"/>
                 <w:iCs w:val="0"/>
                 <w:caps w:val="0"/>
@@ -6656,7 +6565,7 @@
             </w:pPr>
             <w:r>
               <w:rPr>
-                <w:rFonts w:hint="default" w:ascii="Segoe UI" w:hAnsi="Segoe UI" w:eastAsia="Segoe UI" w:cs="Segoe UI"/>
+                <w:rFonts w:ascii="Segoe UI" w:eastAsia="Segoe UI" w:hAnsi="Segoe UI" w:cs="Segoe UI" w:hint="default"/>
                 <w:i w:val="0"/>
                 <w:iCs w:val="0"/>
                 <w:caps w:val="0"/>
@@ -6676,10 +6585,10 @@
           <w:tcPr>
             <w:tcW w:w="1478" w:type="dxa"/>
             <w:tcBorders>
-              <w:top w:val="single" w:color="auto" w:sz="4" w:space="0"/>
-              <w:left w:val="single" w:color="auto" w:sz="4" w:space="0"/>
-              <w:bottom w:val="single" w:color="auto" w:sz="12" w:space="0"/>
-              <w:right w:val="single" w:color="auto" w:sz="12" w:space="0"/>
+              <w:top w:val="single" w:sz="4" w:space="0" w:color="auto"/>
+              <w:left w:val="single" w:sz="4" w:space="0" w:color="auto"/>
+              <w:bottom w:val="single" w:sz="12" w:space="0" w:color="auto"/>
+              <w:right w:val="single" w:sz="12" w:space="0" w:color="auto"/>
             </w:tcBorders>
             <w:shd w:val="clear" w:color="auto" w:fill="auto"/>
             <w:tcMar>
@@ -6707,26 +6616,26 @@
               <w:adjustRightInd w:val="0"/>
               <w:snapToGrid w:val="0"/>
               <w:spacing w:line="240" w:lineRule="auto"/>
-              <w:ind w:left="0" w:leftChars="0" w:right="0" w:rightChars="0" w:firstLine="0" w:firstLineChars="0"/>
+              <w:ind w:left="0" w:right="0" w:firstLine="0" w:leftChars="0" w:rightChars="0" w:firstLineChars="0"/>
               <w:jc w:val="left"/>
               <w:textAlignment w:val="baseline"/>
               <w:rPr>
-                <w:rFonts w:hint="default" w:ascii="Segoe UI" w:hAnsi="Segoe UI" w:eastAsia="Segoe UI" w:cs="Segoe UI"/>
-                <w:i w:val="0"/>
-                <w:iCs w:val="0"/>
-                <w:caps w:val="0"/>
-                <w:snapToGrid w:val="0"/>
-                <w:color w:val="000000"/>
-                <w:spacing w:val="0"/>
-                <w:kern w:val="0"/>
-                <w:sz w:val="18"/>
-                <w:szCs w:val="18"/>
-                <w:lang w:val="en-US" w:eastAsia="zh-CN"/>
-              </w:rPr>
-            </w:pPr>
-            <w:r>
-              <w:rPr>
-                <w:rFonts w:hint="eastAsia" w:ascii="Segoe UI" w:hAnsi="Segoe UI" w:eastAsia="Segoe UI" w:cs="Segoe UI"/>
+                <w:rFonts w:ascii="Segoe UI" w:eastAsia="Segoe UI" w:hAnsi="Segoe UI" w:cs="Segoe UI" w:hint="default"/>
+                <w:i w:val="0"/>
+                <w:iCs w:val="0"/>
+                <w:caps w:val="0"/>
+                <w:snapToGrid w:val="0"/>
+                <w:color w:val="000000"/>
+                <w:spacing w:val="0"/>
+                <w:kern w:val="0"/>
+                <w:sz w:val="18"/>
+                <w:szCs w:val="18"/>
+                <w:lang w:val="en-US" w:eastAsia="zh-CN"/>
+              </w:rPr>
+            </w:pPr>
+            <w:r>
+              <w:rPr>
+                <w:rFonts w:ascii="Segoe UI" w:eastAsia="Segoe UI" w:hAnsi="Segoe UI" w:cs="Segoe UI" w:hint="eastAsia"/>
                 <w:i w:val="0"/>
                 <w:iCs w:val="0"/>
                 <w:caps w:val="0"/>
@@ -6746,7 +6655,7 @@
     </w:tbl>
     <w:p>
       <w:pPr>
-        <w:pStyle w:val="7"/>
+        <w:pStyle w:val="a0"/>
         <w:bidi w:val="0"/>
         <w:rPr>
           <w:rFonts w:hint="eastAsia"/>
@@ -6763,13 +6672,13 @@
     </w:p>
     <w:p>
       <w:pPr>
-        <w:pStyle w:val="7"/>
+        <w:pStyle w:val="a0"/>
         <w:numPr>
           <w:ilvl w:val="0"/>
           <w:numId w:val="1"/>
         </w:numPr>
         <w:bidi w:val="0"/>
-        <w:ind w:left="0" w:leftChars="0" w:firstLine="480" w:firstLineChars="200"/>
+        <w:ind w:left="0" w:firstLine="480" w:leftChars="0" w:firstLineChars="200"/>
         <w:rPr>
           <w:rFonts w:hint="default"/>
           <w:lang w:val="en-US" w:eastAsia="zh-CN"/>
@@ -6786,74 +6695,20 @@
     <w:sectPr>
       <w:pgSz w:w="11906" w:h="16838"/>
       <w:pgMar w:top="1440" w:right="1800" w:bottom="1440" w:left="1800" w:header="851" w:footer="992" w:gutter="0"/>
-      <w:cols w:space="425" w:num="1"/>
+      <w:cols w:num="1" w:space="425"/>
       <w:docGrid w:type="lines" w:linePitch="312" w:charSpace="0"/>
     </w:sectPr>
   </w:body>
 </w:document>
 </file>
 
-<file path=word/endnotes.xml><?xml version="1.0" encoding="utf-8"?>
-<w:endnotes xmlns:wpc="http://schemas.microsoft.com/office/word/2010/wordprocessingCanvas" xmlns:mc="http://schemas.openxmlformats.org/markup-compatibility/2006" xmlns:o="urn:schemas-microsoft-com:office:office" xmlns:r="http://schemas.openxmlformats.org/officeDocument/2006/relationships" xmlns:m="http://schemas.openxmlformats.org/officeDocument/2006/math" xmlns:v="urn:schemas-microsoft-com:vml" xmlns:wp14="http://schemas.microsoft.com/office/word/2010/wordprocessingDrawing" xmlns:wp="http://schemas.openxmlformats.org/drawingml/2006/wordprocessingDrawing" xmlns:w="http://schemas.openxmlformats.org/wordprocessingml/2006/main" xmlns:w14="http://schemas.microsoft.com/office/word/2010/wordml" xmlns:w15="http://schemas.microsoft.com/office/word/2012/wordml" xmlns:w10="urn:schemas-microsoft-com:office:word" xmlns:wpg="http://schemas.microsoft.com/office/word/2010/wordprocessingGroup" xmlns:wpi="http://schemas.microsoft.com/office/word/2010/wordprocessingInk" xmlns:wne="http://schemas.microsoft.com/office/word/2006/wordml" xmlns:wps="http://schemas.microsoft.com/office/word/2010/wordprocessingShape" xmlns:wpsCustomData="http://www.wps.cn/officeDocument/2013/wpsCustomData" mc:Ignorable="w14 w15 wp14">
-  <w:endnote w:type="separator" w:id="0">
-    <w:p>
-      <w:pPr>
-        <w:spacing w:line="240" w:lineRule="auto"/>
-        <w:ind w:firstLine="480"/>
-      </w:pPr>
-      <w:r>
-        <w:separator/>
-      </w:r>
-    </w:p>
-  </w:endnote>
-  <w:endnote w:type="continuationSeparator" w:id="1">
-    <w:p>
-      <w:pPr>
-        <w:spacing w:line="240" w:lineRule="auto"/>
-        <w:ind w:firstLine="480"/>
-      </w:pPr>
-      <w:r>
-        <w:continuationSeparator/>
-      </w:r>
-    </w:p>
-  </w:endnote>
-</w:endnotes>
-</file>
-
-<file path=word/footnotes.xml><?xml version="1.0" encoding="utf-8"?>
-<w:footnotes xmlns:wpc="http://schemas.microsoft.com/office/word/2010/wordprocessingCanvas" xmlns:mc="http://schemas.openxmlformats.org/markup-compatibility/2006" xmlns:o="urn:schemas-microsoft-com:office:office" xmlns:r="http://schemas.openxmlformats.org/officeDocument/2006/relationships" xmlns:m="http://schemas.openxmlformats.org/officeDocument/2006/math" xmlns:v="urn:schemas-microsoft-com:vml" xmlns:wp14="http://schemas.microsoft.com/office/word/2010/wordprocessingDrawing" xmlns:wp="http://schemas.openxmlformats.org/drawingml/2006/wordprocessingDrawing" xmlns:w="http://schemas.openxmlformats.org/wordprocessingml/2006/main" xmlns:w14="http://schemas.microsoft.com/office/word/2010/wordml" xmlns:w15="http://schemas.microsoft.com/office/word/2012/wordml" xmlns:w10="urn:schemas-microsoft-com:office:word" xmlns:wpg="http://schemas.microsoft.com/office/word/2010/wordprocessingGroup" xmlns:wpi="http://schemas.microsoft.com/office/word/2010/wordprocessingInk" xmlns:wne="http://schemas.microsoft.com/office/word/2006/wordml" xmlns:wps="http://schemas.microsoft.com/office/word/2010/wordprocessingShape" xmlns:wpsCustomData="http://www.wps.cn/officeDocument/2013/wpsCustomData" mc:Ignorable="w14 w15 wp14">
-  <w:footnote w:type="separator" w:id="0">
-    <w:p>
-      <w:pPr>
-        <w:spacing w:line="360" w:lineRule="auto"/>
-        <w:ind w:firstLine="480"/>
-      </w:pPr>
-      <w:r>
-        <w:separator/>
-      </w:r>
-    </w:p>
-  </w:footnote>
-  <w:footnote w:type="continuationSeparator" w:id="1">
-    <w:p>
-      <w:pPr>
-        <w:spacing w:line="360" w:lineRule="auto"/>
-        <w:ind w:firstLine="480"/>
-      </w:pPr>
-      <w:r>
-        <w:continuationSeparator/>
-      </w:r>
-    </w:p>
-  </w:footnote>
-</w:footnotes>
-</file>
-
 <file path=word/numbering.xml><?xml version="1.0" encoding="utf-8"?>
-<w:numbering xmlns:wpc="http://schemas.microsoft.com/office/word/2010/wordprocessingCanvas" xmlns:mc="http://schemas.openxmlformats.org/markup-compatibility/2006" xmlns:o="urn:schemas-microsoft-com:office:office" xmlns:r="http://schemas.openxmlformats.org/officeDocument/2006/relationships" xmlns:m="http://schemas.openxmlformats.org/officeDocument/2006/math" xmlns:v="urn:schemas-microsoft-com:vml" xmlns:wp14="http://schemas.microsoft.com/office/word/2010/wordprocessingDrawing" xmlns:wp="http://schemas.openxmlformats.org/drawingml/2006/wordprocessingDrawing" xmlns:w10="urn:schemas-microsoft-com:office:word" xmlns:w="http://schemas.openxmlformats.org/wordprocessingml/2006/main" xmlns:w14="http://schemas.microsoft.com/office/word/2010/wordml" xmlns:wpg="http://schemas.microsoft.com/office/word/2010/wordprocessingGroup" xmlns:wpi="http://schemas.microsoft.com/office/word/2010/wordprocessingInk" xmlns:wne="http://schemas.microsoft.com/office/word/2006/wordml" xmlns:wps="http://schemas.microsoft.com/office/word/2010/wordprocessingShape" xmlns:wpsCustomData="http://www.wps.cn/officeDocument/2013/wpsCustomData" mc:Ignorable="w14 wp14">
+<w:numbering xmlns:wpc="http://schemas.microsoft.com/office/word/2010/wordprocessingCanvas" xmlns:mc="http://schemas.openxmlformats.org/markup-compatibility/2006" xmlns:o="urn:schemas-microsoft-com:office:office" xmlns:r="http://schemas.openxmlformats.org/officeDocument/2006/relationships" xmlns:m="http://schemas.openxmlformats.org/officeDocument/2006/math" xmlns:v="urn:schemas-microsoft-com:vml" xmlns:wp14="http://schemas.microsoft.com/office/word/2010/wordprocessingDrawing" xmlns:wp="http://schemas.openxmlformats.org/drawingml/2006/wordprocessingDrawing" xmlns:w10="urn:schemas-microsoft-com:office:word" xmlns:w="http://schemas.openxmlformats.org/wordprocessingml/2006/main" xmlns:w14="http://schemas.microsoft.com/office/word/2010/wordml" xmlns:w15="http://schemas.microsoft.com/office/word/2012/wordml" xmlns:wne="http://schemas.microsoft.com/office/word/2006/wordml" xmlns:wpg="http://schemas.microsoft.com/office/word/2010/wordprocessingGroup" xmlns:wpi="http://schemas.microsoft.com/office/word/2010/wordprocessingInk" xmlns:wps="http://schemas.microsoft.com/office/word/2010/wordprocessingShape" mc:Ignorable="w14 w15 wp14">
   <w:abstractNum w:abstractNumId="0">
     <w:nsid w:val="722ED11D"/>
     <w:multiLevelType w:val="singleLevel"/>
     <w:tmpl w:val="722ED11D"/>
-    <w:lvl w:ilvl="0" w:tentative="0">
+    <w:lvl w:ilvl="0">
       <w:start w:val="1"/>
       <w:numFmt w:val="decimal"/>
       <w:suff w:val="space"/>
@@ -6868,269 +6723,267 @@
 </file>
 
 <file path=word/styles.xml><?xml version="1.0" encoding="utf-8"?>
-<w:styles xmlns:mc="http://schemas.openxmlformats.org/markup-compatibility/2006" xmlns:o="urn:schemas-microsoft-com:office:office" xmlns:r="http://schemas.openxmlformats.org/officeDocument/2006/relationships" xmlns:m="http://schemas.openxmlformats.org/officeDocument/2006/math" xmlns:v="urn:schemas-microsoft-com:vml" xmlns:w="http://schemas.openxmlformats.org/wordprocessingml/2006/main" xmlns:w14="http://schemas.microsoft.com/office/word/2010/wordml" xmlns:w10="urn:schemas-microsoft-com:office:word" xmlns:sl="http://schemas.openxmlformats.org/schemaLibrary/2006/main" xmlns:wpsCustomData="http://www.wps.cn/officeDocument/2013/wpsCustomData" mc:Ignorable="w14">
+<w:styles xmlns:mc="http://schemas.openxmlformats.org/markup-compatibility/2006" xmlns:r="http://schemas.openxmlformats.org/officeDocument/2006/relationships" xmlns:w="http://schemas.openxmlformats.org/wordprocessingml/2006/main" xmlns:w14="http://schemas.microsoft.com/office/word/2010/wordml" xmlns:w15="http://schemas.microsoft.com/office/word/2012/wordml" mc:Ignorable="w14 w15">
   <w:docDefaults>
     <w:rPrDefault>
       <w:rPr>
-        <w:rFonts w:ascii="Times New Roman" w:hAnsi="Times New Roman" w:eastAsia="宋体" w:cs="Times New Roman"/>
+        <w:rFonts w:ascii="Times New Roman" w:eastAsia="宋体" w:hAnsi="Times New Roman" w:cs="Times New Roman"/>
       </w:rPr>
     </w:rPrDefault>
     <w:pPrDefault/>
   </w:docDefaults>
-  <w:latentStyles w:count="260" w:defQFormat="0" w:defUnhideWhenUsed="1" w:defSemiHidden="1" w:defUIPriority="99" w:defLockedState="0">
-    <w:lsdException w:qFormat="1" w:unhideWhenUsed="0" w:uiPriority="0" w:semiHidden="0" w:name="Normal"/>
-    <w:lsdException w:qFormat="1" w:unhideWhenUsed="0" w:uiPriority="0" w:semiHidden="0" w:name="heading 1"/>
-    <w:lsdException w:qFormat="1" w:uiPriority="0" w:name="heading 2"/>
-    <w:lsdException w:qFormat="1" w:uiPriority="0" w:name="heading 3"/>
-    <w:lsdException w:qFormat="1" w:uiPriority="0" w:name="heading 4"/>
-    <w:lsdException w:qFormat="1" w:uiPriority="0" w:name="heading 5"/>
-    <w:lsdException w:qFormat="1" w:uiPriority="0" w:name="heading 6"/>
-    <w:lsdException w:qFormat="1" w:uiPriority="0" w:name="heading 7"/>
-    <w:lsdException w:qFormat="1" w:uiPriority="0" w:name="heading 8"/>
-    <w:lsdException w:qFormat="1" w:uiPriority="0" w:name="heading 9"/>
-    <w:lsdException w:unhideWhenUsed="0" w:uiPriority="0" w:semiHidden="0" w:name="index 1"/>
-    <w:lsdException w:unhideWhenUsed="0" w:uiPriority="0" w:semiHidden="0" w:name="index 2"/>
-    <w:lsdException w:unhideWhenUsed="0" w:uiPriority="0" w:semiHidden="0" w:name="index 3"/>
-    <w:lsdException w:unhideWhenUsed="0" w:uiPriority="0" w:semiHidden="0" w:name="index 4"/>
-    <w:lsdException w:unhideWhenUsed="0" w:uiPriority="0" w:semiHidden="0" w:name="index 5"/>
-    <w:lsdException w:unhideWhenUsed="0" w:uiPriority="0" w:semiHidden="0" w:name="index 6"/>
-    <w:lsdException w:unhideWhenUsed="0" w:uiPriority="0" w:semiHidden="0" w:name="index 7"/>
-    <w:lsdException w:unhideWhenUsed="0" w:uiPriority="0" w:semiHidden="0" w:name="index 8"/>
-    <w:lsdException w:unhideWhenUsed="0" w:uiPriority="0" w:semiHidden="0" w:name="index 9"/>
-    <w:lsdException w:unhideWhenUsed="0" w:uiPriority="0" w:semiHidden="0" w:name="toc 1"/>
-    <w:lsdException w:unhideWhenUsed="0" w:uiPriority="0" w:semiHidden="0" w:name="toc 2"/>
-    <w:lsdException w:unhideWhenUsed="0" w:uiPriority="0" w:semiHidden="0" w:name="toc 3"/>
-    <w:lsdException w:unhideWhenUsed="0" w:uiPriority="0" w:semiHidden="0" w:name="toc 4"/>
-    <w:lsdException w:unhideWhenUsed="0" w:uiPriority="0" w:semiHidden="0" w:name="toc 5"/>
-    <w:lsdException w:unhideWhenUsed="0" w:uiPriority="0" w:semiHidden="0" w:name="toc 6"/>
-    <w:lsdException w:unhideWhenUsed="0" w:uiPriority="0" w:semiHidden="0" w:name="toc 7"/>
-    <w:lsdException w:unhideWhenUsed="0" w:uiPriority="0" w:semiHidden="0" w:name="toc 8"/>
-    <w:lsdException w:unhideWhenUsed="0" w:uiPriority="0" w:semiHidden="0" w:name="toc 9"/>
-    <w:lsdException w:unhideWhenUsed="0" w:uiPriority="0" w:semiHidden="0" w:name="Normal Indent"/>
-    <w:lsdException w:unhideWhenUsed="0" w:uiPriority="0" w:semiHidden="0" w:name="footnote text"/>
-    <w:lsdException w:unhideWhenUsed="0" w:uiPriority="0" w:semiHidden="0" w:name="annotation text"/>
-    <w:lsdException w:unhideWhenUsed="0" w:uiPriority="0" w:semiHidden="0" w:name="header"/>
-    <w:lsdException w:unhideWhenUsed="0" w:uiPriority="0" w:semiHidden="0" w:name="footer"/>
-    <w:lsdException w:unhideWhenUsed="0" w:uiPriority="0" w:semiHidden="0" w:name="index heading"/>
-    <w:lsdException w:qFormat="1" w:uiPriority="0" w:name="caption"/>
-    <w:lsdException w:unhideWhenUsed="0" w:uiPriority="0" w:semiHidden="0" w:name="table of figures"/>
-    <w:lsdException w:unhideWhenUsed="0" w:uiPriority="0" w:semiHidden="0" w:name="envelope address"/>
-    <w:lsdException w:unhideWhenUsed="0" w:uiPriority="0" w:semiHidden="0" w:name="envelope return"/>
-    <w:lsdException w:unhideWhenUsed="0" w:uiPriority="0" w:semiHidden="0" w:name="footnote reference"/>
-    <w:lsdException w:unhideWhenUsed="0" w:uiPriority="0" w:semiHidden="0" w:name="annotation reference"/>
-    <w:lsdException w:unhideWhenUsed="0" w:uiPriority="0" w:semiHidden="0" w:name="line number"/>
-    <w:lsdException w:unhideWhenUsed="0" w:uiPriority="0" w:semiHidden="0" w:name="page number"/>
-    <w:lsdException w:unhideWhenUsed="0" w:uiPriority="0" w:semiHidden="0" w:name="endnote reference"/>
-    <w:lsdException w:unhideWhenUsed="0" w:uiPriority="0" w:semiHidden="0" w:name="endnote text"/>
-    <w:lsdException w:unhideWhenUsed="0" w:uiPriority="0" w:semiHidden="0" w:name="table of authorities"/>
-    <w:lsdException w:unhideWhenUsed="0" w:uiPriority="0" w:semiHidden="0" w:name="macro"/>
-    <w:lsdException w:unhideWhenUsed="0" w:uiPriority="0" w:semiHidden="0" w:name="toa heading"/>
-    <w:lsdException w:unhideWhenUsed="0" w:uiPriority="0" w:semiHidden="0" w:name="List"/>
-    <w:lsdException w:unhideWhenUsed="0" w:uiPriority="0" w:semiHidden="0" w:name="List Bullet"/>
-    <w:lsdException w:unhideWhenUsed="0" w:uiPriority="0" w:semiHidden="0" w:name="List Number"/>
-    <w:lsdException w:unhideWhenUsed="0" w:uiPriority="0" w:semiHidden="0" w:name="List 2"/>
-    <w:lsdException w:unhideWhenUsed="0" w:uiPriority="0" w:semiHidden="0" w:name="List 3"/>
-    <w:lsdException w:unhideWhenUsed="0" w:uiPriority="0" w:semiHidden="0" w:name="List 4"/>
-    <w:lsdException w:unhideWhenUsed="0" w:uiPriority="0" w:semiHidden="0" w:name="List 5"/>
-    <w:lsdException w:unhideWhenUsed="0" w:uiPriority="0" w:semiHidden="0" w:name="List Bullet 2"/>
-    <w:lsdException w:unhideWhenUsed="0" w:uiPriority="0" w:semiHidden="0" w:name="List Bullet 3"/>
-    <w:lsdException w:unhideWhenUsed="0" w:uiPriority="0" w:semiHidden="0" w:name="List Bullet 4"/>
-    <w:lsdException w:unhideWhenUsed="0" w:uiPriority="0" w:semiHidden="0" w:name="List Bullet 5"/>
-    <w:lsdException w:unhideWhenUsed="0" w:uiPriority="0" w:semiHidden="0" w:name="List Number 2"/>
-    <w:lsdException w:unhideWhenUsed="0" w:uiPriority="0" w:semiHidden="0" w:name="List Number 3"/>
-    <w:lsdException w:unhideWhenUsed="0" w:uiPriority="0" w:semiHidden="0" w:name="List Number 4"/>
-    <w:lsdException w:unhideWhenUsed="0" w:uiPriority="0" w:semiHidden="0" w:name="List Number 5"/>
-    <w:lsdException w:qFormat="1" w:unhideWhenUsed="0" w:uiPriority="0" w:semiHidden="0" w:name="Title"/>
-    <w:lsdException w:unhideWhenUsed="0" w:uiPriority="0" w:semiHidden="0" w:name="Closing"/>
-    <w:lsdException w:unhideWhenUsed="0" w:uiPriority="0" w:semiHidden="0" w:name="Signature"/>
-    <w:lsdException w:qFormat="1" w:unhideWhenUsed="0" w:uiPriority="0" w:name="Default Paragraph Font"/>
-    <w:lsdException w:qFormat="1" w:unhideWhenUsed="0" w:uiPriority="0" w:name="Body Text"/>
-    <w:lsdException w:unhideWhenUsed="0" w:uiPriority="0" w:semiHidden="0" w:name="Body Text Indent"/>
-    <w:lsdException w:unhideWhenUsed="0" w:uiPriority="0" w:semiHidden="0" w:name="List Continue"/>
-    <w:lsdException w:unhideWhenUsed="0" w:uiPriority="0" w:semiHidden="0" w:name="List Continue 2"/>
-    <w:lsdException w:unhideWhenUsed="0" w:uiPriority="0" w:semiHidden="0" w:name="List Continue 3"/>
-    <w:lsdException w:unhideWhenUsed="0" w:uiPriority="0" w:semiHidden="0" w:name="List Continue 4"/>
-    <w:lsdException w:unhideWhenUsed="0" w:uiPriority="0" w:semiHidden="0" w:name="List Continue 5"/>
-    <w:lsdException w:unhideWhenUsed="0" w:uiPriority="0" w:semiHidden="0" w:name="Message Header"/>
-    <w:lsdException w:qFormat="1" w:unhideWhenUsed="0" w:uiPriority="0" w:semiHidden="0" w:name="Subtitle"/>
-    <w:lsdException w:unhideWhenUsed="0" w:uiPriority="0" w:semiHidden="0" w:name="Salutation"/>
-    <w:lsdException w:unhideWhenUsed="0" w:uiPriority="0" w:semiHidden="0" w:name="Date"/>
-    <w:lsdException w:unhideWhenUsed="0" w:uiPriority="0" w:semiHidden="0" w:name="Body Text First Indent"/>
-    <w:lsdException w:unhideWhenUsed="0" w:uiPriority="0" w:semiHidden="0" w:name="Body Text First Indent 2"/>
-    <w:lsdException w:unhideWhenUsed="0" w:uiPriority="0" w:semiHidden="0" w:name="Note Heading"/>
-    <w:lsdException w:unhideWhenUsed="0" w:uiPriority="0" w:semiHidden="0" w:name="Body Text 2"/>
-    <w:lsdException w:unhideWhenUsed="0" w:uiPriority="0" w:semiHidden="0" w:name="Body Text 3"/>
-    <w:lsdException w:unhideWhenUsed="0" w:uiPriority="0" w:semiHidden="0" w:name="Body Text Indent 2"/>
-    <w:lsdException w:unhideWhenUsed="0" w:uiPriority="0" w:semiHidden="0" w:name="Body Text Indent 3"/>
-    <w:lsdException w:unhideWhenUsed="0" w:uiPriority="0" w:semiHidden="0" w:name="Block Text"/>
-    <w:lsdException w:unhideWhenUsed="0" w:uiPriority="0" w:semiHidden="0" w:name="Hyperlink"/>
-    <w:lsdException w:unhideWhenUsed="0" w:uiPriority="0" w:semiHidden="0" w:name="FollowedHyperlink"/>
-    <w:lsdException w:qFormat="1" w:unhideWhenUsed="0" w:uiPriority="0" w:semiHidden="0" w:name="Strong"/>
-    <w:lsdException w:qFormat="1" w:unhideWhenUsed="0" w:uiPriority="0" w:semiHidden="0" w:name="Emphasis"/>
-    <w:lsdException w:unhideWhenUsed="0" w:uiPriority="0" w:semiHidden="0" w:name="Document Map"/>
-    <w:lsdException w:unhideWhenUsed="0" w:uiPriority="0" w:semiHidden="0" w:name="Plain Text"/>
-    <w:lsdException w:unhideWhenUsed="0" w:uiPriority="0" w:semiHidden="0" w:name="E-mail Signature"/>
-    <w:lsdException w:unhideWhenUsed="0" w:uiPriority="0" w:semiHidden="0" w:name="Normal (Web)"/>
-    <w:lsdException w:unhideWhenUsed="0" w:uiPriority="0" w:semiHidden="0" w:name="HTML Acronym"/>
-    <w:lsdException w:unhideWhenUsed="0" w:uiPriority="0" w:semiHidden="0" w:name="HTML Address"/>
-    <w:lsdException w:unhideWhenUsed="0" w:uiPriority="0" w:semiHidden="0" w:name="HTML Cite"/>
-    <w:lsdException w:unhideWhenUsed="0" w:uiPriority="0" w:semiHidden="0" w:name="HTML Code"/>
-    <w:lsdException w:unhideWhenUsed="0" w:uiPriority="0" w:semiHidden="0" w:name="HTML Definition"/>
-    <w:lsdException w:unhideWhenUsed="0" w:uiPriority="0" w:semiHidden="0" w:name="HTML Keyboard"/>
-    <w:lsdException w:unhideWhenUsed="0" w:uiPriority="0" w:semiHidden="0" w:name="HTML Preformatted"/>
-    <w:lsdException w:unhideWhenUsed="0" w:uiPriority="0" w:semiHidden="0" w:name="HTML Sample"/>
-    <w:lsdException w:unhideWhenUsed="0" w:uiPriority="0" w:semiHidden="0" w:name="HTML Typewriter"/>
-    <w:lsdException w:unhideWhenUsed="0" w:uiPriority="0" w:semiHidden="0" w:name="HTML Variable"/>
-    <w:lsdException w:unhideWhenUsed="0" w:uiPriority="0" w:name="Normal Table"/>
-    <w:lsdException w:unhideWhenUsed="0" w:uiPriority="0" w:semiHidden="0" w:name="annotation subject"/>
-    <w:lsdException w:unhideWhenUsed="0" w:uiPriority="0" w:semiHidden="0" w:name="Table Simple 1"/>
-    <w:lsdException w:unhideWhenUsed="0" w:uiPriority="0" w:semiHidden="0" w:name="Table Simple 2"/>
-    <w:lsdException w:unhideWhenUsed="0" w:uiPriority="0" w:semiHidden="0" w:name="Table Simple 3"/>
-    <w:lsdException w:unhideWhenUsed="0" w:uiPriority="0" w:semiHidden="0" w:name="Table Classic 1"/>
-    <w:lsdException w:unhideWhenUsed="0" w:uiPriority="0" w:semiHidden="0" w:name="Table Classic 2"/>
-    <w:lsdException w:unhideWhenUsed="0" w:uiPriority="0" w:semiHidden="0" w:name="Table Classic 3"/>
-    <w:lsdException w:unhideWhenUsed="0" w:uiPriority="0" w:semiHidden="0" w:name="Table Classic 4"/>
-    <w:lsdException w:unhideWhenUsed="0" w:uiPriority="0" w:semiHidden="0" w:name="Table Colorful 1"/>
-    <w:lsdException w:unhideWhenUsed="0" w:uiPriority="0" w:semiHidden="0" w:name="Table Colorful 2"/>
-    <w:lsdException w:unhideWhenUsed="0" w:uiPriority="0" w:semiHidden="0" w:name="Table Colorful 3"/>
-    <w:lsdException w:unhideWhenUsed="0" w:uiPriority="0" w:semiHidden="0" w:name="Table Columns 1"/>
-    <w:lsdException w:unhideWhenUsed="0" w:uiPriority="0" w:semiHidden="0" w:name="Table Columns 2"/>
-    <w:lsdException w:unhideWhenUsed="0" w:uiPriority="0" w:semiHidden="0" w:name="Table Columns 3"/>
-    <w:lsdException w:unhideWhenUsed="0" w:uiPriority="0" w:semiHidden="0" w:name="Table Columns 4"/>
-    <w:lsdException w:unhideWhenUsed="0" w:uiPriority="0" w:semiHidden="0" w:name="Table Columns 5"/>
-    <w:lsdException w:unhideWhenUsed="0" w:uiPriority="0" w:semiHidden="0" w:name="Table Grid 1"/>
-    <w:lsdException w:unhideWhenUsed="0" w:uiPriority="0" w:semiHidden="0" w:name="Table Grid 2"/>
-    <w:lsdException w:unhideWhenUsed="0" w:uiPriority="0" w:semiHidden="0" w:name="Table Grid 3"/>
-    <w:lsdException w:unhideWhenUsed="0" w:uiPriority="0" w:semiHidden="0" w:name="Table Grid 4"/>
-    <w:lsdException w:unhideWhenUsed="0" w:uiPriority="0" w:semiHidden="0" w:name="Table Grid 5"/>
-    <w:lsdException w:unhideWhenUsed="0" w:uiPriority="0" w:semiHidden="0" w:name="Table Grid 6"/>
-    <w:lsdException w:unhideWhenUsed="0" w:uiPriority="0" w:semiHidden="0" w:name="Table Grid 7"/>
-    <w:lsdException w:unhideWhenUsed="0" w:uiPriority="0" w:semiHidden="0" w:name="Table Grid 8"/>
-    <w:lsdException w:unhideWhenUsed="0" w:uiPriority="0" w:semiHidden="0" w:name="Table List 1"/>
-    <w:lsdException w:unhideWhenUsed="0" w:uiPriority="0" w:semiHidden="0" w:name="Table List 2"/>
-    <w:lsdException w:unhideWhenUsed="0" w:uiPriority="0" w:semiHidden="0" w:name="Table List 3"/>
-    <w:lsdException w:unhideWhenUsed="0" w:uiPriority="0" w:semiHidden="0" w:name="Table List 4"/>
-    <w:lsdException w:unhideWhenUsed="0" w:uiPriority="0" w:semiHidden="0" w:name="Table List 5"/>
-    <w:lsdException w:unhideWhenUsed="0" w:uiPriority="0" w:semiHidden="0" w:name="Table List 6"/>
-    <w:lsdException w:unhideWhenUsed="0" w:uiPriority="0" w:semiHidden="0" w:name="Table List 7"/>
-    <w:lsdException w:unhideWhenUsed="0" w:uiPriority="0" w:semiHidden="0" w:name="Table List 8"/>
-    <w:lsdException w:unhideWhenUsed="0" w:uiPriority="0" w:semiHidden="0" w:name="Table 3D effects 1"/>
-    <w:lsdException w:unhideWhenUsed="0" w:uiPriority="0" w:semiHidden="0" w:name="Table 3D effects 2"/>
-    <w:lsdException w:unhideWhenUsed="0" w:uiPriority="0" w:semiHidden="0" w:name="Table 3D effects 3"/>
-    <w:lsdException w:unhideWhenUsed="0" w:uiPriority="0" w:semiHidden="0" w:name="Table Contemporary"/>
-    <w:lsdException w:unhideWhenUsed="0" w:uiPriority="0" w:semiHidden="0" w:name="Table Elegant"/>
-    <w:lsdException w:unhideWhenUsed="0" w:uiPriority="0" w:semiHidden="0" w:name="Table Professional"/>
-    <w:lsdException w:unhideWhenUsed="0" w:uiPriority="0" w:semiHidden="0" w:name="Table Subtle 1"/>
-    <w:lsdException w:unhideWhenUsed="0" w:uiPriority="0" w:semiHidden="0" w:name="Table Subtle 2"/>
-    <w:lsdException w:unhideWhenUsed="0" w:uiPriority="0" w:semiHidden="0" w:name="Table Web 1"/>
-    <w:lsdException w:unhideWhenUsed="0" w:uiPriority="0" w:semiHidden="0" w:name="Table Web 2"/>
-    <w:lsdException w:unhideWhenUsed="0" w:uiPriority="0" w:semiHidden="0" w:name="Table Web 3"/>
-    <w:lsdException w:unhideWhenUsed="0" w:uiPriority="0" w:semiHidden="0" w:name="Balloon Text"/>
-    <w:lsdException w:unhideWhenUsed="0" w:uiPriority="0" w:semiHidden="0" w:name="Table Grid"/>
-    <w:lsdException w:unhideWhenUsed="0" w:uiPriority="0" w:semiHidden="0" w:name="Table Theme"/>
-    <w:lsdException w:unhideWhenUsed="0" w:uiPriority="60" w:semiHidden="0" w:name="Light Shading"/>
-    <w:lsdException w:unhideWhenUsed="0" w:uiPriority="61" w:semiHidden="0" w:name="Light List"/>
-    <w:lsdException w:unhideWhenUsed="0" w:uiPriority="62" w:semiHidden="0" w:name="Light Grid"/>
-    <w:lsdException w:unhideWhenUsed="0" w:uiPriority="63" w:semiHidden="0" w:name="Medium Shading 1"/>
-    <w:lsdException w:unhideWhenUsed="0" w:uiPriority="64" w:semiHidden="0" w:name="Medium Shading 2"/>
-    <w:lsdException w:unhideWhenUsed="0" w:uiPriority="65" w:semiHidden="0" w:name="Medium List 1"/>
-    <w:lsdException w:unhideWhenUsed="0" w:uiPriority="66" w:semiHidden="0" w:name="Medium List 2"/>
-    <w:lsdException w:unhideWhenUsed="0" w:uiPriority="67" w:semiHidden="0" w:name="Medium Grid 1"/>
-    <w:lsdException w:unhideWhenUsed="0" w:uiPriority="68" w:semiHidden="0" w:name="Medium Grid 2"/>
-    <w:lsdException w:unhideWhenUsed="0" w:uiPriority="69" w:semiHidden="0" w:name="Medium Grid 3"/>
-    <w:lsdException w:unhideWhenUsed="0" w:uiPriority="70" w:semiHidden="0" w:name="Dark List"/>
-    <w:lsdException w:unhideWhenUsed="0" w:uiPriority="71" w:semiHidden="0" w:name="Colorful Shading"/>
-    <w:lsdException w:unhideWhenUsed="0" w:uiPriority="72" w:semiHidden="0" w:name="Colorful List"/>
-    <w:lsdException w:unhideWhenUsed="0" w:uiPriority="73" w:semiHidden="0" w:name="Colorful Grid"/>
-    <w:lsdException w:unhideWhenUsed="0" w:uiPriority="60" w:semiHidden="0" w:name="Light Shading Accent 1"/>
-    <w:lsdException w:unhideWhenUsed="0" w:uiPriority="61" w:semiHidden="0" w:name="Light List Accent 1"/>
-    <w:lsdException w:unhideWhenUsed="0" w:uiPriority="62" w:semiHidden="0" w:name="Light Grid Accent 1"/>
-    <w:lsdException w:unhideWhenUsed="0" w:uiPriority="63" w:semiHidden="0" w:name="Medium Shading 1 Accent 1"/>
-    <w:lsdException w:unhideWhenUsed="0" w:uiPriority="64" w:semiHidden="0" w:name="Medium Shading 2 Accent 1"/>
-    <w:lsdException w:unhideWhenUsed="0" w:uiPriority="65" w:semiHidden="0" w:name="Medium List 1 Accent 1"/>
-    <w:lsdException w:unhideWhenUsed="0" w:uiPriority="66" w:semiHidden="0" w:name="Medium List 2 Accent 1"/>
-    <w:lsdException w:unhideWhenUsed="0" w:uiPriority="67" w:semiHidden="0" w:name="Medium Grid 1 Accent 1"/>
-    <w:lsdException w:unhideWhenUsed="0" w:uiPriority="68" w:semiHidden="0" w:name="Medium Grid 2 Accent 1"/>
-    <w:lsdException w:unhideWhenUsed="0" w:uiPriority="69" w:semiHidden="0" w:name="Medium Grid 3 Accent 1"/>
-    <w:lsdException w:unhideWhenUsed="0" w:uiPriority="70" w:semiHidden="0" w:name="Dark List Accent 1"/>
-    <w:lsdException w:unhideWhenUsed="0" w:uiPriority="71" w:semiHidden="0" w:name="Colorful Shading Accent 1"/>
-    <w:lsdException w:unhideWhenUsed="0" w:uiPriority="72" w:semiHidden="0" w:name="Colorful List Accent 1"/>
-    <w:lsdException w:unhideWhenUsed="0" w:uiPriority="73" w:semiHidden="0" w:name="Colorful Grid Accent 1"/>
-    <w:lsdException w:unhideWhenUsed="0" w:uiPriority="60" w:semiHidden="0" w:name="Light Shading Accent 2"/>
-    <w:lsdException w:unhideWhenUsed="0" w:uiPriority="61" w:semiHidden="0" w:name="Light List Accent 2"/>
-    <w:lsdException w:unhideWhenUsed="0" w:uiPriority="62" w:semiHidden="0" w:name="Light Grid Accent 2"/>
-    <w:lsdException w:unhideWhenUsed="0" w:uiPriority="63" w:semiHidden="0" w:name="Medium Shading 1 Accent 2"/>
-    <w:lsdException w:unhideWhenUsed="0" w:uiPriority="64" w:semiHidden="0" w:name="Medium Shading 2 Accent 2"/>
-    <w:lsdException w:unhideWhenUsed="0" w:uiPriority="65" w:semiHidden="0" w:name="Medium List 1 Accent 2"/>
-    <w:lsdException w:unhideWhenUsed="0" w:uiPriority="66" w:semiHidden="0" w:name="Medium List 2 Accent 2"/>
-    <w:lsdException w:unhideWhenUsed="0" w:uiPriority="67" w:semiHidden="0" w:name="Medium Grid 1 Accent 2"/>
-    <w:lsdException w:unhideWhenUsed="0" w:uiPriority="68" w:semiHidden="0" w:name="Medium Grid 2 Accent 2"/>
-    <w:lsdException w:unhideWhenUsed="0" w:uiPriority="69" w:semiHidden="0" w:name="Medium Grid 3 Accent 2"/>
-    <w:lsdException w:unhideWhenUsed="0" w:uiPriority="70" w:semiHidden="0" w:name="Dark List Accent 2"/>
-    <w:lsdException w:unhideWhenUsed="0" w:uiPriority="71" w:semiHidden="0" w:name="Colorful Shading Accent 2"/>
-    <w:lsdException w:unhideWhenUsed="0" w:uiPriority="72" w:semiHidden="0" w:name="Colorful List Accent 2"/>
-    <w:lsdException w:unhideWhenUsed="0" w:uiPriority="73" w:semiHidden="0" w:name="Colorful Grid Accent 2"/>
-    <w:lsdException w:unhideWhenUsed="0" w:uiPriority="60" w:semiHidden="0" w:name="Light Shading Accent 3"/>
-    <w:lsdException w:unhideWhenUsed="0" w:uiPriority="61" w:semiHidden="0" w:name="Light List Accent 3"/>
-    <w:lsdException w:unhideWhenUsed="0" w:uiPriority="62" w:semiHidden="0" w:name="Light Grid Accent 3"/>
-    <w:lsdException w:unhideWhenUsed="0" w:uiPriority="63" w:semiHidden="0" w:name="Medium Shading 1 Accent 3"/>
-    <w:lsdException w:unhideWhenUsed="0" w:uiPriority="64" w:semiHidden="0" w:name="Medium Shading 2 Accent 3"/>
-    <w:lsdException w:unhideWhenUsed="0" w:uiPriority="65" w:semiHidden="0" w:name="Medium List 1 Accent 3"/>
-    <w:lsdException w:unhideWhenUsed="0" w:uiPriority="66" w:semiHidden="0" w:name="Medium List 2 Accent 3"/>
-    <w:lsdException w:unhideWhenUsed="0" w:uiPriority="67" w:semiHidden="0" w:name="Medium Grid 1 Accent 3"/>
-    <w:lsdException w:unhideWhenUsed="0" w:uiPriority="68" w:semiHidden="0" w:name="Medium Grid 2 Accent 3"/>
-    <w:lsdException w:unhideWhenUsed="0" w:uiPriority="69" w:semiHidden="0" w:name="Medium Grid 3 Accent 3"/>
-    <w:lsdException w:unhideWhenUsed="0" w:uiPriority="70" w:semiHidden="0" w:name="Dark List Accent 3"/>
-    <w:lsdException w:unhideWhenUsed="0" w:uiPriority="71" w:semiHidden="0" w:name="Colorful Shading Accent 3"/>
-    <w:lsdException w:unhideWhenUsed="0" w:uiPriority="72" w:semiHidden="0" w:name="Colorful List Accent 3"/>
-    <w:lsdException w:unhideWhenUsed="0" w:uiPriority="73" w:semiHidden="0" w:name="Colorful Grid Accent 3"/>
-    <w:lsdException w:unhideWhenUsed="0" w:uiPriority="60" w:semiHidden="0" w:name="Light Shading Accent 4"/>
-    <w:lsdException w:unhideWhenUsed="0" w:uiPriority="61" w:semiHidden="0" w:name="Light List Accent 4"/>
-    <w:lsdException w:unhideWhenUsed="0" w:uiPriority="62" w:semiHidden="0" w:name="Light Grid Accent 4"/>
-    <w:lsdException w:unhideWhenUsed="0" w:uiPriority="63" w:semiHidden="0" w:name="Medium Shading 1 Accent 4"/>
-    <w:lsdException w:unhideWhenUsed="0" w:uiPriority="64" w:semiHidden="0" w:name="Medium Shading 2 Accent 4"/>
-    <w:lsdException w:unhideWhenUsed="0" w:uiPriority="65" w:semiHidden="0" w:name="Medium List 1 Accent 4"/>
-    <w:lsdException w:unhideWhenUsed="0" w:uiPriority="66" w:semiHidden="0" w:name="Medium List 2 Accent 4"/>
-    <w:lsdException w:unhideWhenUsed="0" w:uiPriority="67" w:semiHidden="0" w:name="Medium Grid 1 Accent 4"/>
-    <w:lsdException w:unhideWhenUsed="0" w:uiPriority="68" w:semiHidden="0" w:name="Medium Grid 2 Accent 4"/>
-    <w:lsdException w:unhideWhenUsed="0" w:uiPriority="69" w:semiHidden="0" w:name="Medium Grid 3 Accent 4"/>
-    <w:lsdException w:unhideWhenUsed="0" w:uiPriority="70" w:semiHidden="0" w:name="Dark List Accent 4"/>
-    <w:lsdException w:unhideWhenUsed="0" w:uiPriority="71" w:semiHidden="0" w:name="Colorful Shading Accent 4"/>
-    <w:lsdException w:unhideWhenUsed="0" w:uiPriority="72" w:semiHidden="0" w:name="Colorful List Accent 4"/>
-    <w:lsdException w:unhideWhenUsed="0" w:uiPriority="73" w:semiHidden="0" w:name="Colorful Grid Accent 4"/>
-    <w:lsdException w:unhideWhenUsed="0" w:uiPriority="60" w:semiHidden="0" w:name="Light Shading Accent 5"/>
-    <w:lsdException w:unhideWhenUsed="0" w:uiPriority="61" w:semiHidden="0" w:name="Light List Accent 5"/>
-    <w:lsdException w:unhideWhenUsed="0" w:uiPriority="62" w:semiHidden="0" w:name="Light Grid Accent 5"/>
-    <w:lsdException w:unhideWhenUsed="0" w:uiPriority="63" w:semiHidden="0" w:name="Medium Shading 1 Accent 5"/>
-    <w:lsdException w:unhideWhenUsed="0" w:uiPriority="64" w:semiHidden="0" w:name="Medium Shading 2 Accent 5"/>
-    <w:lsdException w:unhideWhenUsed="0" w:uiPriority="65" w:semiHidden="0" w:name="Medium List 1 Accent 5"/>
-    <w:lsdException w:unhideWhenUsed="0" w:uiPriority="66" w:semiHidden="0" w:name="Medium List 2 Accent 5"/>
-    <w:lsdException w:unhideWhenUsed="0" w:uiPriority="67" w:semiHidden="0" w:name="Medium Grid 1 Accent 5"/>
-    <w:lsdException w:unhideWhenUsed="0" w:uiPriority="68" w:semiHidden="0" w:name="Medium Grid 2 Accent 5"/>
-    <w:lsdException w:unhideWhenUsed="0" w:uiPriority="69" w:semiHidden="0" w:name="Medium Grid 3 Accent 5"/>
-    <w:lsdException w:unhideWhenUsed="0" w:uiPriority="70" w:semiHidden="0" w:name="Dark List Accent 5"/>
-    <w:lsdException w:unhideWhenUsed="0" w:uiPriority="71" w:semiHidden="0" w:name="Colorful Shading Accent 5"/>
-    <w:lsdException w:unhideWhenUsed="0" w:uiPriority="72" w:semiHidden="0" w:name="Colorful List Accent 5"/>
-    <w:lsdException w:unhideWhenUsed="0" w:uiPriority="73" w:semiHidden="0" w:name="Colorful Grid Accent 5"/>
-    <w:lsdException w:unhideWhenUsed="0" w:uiPriority="60" w:semiHidden="0" w:name="Light Shading Accent 6"/>
-    <w:lsdException w:unhideWhenUsed="0" w:uiPriority="61" w:semiHidden="0" w:name="Light List Accent 6"/>
-    <w:lsdException w:unhideWhenUsed="0" w:uiPriority="62" w:semiHidden="0" w:name="Light Grid Accent 6"/>
-    <w:lsdException w:unhideWhenUsed="0" w:uiPriority="63" w:semiHidden="0" w:name="Medium Shading 1 Accent 6"/>
-    <w:lsdException w:unhideWhenUsed="0" w:uiPriority="64" w:semiHidden="0" w:name="Medium Shading 2 Accent 6"/>
-    <w:lsdException w:unhideWhenUsed="0" w:uiPriority="65" w:semiHidden="0" w:name="Medium List 1 Accent 6"/>
-    <w:lsdException w:unhideWhenUsed="0" w:uiPriority="66" w:semiHidden="0" w:name="Medium List 2 Accent 6"/>
-    <w:lsdException w:unhideWhenUsed="0" w:uiPriority="67" w:semiHidden="0" w:name="Medium Grid 1 Accent 6"/>
-    <w:lsdException w:unhideWhenUsed="0" w:uiPriority="68" w:semiHidden="0" w:name="Medium Grid 2 Accent 6"/>
-    <w:lsdException w:unhideWhenUsed="0" w:uiPriority="69" w:semiHidden="0" w:name="Medium Grid 3 Accent 6"/>
-    <w:lsdException w:unhideWhenUsed="0" w:uiPriority="70" w:semiHidden="0" w:name="Dark List Accent 6"/>
-    <w:lsdException w:unhideWhenUsed="0" w:uiPriority="71" w:semiHidden="0" w:name="Colorful Shading Accent 6"/>
-    <w:lsdException w:unhideWhenUsed="0" w:uiPriority="72" w:semiHidden="0" w:name="Colorful List Accent 6"/>
-    <w:lsdException w:unhideWhenUsed="0" w:uiPriority="73" w:semiHidden="0" w:name="Colorful Grid Accent 6"/>
+  <w:latentStyles w:defLockedState="0" w:defUIPriority="99" w:defSemiHidden="1" w:defUnhideWhenUsed="1" w:defQFormat="0" w:count="260">
+    <w:lsdException w:name="Normal" w:semiHidden="0" w:uiPriority="0" w:unhideWhenUsed="0" w:qFormat="1"/>
+    <w:lsdException w:name="heading 1" w:semiHidden="0" w:uiPriority="0" w:unhideWhenUsed="0" w:qFormat="1"/>
+    <w:lsdException w:name="heading 2" w:uiPriority="0" w:qFormat="1"/>
+    <w:lsdException w:name="heading 3" w:uiPriority="0" w:qFormat="1"/>
+    <w:lsdException w:name="heading 4" w:uiPriority="0" w:qFormat="1"/>
+    <w:lsdException w:name="heading 5" w:uiPriority="0" w:qFormat="1"/>
+    <w:lsdException w:name="heading 6" w:uiPriority="0" w:qFormat="1"/>
+    <w:lsdException w:name="heading 7" w:uiPriority="0" w:qFormat="1"/>
+    <w:lsdException w:name="heading 8" w:uiPriority="0" w:qFormat="1"/>
+    <w:lsdException w:name="heading 9" w:uiPriority="0" w:qFormat="1"/>
+    <w:lsdException w:name="index 1" w:semiHidden="0" w:uiPriority="0" w:unhideWhenUsed="0"/>
+    <w:lsdException w:name="index 2" w:semiHidden="0" w:uiPriority="0" w:unhideWhenUsed="0"/>
+    <w:lsdException w:name="index 3" w:semiHidden="0" w:uiPriority="0" w:unhideWhenUsed="0"/>
+    <w:lsdException w:name="index 4" w:semiHidden="0" w:uiPriority="0" w:unhideWhenUsed="0"/>
+    <w:lsdException w:name="index 5" w:semiHidden="0" w:uiPriority="0" w:unhideWhenUsed="0"/>
+    <w:lsdException w:name="index 6" w:semiHidden="0" w:uiPriority="0" w:unhideWhenUsed="0"/>
+    <w:lsdException w:name="index 7" w:semiHidden="0" w:uiPriority="0" w:unhideWhenUsed="0"/>
+    <w:lsdException w:name="index 8" w:semiHidden="0" w:uiPriority="0" w:unhideWhenUsed="0"/>
+    <w:lsdException w:name="index 9" w:semiHidden="0" w:uiPriority="0" w:unhideWhenUsed="0"/>
+    <w:lsdException w:name="toc 1" w:semiHidden="0" w:uiPriority="0" w:unhideWhenUsed="0"/>
+    <w:lsdException w:name="toc 2" w:semiHidden="0" w:uiPriority="0" w:unhideWhenUsed="0"/>
+    <w:lsdException w:name="toc 3" w:semiHidden="0" w:uiPriority="0" w:unhideWhenUsed="0"/>
+    <w:lsdException w:name="toc 4" w:semiHidden="0" w:uiPriority="0" w:unhideWhenUsed="0"/>
+    <w:lsdException w:name="toc 5" w:semiHidden="0" w:uiPriority="0" w:unhideWhenUsed="0"/>
+    <w:lsdException w:name="toc 6" w:semiHidden="0" w:uiPriority="0" w:unhideWhenUsed="0"/>
+    <w:lsdException w:name="toc 7" w:semiHidden="0" w:uiPriority="0" w:unhideWhenUsed="0"/>
+    <w:lsdException w:name="toc 8" w:semiHidden="0" w:uiPriority="0" w:unhideWhenUsed="0"/>
+    <w:lsdException w:name="toc 9" w:semiHidden="0" w:uiPriority="0" w:unhideWhenUsed="0"/>
+    <w:lsdException w:name="Normal Indent" w:semiHidden="0" w:uiPriority="0" w:unhideWhenUsed="0"/>
+    <w:lsdException w:name="footnote text" w:semiHidden="0" w:uiPriority="0" w:unhideWhenUsed="0"/>
+    <w:lsdException w:name="annotation text" w:semiHidden="0" w:uiPriority="0" w:unhideWhenUsed="0"/>
+    <w:lsdException w:name="header" w:semiHidden="0" w:uiPriority="0" w:unhideWhenUsed="0"/>
+    <w:lsdException w:name="footer" w:semiHidden="0" w:uiPriority="0" w:unhideWhenUsed="0"/>
+    <w:lsdException w:name="index heading" w:semiHidden="0" w:uiPriority="0" w:unhideWhenUsed="0"/>
+    <w:lsdException w:name="caption" w:uiPriority="0" w:qFormat="1"/>
+    <w:lsdException w:name="table of figures" w:semiHidden="0" w:uiPriority="0" w:unhideWhenUsed="0"/>
+    <w:lsdException w:name="envelope address" w:semiHidden="0" w:uiPriority="0" w:unhideWhenUsed="0"/>
+    <w:lsdException w:name="envelope return" w:semiHidden="0" w:uiPriority="0" w:unhideWhenUsed="0"/>
+    <w:lsdException w:name="footnote reference" w:semiHidden="0" w:uiPriority="0" w:unhideWhenUsed="0"/>
+    <w:lsdException w:name="annotation reference" w:semiHidden="0" w:uiPriority="0" w:unhideWhenUsed="0"/>
+    <w:lsdException w:name="line number" w:semiHidden="0" w:uiPriority="0" w:unhideWhenUsed="0"/>
+    <w:lsdException w:name="page number" w:semiHidden="0" w:uiPriority="0" w:unhideWhenUsed="0"/>
+    <w:lsdException w:name="endnote reference" w:semiHidden="0" w:uiPriority="0" w:unhideWhenUsed="0"/>
+    <w:lsdException w:name="endnote text" w:semiHidden="0" w:uiPriority="0" w:unhideWhenUsed="0"/>
+    <w:lsdException w:name="table of authorities" w:semiHidden="0" w:uiPriority="0" w:unhideWhenUsed="0"/>
+    <w:lsdException w:name="macro" w:semiHidden="0" w:uiPriority="0" w:unhideWhenUsed="0"/>
+    <w:lsdException w:name="toa heading" w:semiHidden="0" w:uiPriority="0" w:unhideWhenUsed="0"/>
+    <w:lsdException w:name="List" w:semiHidden="0" w:uiPriority="0" w:unhideWhenUsed="0"/>
+    <w:lsdException w:name="List Bullet" w:semiHidden="0" w:uiPriority="0" w:unhideWhenUsed="0"/>
+    <w:lsdException w:name="List Number" w:semiHidden="0" w:uiPriority="0" w:unhideWhenUsed="0"/>
+    <w:lsdException w:name="List 2" w:semiHidden="0" w:uiPriority="0" w:unhideWhenUsed="0"/>
+    <w:lsdException w:name="List 3" w:semiHidden="0" w:uiPriority="0" w:unhideWhenUsed="0"/>
+    <w:lsdException w:name="List 4" w:semiHidden="0" w:uiPriority="0" w:unhideWhenUsed="0"/>
+    <w:lsdException w:name="List 5" w:semiHidden="0" w:uiPriority="0" w:unhideWhenUsed="0"/>
+    <w:lsdException w:name="List Bullet 2" w:semiHidden="0" w:uiPriority="0" w:unhideWhenUsed="0"/>
+    <w:lsdException w:name="List Bullet 3" w:semiHidden="0" w:uiPriority="0" w:unhideWhenUsed="0"/>
+    <w:lsdException w:name="List Bullet 4" w:semiHidden="0" w:uiPriority="0" w:unhideWhenUsed="0"/>
+    <w:lsdException w:name="List Bullet 5" w:semiHidden="0" w:uiPriority="0" w:unhideWhenUsed="0"/>
+    <w:lsdException w:name="List Number 2" w:semiHidden="0" w:uiPriority="0" w:unhideWhenUsed="0"/>
+    <w:lsdException w:name="List Number 3" w:semiHidden="0" w:uiPriority="0" w:unhideWhenUsed="0"/>
+    <w:lsdException w:name="List Number 4" w:semiHidden="0" w:uiPriority="0" w:unhideWhenUsed="0"/>
+    <w:lsdException w:name="List Number 5" w:semiHidden="0" w:uiPriority="0" w:unhideWhenUsed="0"/>
+    <w:lsdException w:name="Title" w:semiHidden="0" w:uiPriority="0" w:unhideWhenUsed="0" w:qFormat="1"/>
+    <w:lsdException w:name="Closing" w:semiHidden="0" w:uiPriority="0" w:unhideWhenUsed="0"/>
+    <w:lsdException w:name="Signature" w:semiHidden="0" w:uiPriority="0" w:unhideWhenUsed="0"/>
+    <w:lsdException w:name="Default Paragraph Font" w:uiPriority="0" w:unhideWhenUsed="0" w:qFormat="1"/>
+    <w:lsdException w:name="Body Text" w:uiPriority="0" w:unhideWhenUsed="0" w:qFormat="1"/>
+    <w:lsdException w:name="Body Text Indent" w:semiHidden="0" w:uiPriority="0" w:unhideWhenUsed="0"/>
+    <w:lsdException w:name="List Continue" w:semiHidden="0" w:uiPriority="0" w:unhideWhenUsed="0"/>
+    <w:lsdException w:name="List Continue 2" w:semiHidden="0" w:uiPriority="0" w:unhideWhenUsed="0"/>
+    <w:lsdException w:name="List Continue 3" w:semiHidden="0" w:uiPriority="0" w:unhideWhenUsed="0"/>
+    <w:lsdException w:name="List Continue 4" w:semiHidden="0" w:uiPriority="0" w:unhideWhenUsed="0"/>
+    <w:lsdException w:name="List Continue 5" w:semiHidden="0" w:uiPriority="0" w:unhideWhenUsed="0"/>
+    <w:lsdException w:name="Message Header" w:semiHidden="0" w:uiPriority="0" w:unhideWhenUsed="0"/>
+    <w:lsdException w:name="Subtitle" w:semiHidden="0" w:uiPriority="0" w:unhideWhenUsed="0" w:qFormat="1"/>
+    <w:lsdException w:name="Salutation" w:semiHidden="0" w:uiPriority="0" w:unhideWhenUsed="0"/>
+    <w:lsdException w:name="Date" w:semiHidden="0" w:uiPriority="0" w:unhideWhenUsed="0"/>
+    <w:lsdException w:name="Body Text First Indent" w:semiHidden="0" w:uiPriority="0" w:unhideWhenUsed="0"/>
+    <w:lsdException w:name="Body Text First Indent 2" w:semiHidden="0" w:uiPriority="0" w:unhideWhenUsed="0"/>
+    <w:lsdException w:name="Body Text 2" w:semiHidden="0" w:uiPriority="0" w:unhideWhenUsed="0"/>
+    <w:lsdException w:name="Body Text 3" w:semiHidden="0" w:uiPriority="0" w:unhideWhenUsed="0"/>
+    <w:lsdException w:name="Body Text Indent 2" w:semiHidden="0" w:uiPriority="0" w:unhideWhenUsed="0"/>
+    <w:lsdException w:name="Body Text Indent 3" w:semiHidden="0" w:uiPriority="0" w:unhideWhenUsed="0"/>
+    <w:lsdException w:name="Block Text" w:semiHidden="0" w:uiPriority="0" w:unhideWhenUsed="0"/>
+    <w:lsdException w:name="Hyperlink" w:semiHidden="0" w:uiPriority="0" w:unhideWhenUsed="0"/>
+    <w:lsdException w:name="FollowedHyperlink" w:semiHidden="0" w:uiPriority="0" w:unhideWhenUsed="0"/>
+    <w:lsdException w:name="Strong" w:semiHidden="0" w:uiPriority="0" w:unhideWhenUsed="0" w:qFormat="1"/>
+    <w:lsdException w:name="Emphasis" w:semiHidden="0" w:uiPriority="0" w:unhideWhenUsed="0" w:qFormat="1"/>
+    <w:lsdException w:name="Document Map" w:semiHidden="0" w:uiPriority="0" w:unhideWhenUsed="0"/>
+    <w:lsdException w:name="Plain Text" w:semiHidden="0" w:uiPriority="0" w:unhideWhenUsed="0"/>
+    <w:lsdException w:name="E-mail Signature" w:semiHidden="0" w:uiPriority="0" w:unhideWhenUsed="0"/>
+    <w:lsdException w:name="Normal (Web)" w:semiHidden="0" w:uiPriority="0" w:unhideWhenUsed="0"/>
+    <w:lsdException w:name="HTML Acronym" w:semiHidden="0" w:uiPriority="0" w:unhideWhenUsed="0"/>
+    <w:lsdException w:name="HTML Address" w:semiHidden="0" w:uiPriority="0" w:unhideWhenUsed="0"/>
+    <w:lsdException w:name="HTML Cite" w:semiHidden="0" w:uiPriority="0" w:unhideWhenUsed="0"/>
+    <w:lsdException w:name="HTML Code" w:semiHidden="0" w:uiPriority="0" w:unhideWhenUsed="0"/>
+    <w:lsdException w:name="HTML Definition" w:semiHidden="0" w:uiPriority="0" w:unhideWhenUsed="0"/>
+    <w:lsdException w:name="HTML Keyboard" w:semiHidden="0" w:uiPriority="0" w:unhideWhenUsed="0"/>
+    <w:lsdException w:name="HTML Preformatted" w:semiHidden="0" w:uiPriority="0" w:unhideWhenUsed="0"/>
+    <w:lsdException w:name="HTML Sample" w:semiHidden="0" w:uiPriority="0" w:unhideWhenUsed="0"/>
+    <w:lsdException w:name="HTML Typewriter" w:semiHidden="0" w:uiPriority="0" w:unhideWhenUsed="0"/>
+    <w:lsdException w:name="HTML Variable" w:semiHidden="0" w:uiPriority="0" w:unhideWhenUsed="0"/>
+    <w:lsdException w:name="Normal Table" w:uiPriority="0" w:unhideWhenUsed="0"/>
+    <w:lsdException w:name="annotation subject" w:semiHidden="0" w:uiPriority="0" w:unhideWhenUsed="0"/>
+    <w:lsdException w:name="Table Simple 1" w:semiHidden="0" w:uiPriority="0" w:unhideWhenUsed="0"/>
+    <w:lsdException w:name="Table Simple 2" w:semiHidden="0" w:uiPriority="0" w:unhideWhenUsed="0"/>
+    <w:lsdException w:name="Table Simple 3" w:semiHidden="0" w:uiPriority="0" w:unhideWhenUsed="0"/>
+    <w:lsdException w:name="Table Classic 1" w:semiHidden="0" w:uiPriority="0" w:unhideWhenUsed="0"/>
+    <w:lsdException w:name="Table Classic 2" w:semiHidden="0" w:uiPriority="0" w:unhideWhenUsed="0"/>
+    <w:lsdException w:name="Table Classic 3" w:semiHidden="0" w:uiPriority="0" w:unhideWhenUsed="0"/>
+    <w:lsdException w:name="Table Classic 4" w:semiHidden="0" w:uiPriority="0" w:unhideWhenUsed="0"/>
+    <w:lsdException w:name="Table Colorful 1" w:semiHidden="0" w:uiPriority="0" w:unhideWhenUsed="0"/>
+    <w:lsdException w:name="Table Colorful 2" w:semiHidden="0" w:uiPriority="0" w:unhideWhenUsed="0"/>
+    <w:lsdException w:name="Table Colorful 3" w:semiHidden="0" w:uiPriority="0" w:unhideWhenUsed="0"/>
+    <w:lsdException w:name="Table Columns 1" w:semiHidden="0" w:uiPriority="0" w:unhideWhenUsed="0"/>
+    <w:lsdException w:name="Table Columns 2" w:semiHidden="0" w:uiPriority="0" w:unhideWhenUsed="0"/>
+    <w:lsdException w:name="Table Columns 3" w:semiHidden="0" w:uiPriority="0" w:unhideWhenUsed="0"/>
+    <w:lsdException w:name="Table Columns 4" w:semiHidden="0" w:uiPriority="0" w:unhideWhenUsed="0"/>
+    <w:lsdException w:name="Table Columns 5" w:semiHidden="0" w:uiPriority="0" w:unhideWhenUsed="0"/>
+    <w:lsdException w:name="Table Grid 1" w:semiHidden="0" w:uiPriority="0" w:unhideWhenUsed="0"/>
+    <w:lsdException w:name="Table Grid 2" w:semiHidden="0" w:uiPriority="0" w:unhideWhenUsed="0"/>
+    <w:lsdException w:name="Table Grid 3" w:semiHidden="0" w:uiPriority="0" w:unhideWhenUsed="0"/>
+    <w:lsdException w:name="Table Grid 4" w:semiHidden="0" w:uiPriority="0" w:unhideWhenUsed="0"/>
+    <w:lsdException w:name="Table Grid 5" w:semiHidden="0" w:uiPriority="0" w:unhideWhenUsed="0"/>
+    <w:lsdException w:name="Table Grid 6" w:semiHidden="0" w:uiPriority="0" w:unhideWhenUsed="0"/>
+    <w:lsdException w:name="Table Grid 7" w:semiHidden="0" w:uiPriority="0" w:unhideWhenUsed="0"/>
+    <w:lsdException w:name="Table Grid 8" w:semiHidden="0" w:uiPriority="0" w:unhideWhenUsed="0"/>
+    <w:lsdException w:name="Table List 1" w:semiHidden="0" w:uiPriority="0" w:unhideWhenUsed="0"/>
+    <w:lsdException w:name="Table List 2" w:semiHidden="0" w:uiPriority="0" w:unhideWhenUsed="0"/>
+    <w:lsdException w:name="Table List 3" w:semiHidden="0" w:uiPriority="0" w:unhideWhenUsed="0"/>
+    <w:lsdException w:name="Table List 4" w:semiHidden="0" w:uiPriority="0" w:unhideWhenUsed="0"/>
+    <w:lsdException w:name="Table List 5" w:semiHidden="0" w:uiPriority="0" w:unhideWhenUsed="0"/>
+    <w:lsdException w:name="Table List 6" w:semiHidden="0" w:uiPriority="0" w:unhideWhenUsed="0"/>
+    <w:lsdException w:name="Table List 7" w:semiHidden="0" w:uiPriority="0" w:unhideWhenUsed="0"/>
+    <w:lsdException w:name="Table List 8" w:semiHidden="0" w:uiPriority="0" w:unhideWhenUsed="0"/>
+    <w:lsdException w:name="Table 3D effects 1" w:semiHidden="0" w:uiPriority="0" w:unhideWhenUsed="0"/>
+    <w:lsdException w:name="Table 3D effects 2" w:semiHidden="0" w:uiPriority="0" w:unhideWhenUsed="0"/>
+    <w:lsdException w:name="Table 3D effects 3" w:semiHidden="0" w:uiPriority="0" w:unhideWhenUsed="0"/>
+    <w:lsdException w:name="Table Contemporary" w:semiHidden="0" w:uiPriority="0" w:unhideWhenUsed="0"/>
+    <w:lsdException w:name="Table Elegant" w:semiHidden="0" w:uiPriority="0" w:unhideWhenUsed="0"/>
+    <w:lsdException w:name="Table Professional" w:semiHidden="0" w:uiPriority="0" w:unhideWhenUsed="0"/>
+    <w:lsdException w:name="Table Subtle 1" w:semiHidden="0" w:uiPriority="0" w:unhideWhenUsed="0"/>
+    <w:lsdException w:name="Table Subtle 2" w:semiHidden="0" w:uiPriority="0" w:unhideWhenUsed="0"/>
+    <w:lsdException w:name="Table Web 1" w:semiHidden="0" w:uiPriority="0" w:unhideWhenUsed="0"/>
+    <w:lsdException w:name="Table Web 2" w:semiHidden="0" w:uiPriority="0" w:unhideWhenUsed="0"/>
+    <w:lsdException w:name="Table Web 3" w:semiHidden="0" w:uiPriority="0" w:unhideWhenUsed="0"/>
+    <w:lsdException w:name="Balloon Text" w:semiHidden="0" w:uiPriority="0" w:unhideWhenUsed="0"/>
+    <w:lsdException w:name="Table Grid" w:semiHidden="0" w:uiPriority="0" w:unhideWhenUsed="0"/>
+    <w:lsdException w:name="Table Theme" w:semiHidden="0" w:uiPriority="0" w:unhideWhenUsed="0"/>
+    <w:lsdException w:name="Light Shading" w:semiHidden="0" w:uiPriority="60" w:unhideWhenUsed="0"/>
+    <w:lsdException w:name="Light List" w:semiHidden="0" w:uiPriority="61" w:unhideWhenUsed="0"/>
+    <w:lsdException w:name="Light Grid" w:semiHidden="0" w:uiPriority="62" w:unhideWhenUsed="0"/>
+    <w:lsdException w:name="Medium Shading 1" w:semiHidden="0" w:uiPriority="63" w:unhideWhenUsed="0"/>
+    <w:lsdException w:name="Medium Shading 2" w:semiHidden="0" w:uiPriority="64" w:unhideWhenUsed="0"/>
+    <w:lsdException w:name="Medium List 1" w:semiHidden="0" w:uiPriority="65" w:unhideWhenUsed="0"/>
+    <w:lsdException w:name="Medium List 2" w:semiHidden="0" w:uiPriority="66" w:unhideWhenUsed="0"/>
+    <w:lsdException w:name="Medium Grid 1" w:semiHidden="0" w:uiPriority="67" w:unhideWhenUsed="0"/>
+    <w:lsdException w:name="Medium Grid 2" w:semiHidden="0" w:uiPriority="68" w:unhideWhenUsed="0"/>
+    <w:lsdException w:name="Medium Grid 3" w:semiHidden="0" w:uiPriority="69" w:unhideWhenUsed="0"/>
+    <w:lsdException w:name="Dark List" w:semiHidden="0" w:uiPriority="70" w:unhideWhenUsed="0"/>
+    <w:lsdException w:name="Colorful Shading" w:semiHidden="0" w:uiPriority="71" w:unhideWhenUsed="0"/>
+    <w:lsdException w:name="Colorful List" w:semiHidden="0" w:uiPriority="72" w:unhideWhenUsed="0"/>
+    <w:lsdException w:name="Colorful Grid" w:semiHidden="0" w:uiPriority="73" w:unhideWhenUsed="0"/>
+    <w:lsdException w:name="Light Shading Accent 1" w:semiHidden="0" w:uiPriority="60" w:unhideWhenUsed="0"/>
+    <w:lsdException w:name="Light List Accent 1" w:semiHidden="0" w:uiPriority="61" w:unhideWhenUsed="0"/>
+    <w:lsdException w:name="Light Grid Accent 1" w:semiHidden="0" w:uiPriority="62" w:unhideWhenUsed="0"/>
+    <w:lsdException w:name="Medium Shading 1 Accent 1" w:semiHidden="0" w:uiPriority="63" w:unhideWhenUsed="0"/>
+    <w:lsdException w:name="Medium Shading 2 Accent 1" w:semiHidden="0" w:uiPriority="64" w:unhideWhenUsed="0"/>
+    <w:lsdException w:name="Medium List 1 Accent 1" w:semiHidden="0" w:uiPriority="65" w:unhideWhenUsed="0"/>
+    <w:lsdException w:name="Medium List 2 Accent 1" w:semiHidden="0" w:uiPriority="66" w:unhideWhenUsed="0"/>
+    <w:lsdException w:name="Medium Grid 1 Accent 1" w:semiHidden="0" w:uiPriority="67" w:unhideWhenUsed="0"/>
+    <w:lsdException w:name="Medium Grid 2 Accent 1" w:semiHidden="0" w:uiPriority="68" w:unhideWhenUsed="0"/>
+    <w:lsdException w:name="Medium Grid 3 Accent 1" w:semiHidden="0" w:uiPriority="69" w:unhideWhenUsed="0"/>
+    <w:lsdException w:name="Dark List Accent 1" w:semiHidden="0" w:uiPriority="70" w:unhideWhenUsed="0"/>
+    <w:lsdException w:name="Colorful Shading Accent 1" w:semiHidden="0" w:uiPriority="71" w:unhideWhenUsed="0"/>
+    <w:lsdException w:name="Colorful List Accent 1" w:semiHidden="0" w:uiPriority="72" w:unhideWhenUsed="0"/>
+    <w:lsdException w:name="Colorful Grid Accent 1" w:semiHidden="0" w:uiPriority="73" w:unhideWhenUsed="0"/>
+    <w:lsdException w:name="Light Shading Accent 2" w:semiHidden="0" w:uiPriority="60" w:unhideWhenUsed="0"/>
+    <w:lsdException w:name="Light List Accent 2" w:semiHidden="0" w:uiPriority="61" w:unhideWhenUsed="0"/>
+    <w:lsdException w:name="Light Grid Accent 2" w:semiHidden="0" w:uiPriority="62" w:unhideWhenUsed="0"/>
+    <w:lsdException w:name="Medium Shading 1 Accent 2" w:semiHidden="0" w:uiPriority="63" w:unhideWhenUsed="0"/>
+    <w:lsdException w:name="Medium Shading 2 Accent 2" w:semiHidden="0" w:uiPriority="64" w:unhideWhenUsed="0"/>
+    <w:lsdException w:name="Medium List 1 Accent 2" w:semiHidden="0" w:uiPriority="65" w:unhideWhenUsed="0"/>
+    <w:lsdException w:name="Medium List 2 Accent 2" w:semiHidden="0" w:uiPriority="66" w:unhideWhenUsed="0"/>
+    <w:lsdException w:name="Medium Grid 1 Accent 2" w:semiHidden="0" w:uiPriority="67" w:unhideWhenUsed="0"/>
+    <w:lsdException w:name="Medium Grid 2 Accent 2" w:semiHidden="0" w:uiPriority="68" w:unhideWhenUsed="0"/>
+    <w:lsdException w:name="Medium Grid 3 Accent 2" w:semiHidden="0" w:uiPriority="69" w:unhideWhenUsed="0"/>
+    <w:lsdException w:name="Dark List Accent 2" w:semiHidden="0" w:uiPriority="70" w:unhideWhenUsed="0"/>
+    <w:lsdException w:name="Colorful Shading Accent 2" w:semiHidden="0" w:uiPriority="71" w:unhideWhenUsed="0"/>
+    <w:lsdException w:name="Colorful List Accent 2" w:semiHidden="0" w:uiPriority="72" w:unhideWhenUsed="0"/>
+    <w:lsdException w:name="Colorful Grid Accent 2" w:semiHidden="0" w:uiPriority="73" w:unhideWhenUsed="0"/>
+    <w:lsdException w:name="Light Shading Accent 3" w:semiHidden="0" w:uiPriority="60" w:unhideWhenUsed="0"/>
+    <w:lsdException w:name="Light List Accent 3" w:semiHidden="0" w:uiPriority="61" w:unhideWhenUsed="0"/>
+    <w:lsdException w:name="Light Grid Accent 3" w:semiHidden="0" w:uiPriority="62" w:unhideWhenUsed="0"/>
+    <w:lsdException w:name="Medium Shading 1 Accent 3" w:semiHidden="0" w:uiPriority="63" w:unhideWhenUsed="0"/>
+    <w:lsdException w:name="Medium Shading 2 Accent 3" w:semiHidden="0" w:uiPriority="64" w:unhideWhenUsed="0"/>
+    <w:lsdException w:name="Medium List 1 Accent 3" w:semiHidden="0" w:uiPriority="65" w:unhideWhenUsed="0"/>
+    <w:lsdException w:name="Medium List 2 Accent 3" w:semiHidden="0" w:uiPriority="66" w:unhideWhenUsed="0"/>
+    <w:lsdException w:name="Medium Grid 1 Accent 3" w:semiHidden="0" w:uiPriority="67" w:unhideWhenUsed="0"/>
+    <w:lsdException w:name="Medium Grid 2 Accent 3" w:semiHidden="0" w:uiPriority="68" w:unhideWhenUsed="0"/>
+    <w:lsdException w:name="Medium Grid 3 Accent 3" w:semiHidden="0" w:uiPriority="69" w:unhideWhenUsed="0"/>
+    <w:lsdException w:name="Dark List Accent 3" w:semiHidden="0" w:uiPriority="70" w:unhideWhenUsed="0"/>
+    <w:lsdException w:name="Colorful Shading Accent 3" w:semiHidden="0" w:uiPriority="71" w:unhideWhenUsed="0"/>
+    <w:lsdException w:name="Colorful List Accent 3" w:semiHidden="0" w:uiPriority="72" w:unhideWhenUsed="0"/>
+    <w:lsdException w:name="Colorful Grid Accent 3" w:semiHidden="0" w:uiPriority="73" w:unhideWhenUsed="0"/>
+    <w:lsdException w:name="Light Shading Accent 4" w:semiHidden="0" w:uiPriority="60" w:unhideWhenUsed="0"/>
+    <w:lsdException w:name="Light List Accent 4" w:semiHidden="0" w:uiPriority="61" w:unhideWhenUsed="0"/>
+    <w:lsdException w:name="Light Grid Accent 4" w:semiHidden="0" w:uiPriority="62" w:unhideWhenUsed="0"/>
+    <w:lsdException w:name="Medium Shading 1 Accent 4" w:semiHidden="0" w:uiPriority="63" w:unhideWhenUsed="0"/>
+    <w:lsdException w:name="Medium Shading 2 Accent 4" w:semiHidden="0" w:uiPriority="64" w:unhideWhenUsed="0"/>
+    <w:lsdException w:name="Medium List 1 Accent 4" w:semiHidden="0" w:uiPriority="65" w:unhideWhenUsed="0"/>
+    <w:lsdException w:name="Medium List 2 Accent 4" w:semiHidden="0" w:uiPriority="66" w:unhideWhenUsed="0"/>
+    <w:lsdException w:name="Medium Grid 1 Accent 4" w:semiHidden="0" w:uiPriority="67" w:unhideWhenUsed="0"/>
+    <w:lsdException w:name="Medium Grid 2 Accent 4" w:semiHidden="0" w:uiPriority="68" w:unhideWhenUsed="0"/>
+    <w:lsdException w:name="Medium Grid 3 Accent 4" w:semiHidden="0" w:uiPriority="69" w:unhideWhenUsed="0"/>
+    <w:lsdException w:name="Dark List Accent 4" w:semiHidden="0" w:uiPriority="70" w:unhideWhenUsed="0"/>
+    <w:lsdException w:name="Colorful Shading Accent 4" w:semiHidden="0" w:uiPriority="71" w:unhideWhenUsed="0"/>
+    <w:lsdException w:name="Colorful List Accent 4" w:semiHidden="0" w:uiPriority="72" w:unhideWhenUsed="0"/>
+    <w:lsdException w:name="Colorful Grid Accent 4" w:semiHidden="0" w:uiPriority="73" w:unhideWhenUsed="0"/>
+    <w:lsdException w:name="Light Shading Accent 5" w:semiHidden="0" w:uiPriority="60" w:unhideWhenUsed="0"/>
+    <w:lsdException w:name="Light List Accent 5" w:semiHidden="0" w:uiPriority="61" w:unhideWhenUsed="0"/>
+    <w:lsdException w:name="Light Grid Accent 5" w:semiHidden="0" w:uiPriority="62" w:unhideWhenUsed="0"/>
+    <w:lsdException w:name="Medium Shading 1 Accent 5" w:semiHidden="0" w:uiPriority="63" w:unhideWhenUsed="0"/>
+    <w:lsdException w:name="Medium Shading 2 Accent 5" w:semiHidden="0" w:uiPriority="64" w:unhideWhenUsed="0"/>
+    <w:lsdException w:name="Medium List 1 Accent 5" w:semiHidden="0" w:uiPriority="65" w:unhideWhenUsed="0"/>
+    <w:lsdException w:name="Medium List 2 Accent 5" w:semiHidden="0" w:uiPriority="66" w:unhideWhenUsed="0"/>
+    <w:lsdException w:name="Medium Grid 1 Accent 5" w:semiHidden="0" w:uiPriority="67" w:unhideWhenUsed="0"/>
+    <w:lsdException w:name="Medium Grid 2 Accent 5" w:semiHidden="0" w:uiPriority="68" w:unhideWhenUsed="0"/>
+    <w:lsdException w:name="Medium Grid 3 Accent 5" w:semiHidden="0" w:uiPriority="69" w:unhideWhenUsed="0"/>
+    <w:lsdException w:name="Dark List Accent 5" w:semiHidden="0" w:uiPriority="70" w:unhideWhenUsed="0"/>
+    <w:lsdException w:name="Colorful Shading Accent 5" w:semiHidden="0" w:uiPriority="71" w:unhideWhenUsed="0"/>
+    <w:lsdException w:name="Colorful List Accent 5" w:semiHidden="0" w:uiPriority="72" w:unhideWhenUsed="0"/>
+    <w:lsdException w:name="Colorful Grid Accent 5" w:semiHidden="0" w:uiPriority="73" w:unhideWhenUsed="0"/>
+    <w:lsdException w:name="Light Shading Accent 6" w:semiHidden="0" w:uiPriority="60" w:unhideWhenUsed="0"/>
+    <w:lsdException w:name="Light List Accent 6" w:semiHidden="0" w:uiPriority="61" w:unhideWhenUsed="0"/>
+    <w:lsdException w:name="Light Grid Accent 6" w:semiHidden="0" w:uiPriority="62" w:unhideWhenUsed="0"/>
+    <w:lsdException w:name="Medium Shading 1 Accent 6" w:semiHidden="0" w:uiPriority="63" w:unhideWhenUsed="0"/>
+    <w:lsdException w:name="Medium Shading 2 Accent 6" w:semiHidden="0" w:uiPriority="64" w:unhideWhenUsed="0"/>
+    <w:lsdException w:name="Medium List 1 Accent 6" w:semiHidden="0" w:uiPriority="65" w:unhideWhenUsed="0"/>
+    <w:lsdException w:name="Medium List 2 Accent 6" w:semiHidden="0" w:uiPriority="66" w:unhideWhenUsed="0"/>
+    <w:lsdException w:name="Medium Grid 1 Accent 6" w:semiHidden="0" w:uiPriority="67" w:unhideWhenUsed="0"/>
+    <w:lsdException w:name="Medium Grid 2 Accent 6" w:semiHidden="0" w:uiPriority="68" w:unhideWhenUsed="0"/>
+    <w:lsdException w:name="Medium Grid 3 Accent 6" w:semiHidden="0" w:uiPriority="69" w:unhideWhenUsed="0"/>
+    <w:lsdException w:name="Dark List Accent 6" w:semiHidden="0" w:uiPriority="70" w:unhideWhenUsed="0"/>
+    <w:lsdException w:name="Colorful Shading Accent 6" w:semiHidden="0" w:uiPriority="71" w:unhideWhenUsed="0"/>
+    <w:lsdException w:name="Colorful List Accent 6" w:semiHidden="0" w:uiPriority="72" w:unhideWhenUsed="0"/>
+    <w:lsdException w:name="Colorful Grid Accent 6" w:semiHidden="0" w:uiPriority="73" w:unhideWhenUsed="0"/>
   </w:latentStyles>
-  <w:style w:type="paragraph" w:default="1" w:styleId="1">
+  <w:style w:type="paragraph" w:default="1" w:styleId="Normal">
     <w:name w:val="Normal"/>
     <w:qFormat/>
-    <w:uiPriority w:val="0"/>
     <w:pPr>
       <w:kinsoku w:val="0"/>
       <w:autoSpaceDE w:val="0"/>
@@ -7143,7 +6996,7 @@
       <w:textAlignment w:val="baseline"/>
     </w:pPr>
     <w:rPr>
-      <w:rFonts w:ascii="Arial" w:hAnsi="Arial" w:eastAsia="宋体" w:cs="Arial"/>
+      <w:rFonts w:ascii="Arial" w:eastAsia="宋体" w:hAnsi="Arial" w:cs="Arial"/>
       <w:snapToGrid w:val="0"/>
       <w:color w:val="000000"/>
       <w:kern w:val="0"/>
@@ -7152,16 +7005,14 @@
       <w:lang w:val="en-US" w:eastAsia="en-US" w:bidi="ar-SA"/>
     </w:rPr>
   </w:style>
-  <w:style w:type="character" w:default="1" w:styleId="5">
+  <w:style w:type="character" w:default="1" w:styleId="DefaultParagraphFont">
     <w:name w:val="Default Paragraph Font"/>
     <w:semiHidden/>
     <w:qFormat/>
-    <w:uiPriority w:val="0"/>
   </w:style>
-  <w:style w:type="table" w:default="1" w:styleId="4">
+  <w:style w:type="table" w:default="1" w:styleId="TableNormal">
     <w:name w:val="Normal Table"/>
     <w:semiHidden/>
-    <w:uiPriority w:val="0"/>
     <w:tblPr>
       <w:tblCellMar>
         <w:top w:w="0" w:type="dxa"/>
@@ -7171,23 +7022,21 @@
       </w:tblCellMar>
     </w:tblPr>
   </w:style>
-  <w:style w:type="paragraph" w:styleId="2">
+  <w:style w:type="paragraph" w:styleId="BodyText">
     <w:name w:val="Body Text"/>
-    <w:basedOn w:val="1"/>
+    <w:basedOn w:val="Normal"/>
     <w:semiHidden/>
     <w:qFormat/>
-    <w:uiPriority w:val="0"/>
     <w:rPr>
-      <w:rFonts w:ascii="Arial" w:hAnsi="Arial" w:eastAsia="Arial" w:cs="Arial"/>
+      <w:rFonts w:ascii="Arial" w:eastAsia="Arial" w:hAnsi="Arial" w:cs="Arial"/>
       <w:sz w:val="21"/>
       <w:szCs w:val="21"/>
       <w:lang w:val="en-US" w:eastAsia="en-US" w:bidi="ar-SA"/>
     </w:rPr>
   </w:style>
-  <w:style w:type="paragraph" w:styleId="3">
+  <w:style w:type="paragraph" w:styleId="NormalWeb">
     <w:name w:val="Normal (Web)"/>
-    <w:basedOn w:val="1"/>
-    <w:uiPriority w:val="0"/>
+    <w:basedOn w:val="Normal"/>
     <w:pPr>
       <w:spacing w:before="0" w:beforeAutospacing="1" w:after="0" w:afterAutospacing="1"/>
       <w:ind w:left="0" w:right="0"/>
@@ -7196,14 +7045,13 @@
     <w:rPr>
       <w:kern w:val="0"/>
       <w:sz w:val="24"/>
-      <w:lang w:val="en-US" w:eastAsia="zh-CN" w:bidi="ar"/>
+      <w:lang w:val="en-US" w:eastAsia="zh-CN"/>
     </w:rPr>
   </w:style>
-  <w:style w:type="paragraph" w:customStyle="1" w:styleId="6">
+  <w:style w:type="paragraph" w:customStyle="1" w:styleId="a">
     <w:name w:val="柴_正文_无缩进"/>
-    <w:basedOn w:val="1"/>
+    <w:basedOn w:val="Normal"/>
     <w:qFormat/>
-    <w:uiPriority w:val="0"/>
     <w:pPr>
       <w:ind w:firstLine="0" w:firstLineChars="0"/>
     </w:pPr>
@@ -7213,17 +7061,16 @@
       <w:lang w:eastAsia="zh-CN"/>
     </w:rPr>
   </w:style>
-  <w:style w:type="paragraph" w:customStyle="1" w:styleId="7">
+  <w:style w:type="paragraph" w:customStyle="1" w:styleId="a0">
     <w:name w:val="柴_正文"/>
-    <w:basedOn w:val="2"/>
+    <w:basedOn w:val="BodyText"/>
     <w:qFormat/>
-    <w:uiPriority w:val="0"/>
     <w:pPr>
       <w:spacing w:line="360" w:lineRule="auto"/>
       <w:ind w:firstLine="470" w:firstLineChars="200"/>
     </w:pPr>
     <w:rPr>
-      <w:rFonts w:ascii="Arial" w:hAnsi="Arial" w:eastAsia="宋体"/>
+      <w:rFonts w:ascii="Arial" w:eastAsia="宋体" w:hAnsi="Arial"/>
       <w:sz w:val="24"/>
       <w:lang w:eastAsia="zh-CN"/>
     </w:rPr>
